--- a/docs/Cronograma de Desenvolvimento.docx
+++ b/docs/Cronograma de Desenvolvimento.docx
@@ -34,13 +34,7 @@
         <w:t>Período: 16/02/2026 a 15/06/2026</w:t>
       </w:r>
     </w:p>
-    <w:p>
-      <w:r>
-        <w:pict w14:anchorId="38C62DCC">
-          <v:rect id="_x0000_i1061" style="width:0;height:1.5pt" o:hralign="center" o:hrstd="t" o:hr="t" fillcolor="#a0a0a0" stroked="f"/>
-        </w:pict>
-      </w:r>
-    </w:p>
+    <w:p/>
     <w:p>
       <w:pPr>
         <w:pStyle w:val="Ttulo1"/>
@@ -104,14 +98,14 @@
         <w:pStyle w:val="Ttulo2"/>
       </w:pPr>
       <w:r>
-        <w:t>Semana 2 (23/02 – 01/03)</w:t>
-      </w:r>
-    </w:p>
-    <w:p>
-      <w:pPr>
-        <w:numPr>
-          <w:ilvl w:val="0"/>
-          <w:numId w:val="2"/>
+        <w:t xml:space="preserve">Semana 2 (23/02 – 01/03) </w:t>
+      </w:r>
+    </w:p>
+    <w:p>
+      <w:pPr>
+        <w:numPr>
+          <w:ilvl w:val="0"/>
+          <w:numId w:val="11"/>
         </w:numPr>
       </w:pPr>
       <w:r>
@@ -122,7 +116,7 @@
       <w:pPr>
         <w:numPr>
           <w:ilvl w:val="0"/>
-          <w:numId w:val="2"/>
+          <w:numId w:val="11"/>
         </w:numPr>
       </w:pPr>
       <w:r>
@@ -133,7 +127,7 @@
       <w:pPr>
         <w:numPr>
           <w:ilvl w:val="0"/>
-          <w:numId w:val="2"/>
+          <w:numId w:val="11"/>
         </w:numPr>
       </w:pPr>
       <w:r>
@@ -145,14 +139,14 @@
         <w:pStyle w:val="Ttulo2"/>
       </w:pPr>
       <w:r>
-        <w:t>Semana 3 (02/03 – 08/03)</w:t>
-      </w:r>
-    </w:p>
-    <w:p>
-      <w:pPr>
-        <w:numPr>
-          <w:ilvl w:val="0"/>
-          <w:numId w:val="3"/>
+        <w:t xml:space="preserve">Semana 3 (02/03 – 08/03) </w:t>
+      </w:r>
+    </w:p>
+    <w:p>
+      <w:pPr>
+        <w:numPr>
+          <w:ilvl w:val="0"/>
+          <w:numId w:val="12"/>
         </w:numPr>
       </w:pPr>
       <w:r>
@@ -163,7 +157,7 @@
       <w:pPr>
         <w:numPr>
           <w:ilvl w:val="0"/>
-          <w:numId w:val="3"/>
+          <w:numId w:val="12"/>
         </w:numPr>
       </w:pPr>
       <w:r>
@@ -174,7 +168,7 @@
       <w:pPr>
         <w:numPr>
           <w:ilvl w:val="0"/>
-          <w:numId w:val="3"/>
+          <w:numId w:val="12"/>
         </w:numPr>
       </w:pPr>
       <w:r>
@@ -186,25 +180,25 @@
         <w:pStyle w:val="Ttulo2"/>
       </w:pPr>
       <w:r>
-        <w:t>Semana 4 (09/03 – 15/03)</w:t>
-      </w:r>
-    </w:p>
-    <w:p>
-      <w:pPr>
-        <w:numPr>
-          <w:ilvl w:val="0"/>
-          <w:numId w:val="4"/>
-        </w:numPr>
-      </w:pPr>
-      <w:r>
-        <w:t>Entrevistas com usuárias do clube do livro</w:t>
-      </w:r>
-    </w:p>
-    <w:p>
-      <w:pPr>
-        <w:numPr>
-          <w:ilvl w:val="0"/>
-          <w:numId w:val="4"/>
+        <w:t xml:space="preserve">Semana 4 (09/03 – 15/03) </w:t>
+      </w:r>
+    </w:p>
+    <w:p>
+      <w:pPr>
+        <w:numPr>
+          <w:ilvl w:val="0"/>
+          <w:numId w:val="13"/>
+        </w:numPr>
+      </w:pPr>
+      <w:r>
+        <w:t>Formulários desenvolvidos e enviados para usuárias do clube do livro</w:t>
+      </w:r>
+    </w:p>
+    <w:p>
+      <w:pPr>
+        <w:numPr>
+          <w:ilvl w:val="0"/>
+          <w:numId w:val="13"/>
         </w:numPr>
       </w:pPr>
       <w:r>
@@ -215,7 +209,7 @@
       <w:pPr>
         <w:numPr>
           <w:ilvl w:val="0"/>
-          <w:numId w:val="4"/>
+          <w:numId w:val="13"/>
         </w:numPr>
       </w:pPr>
       <w:r>
@@ -226,25 +220,21 @@
       <w:pPr>
         <w:numPr>
           <w:ilvl w:val="0"/>
-          <w:numId w:val="4"/>
+          <w:numId w:val="13"/>
         </w:numPr>
       </w:pPr>
       <w:r>
         <w:t>Construção da jornada do usuário (situação atual e proposta)</w:t>
       </w:r>
     </w:p>
-    <w:p>
-      <w:r>
-        <w:pict w14:anchorId="25D7CB9E">
-          <v:rect id="_x0000_i1062" style="width:0;height:1.5pt" o:hralign="center" o:hrstd="t" o:hr="t" fillcolor="#a0a0a0" stroked="f"/>
-        </w:pict>
-      </w:r>
-    </w:p>
+    <w:p/>
+    <w:p/>
     <w:p>
       <w:pPr>
         <w:pStyle w:val="Ttulo1"/>
       </w:pPr>
       <w:r>
+        <w:lastRenderedPageBreak/>
         <w:t>Fase 2 – Requisitos e Arquitetura</w:t>
       </w:r>
     </w:p>
@@ -262,14 +252,14 @@
         <w:pStyle w:val="Ttulo2"/>
       </w:pPr>
       <w:r>
-        <w:t>Semana 5 (16/03 – 22/03)</w:t>
-      </w:r>
-    </w:p>
-    <w:p>
-      <w:pPr>
-        <w:numPr>
-          <w:ilvl w:val="0"/>
-          <w:numId w:val="5"/>
+        <w:t xml:space="preserve">Semana 5 (16/03 – 22/03) </w:t>
+      </w:r>
+    </w:p>
+    <w:p>
+      <w:pPr>
+        <w:numPr>
+          <w:ilvl w:val="0"/>
+          <w:numId w:val="14"/>
         </w:numPr>
       </w:pPr>
       <w:r>
@@ -280,7 +270,7 @@
       <w:pPr>
         <w:numPr>
           <w:ilvl w:val="0"/>
-          <w:numId w:val="5"/>
+          <w:numId w:val="14"/>
         </w:numPr>
       </w:pPr>
       <w:r>
@@ -291,7 +281,7 @@
       <w:pPr>
         <w:numPr>
           <w:ilvl w:val="0"/>
-          <w:numId w:val="5"/>
+          <w:numId w:val="14"/>
         </w:numPr>
       </w:pPr>
       <w:r>
@@ -310,7 +300,7 @@
       <w:pPr>
         <w:numPr>
           <w:ilvl w:val="0"/>
-          <w:numId w:val="6"/>
+          <w:numId w:val="15"/>
         </w:numPr>
       </w:pPr>
       <w:r>
@@ -321,7 +311,7 @@
       <w:pPr>
         <w:numPr>
           <w:ilvl w:val="0"/>
-          <w:numId w:val="6"/>
+          <w:numId w:val="15"/>
         </w:numPr>
       </w:pPr>
       <w:r>
@@ -340,7 +330,7 @@
       <w:pPr>
         <w:numPr>
           <w:ilvl w:val="0"/>
-          <w:numId w:val="6"/>
+          <w:numId w:val="15"/>
         </w:numPr>
       </w:pPr>
       <w:r>
@@ -351,7 +341,7 @@
       <w:pPr>
         <w:numPr>
           <w:ilvl w:val="0"/>
-          <w:numId w:val="6"/>
+          <w:numId w:val="15"/>
         </w:numPr>
       </w:pPr>
       <w:r>
@@ -370,7 +360,7 @@
       <w:pPr>
         <w:numPr>
           <w:ilvl w:val="0"/>
-          <w:numId w:val="7"/>
+          <w:numId w:val="16"/>
         </w:numPr>
       </w:pPr>
       <w:r>
@@ -381,7 +371,7 @@
       <w:pPr>
         <w:numPr>
           <w:ilvl w:val="0"/>
-          <w:numId w:val="7"/>
+          <w:numId w:val="16"/>
         </w:numPr>
       </w:pPr>
       <w:r>
@@ -392,7 +382,7 @@
       <w:pPr>
         <w:numPr>
           <w:ilvl w:val="0"/>
-          <w:numId w:val="7"/>
+          <w:numId w:val="16"/>
         </w:numPr>
       </w:pPr>
       <w:r>
@@ -411,7 +401,7 @@
       <w:pPr>
         <w:numPr>
           <w:ilvl w:val="0"/>
-          <w:numId w:val="8"/>
+          <w:numId w:val="17"/>
         </w:numPr>
       </w:pPr>
       <w:r>
@@ -422,7 +412,7 @@
       <w:pPr>
         <w:numPr>
           <w:ilvl w:val="0"/>
-          <w:numId w:val="8"/>
+          <w:numId w:val="17"/>
         </w:numPr>
       </w:pPr>
       <w:r>
@@ -433,25 +423,26 @@
       <w:pPr>
         <w:numPr>
           <w:ilvl w:val="0"/>
-          <w:numId w:val="8"/>
+          <w:numId w:val="17"/>
         </w:numPr>
       </w:pPr>
       <w:r>
         <w:t>Revisão geral da arquitetura</w:t>
       </w:r>
     </w:p>
-    <w:p>
-      <w:r>
-        <w:pict w14:anchorId="62AB4470">
-          <v:rect id="_x0000_i1063" style="width:0;height:1.5pt" o:hralign="center" o:hrstd="t" o:hr="t" fillcolor="#a0a0a0" stroked="f"/>
-        </w:pict>
-      </w:r>
-    </w:p>
+    <w:p/>
+    <w:p/>
+    <w:p/>
+    <w:p/>
+    <w:p/>
+    <w:p/>
+    <w:p/>
     <w:p>
       <w:pPr>
         <w:pStyle w:val="Ttulo1"/>
       </w:pPr>
       <w:r>
+        <w:lastRenderedPageBreak/>
         <w:t>Fase 3 – UX e Preparação Técnica</w:t>
       </w:r>
     </w:p>
@@ -476,7 +467,7 @@
       <w:pPr>
         <w:numPr>
           <w:ilvl w:val="0"/>
-          <w:numId w:val="9"/>
+          <w:numId w:val="18"/>
         </w:numPr>
       </w:pPr>
       <w:r>
@@ -495,7 +486,7 @@
       <w:pPr>
         <w:numPr>
           <w:ilvl w:val="0"/>
-          <w:numId w:val="9"/>
+          <w:numId w:val="18"/>
         </w:numPr>
       </w:pPr>
       <w:r>
@@ -506,7 +497,7 @@
       <w:pPr>
         <w:numPr>
           <w:ilvl w:val="0"/>
-          <w:numId w:val="9"/>
+          <w:numId w:val="18"/>
         </w:numPr>
       </w:pPr>
       <w:r>
@@ -517,20 +508,14 @@
       <w:pPr>
         <w:numPr>
           <w:ilvl w:val="0"/>
-          <w:numId w:val="9"/>
+          <w:numId w:val="18"/>
         </w:numPr>
       </w:pPr>
       <w:r>
         <w:t>Configuração inicial do ambiente de desenvolvimento</w:t>
       </w:r>
     </w:p>
-    <w:p>
-      <w:r>
-        <w:pict w14:anchorId="5F6D66EF">
-          <v:rect id="_x0000_i1064" style="width:0;height:1.5pt" o:hralign="center" o:hrstd="t" o:hr="t" fillcolor="#a0a0a0" stroked="f"/>
-        </w:pict>
-      </w:r>
-    </w:p>
+    <w:p/>
     <w:p>
       <w:pPr>
         <w:pStyle w:val="Ttulo1"/>
@@ -560,7 +545,7 @@
       <w:pPr>
         <w:numPr>
           <w:ilvl w:val="0"/>
-          <w:numId w:val="10"/>
+          <w:numId w:val="2"/>
         </w:numPr>
       </w:pPr>
       <w:r>
@@ -584,7 +569,7 @@
       <w:pPr>
         <w:numPr>
           <w:ilvl w:val="0"/>
-          <w:numId w:val="10"/>
+          <w:numId w:val="2"/>
         </w:numPr>
       </w:pPr>
       <w:r>
@@ -595,7 +580,7 @@
       <w:pPr>
         <w:numPr>
           <w:ilvl w:val="0"/>
-          <w:numId w:val="10"/>
+          <w:numId w:val="2"/>
         </w:numPr>
       </w:pPr>
       <w:r>
@@ -606,7 +591,7 @@
       <w:pPr>
         <w:numPr>
           <w:ilvl w:val="0"/>
-          <w:numId w:val="10"/>
+          <w:numId w:val="2"/>
         </w:numPr>
       </w:pPr>
       <w:r>
@@ -625,7 +610,7 @@
       <w:pPr>
         <w:numPr>
           <w:ilvl w:val="0"/>
-          <w:numId w:val="11"/>
+          <w:numId w:val="3"/>
         </w:numPr>
       </w:pPr>
       <w:r>
@@ -636,7 +621,7 @@
       <w:pPr>
         <w:numPr>
           <w:ilvl w:val="0"/>
-          <w:numId w:val="11"/>
+          <w:numId w:val="3"/>
         </w:numPr>
       </w:pPr>
       <w:r>
@@ -647,7 +632,7 @@
       <w:pPr>
         <w:numPr>
           <w:ilvl w:val="0"/>
-          <w:numId w:val="11"/>
+          <w:numId w:val="3"/>
         </w:numPr>
       </w:pPr>
       <w:r>
@@ -666,7 +651,7 @@
       <w:pPr>
         <w:numPr>
           <w:ilvl w:val="0"/>
-          <w:numId w:val="12"/>
+          <w:numId w:val="4"/>
         </w:numPr>
       </w:pPr>
       <w:r>
@@ -677,7 +662,7 @@
       <w:pPr>
         <w:numPr>
           <w:ilvl w:val="0"/>
-          <w:numId w:val="12"/>
+          <w:numId w:val="4"/>
         </w:numPr>
       </w:pPr>
       <w:r>
@@ -688,7 +673,7 @@
       <w:pPr>
         <w:numPr>
           <w:ilvl w:val="0"/>
-          <w:numId w:val="12"/>
+          <w:numId w:val="4"/>
         </w:numPr>
       </w:pPr>
       <w:r>
@@ -707,7 +692,7 @@
       <w:pPr>
         <w:numPr>
           <w:ilvl w:val="0"/>
-          <w:numId w:val="13"/>
+          <w:numId w:val="5"/>
         </w:numPr>
       </w:pPr>
       <w:r>
@@ -718,7 +703,7 @@
       <w:pPr>
         <w:numPr>
           <w:ilvl w:val="0"/>
-          <w:numId w:val="13"/>
+          <w:numId w:val="5"/>
         </w:numPr>
       </w:pPr>
       <w:r>
@@ -729,7 +714,7 @@
       <w:pPr>
         <w:numPr>
           <w:ilvl w:val="0"/>
-          <w:numId w:val="13"/>
+          <w:numId w:val="5"/>
         </w:numPr>
       </w:pPr>
       <w:r>
@@ -741,6 +726,7 @@
         <w:pStyle w:val="Ttulo2"/>
       </w:pPr>
       <w:r>
+        <w:lastRenderedPageBreak/>
         <w:t>Semana 14 (18/05 – 24/05)</w:t>
       </w:r>
     </w:p>
@@ -748,7 +734,7 @@
       <w:pPr>
         <w:numPr>
           <w:ilvl w:val="0"/>
-          <w:numId w:val="14"/>
+          <w:numId w:val="6"/>
         </w:numPr>
       </w:pPr>
       <w:r>
@@ -759,7 +745,7 @@
       <w:pPr>
         <w:numPr>
           <w:ilvl w:val="0"/>
-          <w:numId w:val="14"/>
+          <w:numId w:val="6"/>
         </w:numPr>
       </w:pPr>
       <w:r>
@@ -770,27 +756,26 @@
       <w:pPr>
         <w:numPr>
           <w:ilvl w:val="0"/>
-          <w:numId w:val="14"/>
+          <w:numId w:val="6"/>
         </w:numPr>
       </w:pPr>
       <w:r>
         <w:t>Ajustes de interface e experiência do usuário</w:t>
       </w:r>
     </w:p>
-    <w:p>
-      <w:r>
-        <w:pict w14:anchorId="0312CE66">
-          <v:rect id="_x0000_i1065" style="width:0;height:1.5pt" o:hralign="center" o:hrstd="t" o:hr="t" fillcolor="#a0a0a0" stroked="f"/>
-        </w:pict>
-      </w:r>
-    </w:p>
+    <w:p/>
     <w:p>
       <w:pPr>
         <w:pStyle w:val="Ttulo1"/>
       </w:pPr>
       <w:r>
-        <w:t>Fase 5 – Testes, Ajustes e Deploy</w:t>
-      </w:r>
+        <w:t xml:space="preserve">Fase 5 – Testes, Ajustes e </w:t>
+      </w:r>
+      <w:proofErr w:type="spellStart"/>
+      <w:r>
+        <w:t>Deploy</w:t>
+      </w:r>
+      <w:proofErr w:type="spellEnd"/>
     </w:p>
     <w:p>
       <w:r>
@@ -813,7 +798,7 @@
       <w:pPr>
         <w:numPr>
           <w:ilvl w:val="0"/>
-          <w:numId w:val="15"/>
+          <w:numId w:val="7"/>
         </w:numPr>
       </w:pPr>
       <w:r>
@@ -824,7 +809,7 @@
       <w:pPr>
         <w:numPr>
           <w:ilvl w:val="0"/>
-          <w:numId w:val="15"/>
+          <w:numId w:val="7"/>
         </w:numPr>
       </w:pPr>
       <w:r>
@@ -835,7 +820,7 @@
       <w:pPr>
         <w:numPr>
           <w:ilvl w:val="0"/>
-          <w:numId w:val="15"/>
+          <w:numId w:val="7"/>
         </w:numPr>
       </w:pPr>
       <w:r>
@@ -854,7 +839,7 @@
       <w:pPr>
         <w:numPr>
           <w:ilvl w:val="0"/>
-          <w:numId w:val="16"/>
+          <w:numId w:val="8"/>
         </w:numPr>
       </w:pPr>
       <w:r>
@@ -870,7 +855,7 @@
       <w:pPr>
         <w:numPr>
           <w:ilvl w:val="0"/>
-          <w:numId w:val="16"/>
+          <w:numId w:val="8"/>
         </w:numPr>
       </w:pPr>
       <w:r>
@@ -881,20 +866,14 @@
       <w:pPr>
         <w:numPr>
           <w:ilvl w:val="0"/>
-          <w:numId w:val="16"/>
+          <w:numId w:val="8"/>
         </w:numPr>
       </w:pPr>
       <w:r>
         <w:t>Documentação técnica do projeto</w:t>
       </w:r>
     </w:p>
-    <w:p>
-      <w:r>
-        <w:pict w14:anchorId="0384BDEE">
-          <v:rect id="_x0000_i1066" style="width:0;height:1.5pt" o:hralign="center" o:hrstd="t" o:hr="t" fillcolor="#a0a0a0" stroked="f"/>
-        </w:pict>
-      </w:r>
-    </w:p>
+    <w:p/>
     <w:p>
       <w:pPr>
         <w:pStyle w:val="Ttulo1"/>
@@ -924,7 +903,7 @@
       <w:pPr>
         <w:numPr>
           <w:ilvl w:val="0"/>
-          <w:numId w:val="17"/>
+          <w:numId w:val="9"/>
         </w:numPr>
       </w:pPr>
       <w:r>
@@ -935,7 +914,7 @@
       <w:pPr>
         <w:numPr>
           <w:ilvl w:val="0"/>
-          <w:numId w:val="17"/>
+          <w:numId w:val="9"/>
         </w:numPr>
       </w:pPr>
       <w:r>
@@ -946,7 +925,7 @@
       <w:pPr>
         <w:numPr>
           <w:ilvl w:val="0"/>
-          <w:numId w:val="17"/>
+          <w:numId w:val="9"/>
         </w:numPr>
       </w:pPr>
       <w:r>
@@ -965,7 +944,7 @@
       <w:pPr>
         <w:numPr>
           <w:ilvl w:val="0"/>
-          <w:numId w:val="18"/>
+          <w:numId w:val="10"/>
         </w:numPr>
       </w:pPr>
       <w:r>
@@ -976,7 +955,7 @@
       <w:pPr>
         <w:numPr>
           <w:ilvl w:val="0"/>
-          <w:numId w:val="18"/>
+          <w:numId w:val="10"/>
         </w:numPr>
       </w:pPr>
       <w:r>
@@ -987,8 +966,8 @@
     <w:sectPr>
       <w:pgSz w:w="11906" w:h="16838"/>
       <w:pgMar w:top="1417" w:right="1701" w:bottom="1417" w:left="1701" w:header="708" w:footer="708" w:gutter="0"/>
-      <w:cols w:space="708"/>
-      <w:docGrid w:linePitch="360"/>
+      <w:pgNumType w:start="1"/>
+      <w:cols w:space="720"/>
     </w:sectPr>
   </w:body>
 </w:document>
@@ -997,2740 +976,2416 @@
 <file path=word/numbering.xml><?xml version="1.0" encoding="utf-8"?>
 <w:numbering xmlns:wpc="http://schemas.microsoft.com/office/word/2010/wordprocessingCanvas" xmlns:cx="http://schemas.microsoft.com/office/drawing/2014/chartex" xmlns:cx1="http://schemas.microsoft.com/office/drawing/2015/9/8/chartex" xmlns:cx2="http://schemas.microsoft.com/office/drawing/2015/10/21/chartex" xmlns:cx3="http://schemas.microsoft.com/office/drawing/2016/5/9/chartex" xmlns:cx4="http://schemas.microsoft.com/office/drawing/2016/5/10/chartex" xmlns:cx5="http://schemas.microsoft.com/office/drawing/2016/5/11/chartex" xmlns:cx6="http://schemas.microsoft.com/office/drawing/2016/5/12/chartex" xmlns:cx7="http://schemas.microsoft.com/office/drawing/2016/5/13/chartex" xmlns:cx8="http://schemas.microsoft.com/office/drawing/2016/5/14/chartex" xmlns:mc="http://schemas.openxmlformats.org/markup-compatibility/2006" xmlns:aink="http://schemas.microsoft.com/office/drawing/2016/ink" xmlns:am3d="http://schemas.microsoft.com/office/drawing/2017/model3d" xmlns:o="urn:schemas-microsoft-com:office:office" xmlns:oel="http://schemas.microsoft.com/office/2019/extlst" xmlns:r="http://schemas.openxmlformats.org/officeDocument/2006/relationships" xmlns:m="http://schemas.openxmlformats.org/officeDocument/2006/math" xmlns:v="urn:schemas-microsoft-com:vml" xmlns:wp14="http://schemas.microsoft.com/office/word/2010/wordprocessingDrawing" xmlns:wp="http://schemas.openxmlformats.org/drawingml/2006/wordprocessingDrawing" xmlns:w10="urn:schemas-microsoft-com:office:word" xmlns:w="http://schemas.openxmlformats.org/wordprocessingml/2006/main" xmlns:w14="http://schemas.microsoft.com/office/word/2010/wordml" xmlns:w15="http://schemas.microsoft.com/office/word/2012/wordml" xmlns:w16cex="http://schemas.microsoft.com/office/word/2018/wordml/cex" xmlns:w16cid="http://schemas.microsoft.com/office/word/2016/wordml/cid" xmlns:w16="http://schemas.microsoft.com/office/word/2018/wordml" xmlns:w16du="http://schemas.microsoft.com/office/word/2023/wordml/word16du" xmlns:w16sdtdh="http://schemas.microsoft.com/office/word/2020/wordml/sdtdatahash" xmlns:w16sdtfl="http://schemas.microsoft.com/office/word/2024/wordml/sdtformatlock" xmlns:w16se="http://schemas.microsoft.com/office/word/2015/wordml/symex" xmlns:wpg="http://schemas.microsoft.com/office/word/2010/wordprocessingGroup" xmlns:wpi="http://schemas.microsoft.com/office/word/2010/wordprocessingInk" xmlns:wne="http://schemas.microsoft.com/office/word/2006/wordml" xmlns:wps="http://schemas.microsoft.com/office/word/2010/wordprocessingShape" mc:Ignorable="w14 w15 w16se w16cid w16 w16cex w16sdtdh w16sdtfl w16du wp14">
   <w:abstractNum w:abstractNumId="0" w15:restartNumberingAfterBreak="0">
-    <w:nsid w:val="01E32283"/>
+    <w:nsid w:val="02936621"/>
     <w:multiLevelType w:val="multilevel"/>
-    <w:tmpl w:val="8480939E"/>
+    <w:tmpl w:val="A060ED3C"/>
     <w:lvl w:ilvl="0">
       <w:start w:val="1"/>
       <w:numFmt w:val="bullet"/>
-      <w:lvlText w:val=""/>
-      <w:lvlJc w:val="left"/>
-      <w:pPr>
-        <w:tabs>
-          <w:tab w:val="num" w:pos="720"/>
-        </w:tabs>
+      <w:lvlText w:val="●"/>
+      <w:lvlJc w:val="left"/>
+      <w:pPr>
         <w:ind w:left="720" w:hanging="360"/>
       </w:pPr>
       <w:rPr>
-        <w:rFonts w:ascii="Symbol" w:hAnsi="Symbol" w:hint="default"/>
-        <w:sz w:val="20"/>
-      </w:rPr>
-    </w:lvl>
-    <w:lvl w:ilvl="1" w:tentative="1">
+        <w:rFonts w:ascii="Noto Sans Symbols" w:eastAsia="Noto Sans Symbols" w:hAnsi="Noto Sans Symbols" w:cs="Noto Sans Symbols"/>
+        <w:sz w:val="20"/>
+        <w:szCs w:val="20"/>
+      </w:rPr>
+    </w:lvl>
+    <w:lvl w:ilvl="1">
       <w:start w:val="1"/>
       <w:numFmt w:val="bullet"/>
       <w:lvlText w:val="o"/>
       <w:lvlJc w:val="left"/>
       <w:pPr>
-        <w:tabs>
-          <w:tab w:val="num" w:pos="1440"/>
-        </w:tabs>
         <w:ind w:left="1440" w:hanging="360"/>
       </w:pPr>
       <w:rPr>
-        <w:rFonts w:ascii="Courier New" w:hAnsi="Courier New" w:hint="default"/>
-        <w:sz w:val="20"/>
-      </w:rPr>
-    </w:lvl>
-    <w:lvl w:ilvl="2" w:tentative="1">
-      <w:start w:val="1"/>
-      <w:numFmt w:val="bullet"/>
-      <w:lvlText w:val=""/>
-      <w:lvlJc w:val="left"/>
-      <w:pPr>
-        <w:tabs>
-          <w:tab w:val="num" w:pos="2160"/>
-        </w:tabs>
+        <w:rFonts w:ascii="Courier New" w:eastAsia="Courier New" w:hAnsi="Courier New" w:cs="Courier New"/>
+        <w:sz w:val="20"/>
+        <w:szCs w:val="20"/>
+      </w:rPr>
+    </w:lvl>
+    <w:lvl w:ilvl="2">
+      <w:start w:val="1"/>
+      <w:numFmt w:val="bullet"/>
+      <w:lvlText w:val="▪"/>
+      <w:lvlJc w:val="left"/>
+      <w:pPr>
         <w:ind w:left="2160" w:hanging="360"/>
       </w:pPr>
       <w:rPr>
-        <w:rFonts w:ascii="Wingdings" w:hAnsi="Wingdings" w:hint="default"/>
-        <w:sz w:val="20"/>
-      </w:rPr>
-    </w:lvl>
-    <w:lvl w:ilvl="3" w:tentative="1">
-      <w:start w:val="1"/>
-      <w:numFmt w:val="bullet"/>
-      <w:lvlText w:val=""/>
-      <w:lvlJc w:val="left"/>
-      <w:pPr>
-        <w:tabs>
-          <w:tab w:val="num" w:pos="2880"/>
-        </w:tabs>
+        <w:rFonts w:ascii="Noto Sans Symbols" w:eastAsia="Noto Sans Symbols" w:hAnsi="Noto Sans Symbols" w:cs="Noto Sans Symbols"/>
+        <w:sz w:val="20"/>
+        <w:szCs w:val="20"/>
+      </w:rPr>
+    </w:lvl>
+    <w:lvl w:ilvl="3">
+      <w:start w:val="1"/>
+      <w:numFmt w:val="bullet"/>
+      <w:lvlText w:val="▪"/>
+      <w:lvlJc w:val="left"/>
+      <w:pPr>
         <w:ind w:left="2880" w:hanging="360"/>
       </w:pPr>
       <w:rPr>
-        <w:rFonts w:ascii="Wingdings" w:hAnsi="Wingdings" w:hint="default"/>
-        <w:sz w:val="20"/>
-      </w:rPr>
-    </w:lvl>
-    <w:lvl w:ilvl="4" w:tentative="1">
-      <w:start w:val="1"/>
-      <w:numFmt w:val="bullet"/>
-      <w:lvlText w:val=""/>
-      <w:lvlJc w:val="left"/>
-      <w:pPr>
-        <w:tabs>
-          <w:tab w:val="num" w:pos="3600"/>
-        </w:tabs>
+        <w:rFonts w:ascii="Noto Sans Symbols" w:eastAsia="Noto Sans Symbols" w:hAnsi="Noto Sans Symbols" w:cs="Noto Sans Symbols"/>
+        <w:sz w:val="20"/>
+        <w:szCs w:val="20"/>
+      </w:rPr>
+    </w:lvl>
+    <w:lvl w:ilvl="4">
+      <w:start w:val="1"/>
+      <w:numFmt w:val="bullet"/>
+      <w:lvlText w:val="▪"/>
+      <w:lvlJc w:val="left"/>
+      <w:pPr>
         <w:ind w:left="3600" w:hanging="360"/>
       </w:pPr>
       <w:rPr>
-        <w:rFonts w:ascii="Wingdings" w:hAnsi="Wingdings" w:hint="default"/>
-        <w:sz w:val="20"/>
-      </w:rPr>
-    </w:lvl>
-    <w:lvl w:ilvl="5" w:tentative="1">
-      <w:start w:val="1"/>
-      <w:numFmt w:val="bullet"/>
-      <w:lvlText w:val=""/>
-      <w:lvlJc w:val="left"/>
-      <w:pPr>
-        <w:tabs>
-          <w:tab w:val="num" w:pos="4320"/>
-        </w:tabs>
+        <w:rFonts w:ascii="Noto Sans Symbols" w:eastAsia="Noto Sans Symbols" w:hAnsi="Noto Sans Symbols" w:cs="Noto Sans Symbols"/>
+        <w:sz w:val="20"/>
+        <w:szCs w:val="20"/>
+      </w:rPr>
+    </w:lvl>
+    <w:lvl w:ilvl="5">
+      <w:start w:val="1"/>
+      <w:numFmt w:val="bullet"/>
+      <w:lvlText w:val="▪"/>
+      <w:lvlJc w:val="left"/>
+      <w:pPr>
         <w:ind w:left="4320" w:hanging="360"/>
       </w:pPr>
       <w:rPr>
-        <w:rFonts w:ascii="Wingdings" w:hAnsi="Wingdings" w:hint="default"/>
-        <w:sz w:val="20"/>
-      </w:rPr>
-    </w:lvl>
-    <w:lvl w:ilvl="6" w:tentative="1">
-      <w:start w:val="1"/>
-      <w:numFmt w:val="bullet"/>
-      <w:lvlText w:val=""/>
-      <w:lvlJc w:val="left"/>
-      <w:pPr>
-        <w:tabs>
-          <w:tab w:val="num" w:pos="5040"/>
-        </w:tabs>
+        <w:rFonts w:ascii="Noto Sans Symbols" w:eastAsia="Noto Sans Symbols" w:hAnsi="Noto Sans Symbols" w:cs="Noto Sans Symbols"/>
+        <w:sz w:val="20"/>
+        <w:szCs w:val="20"/>
+      </w:rPr>
+    </w:lvl>
+    <w:lvl w:ilvl="6">
+      <w:start w:val="1"/>
+      <w:numFmt w:val="bullet"/>
+      <w:lvlText w:val="▪"/>
+      <w:lvlJc w:val="left"/>
+      <w:pPr>
         <w:ind w:left="5040" w:hanging="360"/>
       </w:pPr>
       <w:rPr>
-        <w:rFonts w:ascii="Wingdings" w:hAnsi="Wingdings" w:hint="default"/>
-        <w:sz w:val="20"/>
-      </w:rPr>
-    </w:lvl>
-    <w:lvl w:ilvl="7" w:tentative="1">
-      <w:start w:val="1"/>
-      <w:numFmt w:val="bullet"/>
-      <w:lvlText w:val=""/>
-      <w:lvlJc w:val="left"/>
-      <w:pPr>
-        <w:tabs>
-          <w:tab w:val="num" w:pos="5760"/>
-        </w:tabs>
+        <w:rFonts w:ascii="Noto Sans Symbols" w:eastAsia="Noto Sans Symbols" w:hAnsi="Noto Sans Symbols" w:cs="Noto Sans Symbols"/>
+        <w:sz w:val="20"/>
+        <w:szCs w:val="20"/>
+      </w:rPr>
+    </w:lvl>
+    <w:lvl w:ilvl="7">
+      <w:start w:val="1"/>
+      <w:numFmt w:val="bullet"/>
+      <w:lvlText w:val="▪"/>
+      <w:lvlJc w:val="left"/>
+      <w:pPr>
         <w:ind w:left="5760" w:hanging="360"/>
       </w:pPr>
       <w:rPr>
-        <w:rFonts w:ascii="Wingdings" w:hAnsi="Wingdings" w:hint="default"/>
-        <w:sz w:val="20"/>
-      </w:rPr>
-    </w:lvl>
-    <w:lvl w:ilvl="8" w:tentative="1">
-      <w:start w:val="1"/>
-      <w:numFmt w:val="bullet"/>
-      <w:lvlText w:val=""/>
-      <w:lvlJc w:val="left"/>
-      <w:pPr>
-        <w:tabs>
-          <w:tab w:val="num" w:pos="6480"/>
-        </w:tabs>
+        <w:rFonts w:ascii="Noto Sans Symbols" w:eastAsia="Noto Sans Symbols" w:hAnsi="Noto Sans Symbols" w:cs="Noto Sans Symbols"/>
+        <w:sz w:val="20"/>
+        <w:szCs w:val="20"/>
+      </w:rPr>
+    </w:lvl>
+    <w:lvl w:ilvl="8">
+      <w:start w:val="1"/>
+      <w:numFmt w:val="bullet"/>
+      <w:lvlText w:val="▪"/>
+      <w:lvlJc w:val="left"/>
+      <w:pPr>
         <w:ind w:left="6480" w:hanging="360"/>
       </w:pPr>
       <w:rPr>
-        <w:rFonts w:ascii="Wingdings" w:hAnsi="Wingdings" w:hint="default"/>
-        <w:sz w:val="20"/>
+        <w:rFonts w:ascii="Noto Sans Symbols" w:eastAsia="Noto Sans Symbols" w:hAnsi="Noto Sans Symbols" w:cs="Noto Sans Symbols"/>
+        <w:sz w:val="20"/>
+        <w:szCs w:val="20"/>
       </w:rPr>
     </w:lvl>
   </w:abstractNum>
   <w:abstractNum w:abstractNumId="1" w15:restartNumberingAfterBreak="0">
-    <w:nsid w:val="090C3C34"/>
+    <w:nsid w:val="1777751F"/>
     <w:multiLevelType w:val="multilevel"/>
-    <w:tmpl w:val="D43CA240"/>
+    <w:tmpl w:val="CF8CDB90"/>
     <w:lvl w:ilvl="0">
       <w:start w:val="1"/>
       <w:numFmt w:val="bullet"/>
-      <w:lvlText w:val=""/>
-      <w:lvlJc w:val="left"/>
-      <w:pPr>
-        <w:tabs>
-          <w:tab w:val="num" w:pos="720"/>
-        </w:tabs>
+      <w:lvlText w:val="●"/>
+      <w:lvlJc w:val="left"/>
+      <w:pPr>
         <w:ind w:left="720" w:hanging="360"/>
       </w:pPr>
       <w:rPr>
-        <w:rFonts w:ascii="Symbol" w:hAnsi="Symbol" w:hint="default"/>
-        <w:sz w:val="20"/>
-      </w:rPr>
-    </w:lvl>
-    <w:lvl w:ilvl="1" w:tentative="1">
+        <w:rFonts w:ascii="Noto Sans Symbols" w:eastAsia="Noto Sans Symbols" w:hAnsi="Noto Sans Symbols" w:cs="Noto Sans Symbols"/>
+        <w:sz w:val="20"/>
+        <w:szCs w:val="20"/>
+      </w:rPr>
+    </w:lvl>
+    <w:lvl w:ilvl="1">
       <w:start w:val="1"/>
       <w:numFmt w:val="bullet"/>
       <w:lvlText w:val="o"/>
       <w:lvlJc w:val="left"/>
       <w:pPr>
-        <w:tabs>
-          <w:tab w:val="num" w:pos="1440"/>
-        </w:tabs>
         <w:ind w:left="1440" w:hanging="360"/>
       </w:pPr>
       <w:rPr>
-        <w:rFonts w:ascii="Courier New" w:hAnsi="Courier New" w:hint="default"/>
-        <w:sz w:val="20"/>
-      </w:rPr>
-    </w:lvl>
-    <w:lvl w:ilvl="2" w:tentative="1">
-      <w:start w:val="1"/>
-      <w:numFmt w:val="bullet"/>
-      <w:lvlText w:val=""/>
-      <w:lvlJc w:val="left"/>
-      <w:pPr>
-        <w:tabs>
-          <w:tab w:val="num" w:pos="2160"/>
-        </w:tabs>
+        <w:rFonts w:ascii="Courier New" w:eastAsia="Courier New" w:hAnsi="Courier New" w:cs="Courier New"/>
+        <w:sz w:val="20"/>
+        <w:szCs w:val="20"/>
+      </w:rPr>
+    </w:lvl>
+    <w:lvl w:ilvl="2">
+      <w:start w:val="1"/>
+      <w:numFmt w:val="bullet"/>
+      <w:lvlText w:val="▪"/>
+      <w:lvlJc w:val="left"/>
+      <w:pPr>
         <w:ind w:left="2160" w:hanging="360"/>
       </w:pPr>
       <w:rPr>
-        <w:rFonts w:ascii="Wingdings" w:hAnsi="Wingdings" w:hint="default"/>
-        <w:sz w:val="20"/>
-      </w:rPr>
-    </w:lvl>
-    <w:lvl w:ilvl="3" w:tentative="1">
-      <w:start w:val="1"/>
-      <w:numFmt w:val="bullet"/>
-      <w:lvlText w:val=""/>
-      <w:lvlJc w:val="left"/>
-      <w:pPr>
-        <w:tabs>
-          <w:tab w:val="num" w:pos="2880"/>
-        </w:tabs>
+        <w:rFonts w:ascii="Noto Sans Symbols" w:eastAsia="Noto Sans Symbols" w:hAnsi="Noto Sans Symbols" w:cs="Noto Sans Symbols"/>
+        <w:sz w:val="20"/>
+        <w:szCs w:val="20"/>
+      </w:rPr>
+    </w:lvl>
+    <w:lvl w:ilvl="3">
+      <w:start w:val="1"/>
+      <w:numFmt w:val="bullet"/>
+      <w:lvlText w:val="▪"/>
+      <w:lvlJc w:val="left"/>
+      <w:pPr>
         <w:ind w:left="2880" w:hanging="360"/>
       </w:pPr>
       <w:rPr>
-        <w:rFonts w:ascii="Wingdings" w:hAnsi="Wingdings" w:hint="default"/>
-        <w:sz w:val="20"/>
-      </w:rPr>
-    </w:lvl>
-    <w:lvl w:ilvl="4" w:tentative="1">
-      <w:start w:val="1"/>
-      <w:numFmt w:val="bullet"/>
-      <w:lvlText w:val=""/>
-      <w:lvlJc w:val="left"/>
-      <w:pPr>
-        <w:tabs>
-          <w:tab w:val="num" w:pos="3600"/>
-        </w:tabs>
+        <w:rFonts w:ascii="Noto Sans Symbols" w:eastAsia="Noto Sans Symbols" w:hAnsi="Noto Sans Symbols" w:cs="Noto Sans Symbols"/>
+        <w:sz w:val="20"/>
+        <w:szCs w:val="20"/>
+      </w:rPr>
+    </w:lvl>
+    <w:lvl w:ilvl="4">
+      <w:start w:val="1"/>
+      <w:numFmt w:val="bullet"/>
+      <w:lvlText w:val="▪"/>
+      <w:lvlJc w:val="left"/>
+      <w:pPr>
         <w:ind w:left="3600" w:hanging="360"/>
       </w:pPr>
       <w:rPr>
-        <w:rFonts w:ascii="Wingdings" w:hAnsi="Wingdings" w:hint="default"/>
-        <w:sz w:val="20"/>
-      </w:rPr>
-    </w:lvl>
-    <w:lvl w:ilvl="5" w:tentative="1">
-      <w:start w:val="1"/>
-      <w:numFmt w:val="bullet"/>
-      <w:lvlText w:val=""/>
-      <w:lvlJc w:val="left"/>
-      <w:pPr>
-        <w:tabs>
-          <w:tab w:val="num" w:pos="4320"/>
-        </w:tabs>
+        <w:rFonts w:ascii="Noto Sans Symbols" w:eastAsia="Noto Sans Symbols" w:hAnsi="Noto Sans Symbols" w:cs="Noto Sans Symbols"/>
+        <w:sz w:val="20"/>
+        <w:szCs w:val="20"/>
+      </w:rPr>
+    </w:lvl>
+    <w:lvl w:ilvl="5">
+      <w:start w:val="1"/>
+      <w:numFmt w:val="bullet"/>
+      <w:lvlText w:val="▪"/>
+      <w:lvlJc w:val="left"/>
+      <w:pPr>
         <w:ind w:left="4320" w:hanging="360"/>
       </w:pPr>
       <w:rPr>
-        <w:rFonts w:ascii="Wingdings" w:hAnsi="Wingdings" w:hint="default"/>
-        <w:sz w:val="20"/>
-      </w:rPr>
-    </w:lvl>
-    <w:lvl w:ilvl="6" w:tentative="1">
-      <w:start w:val="1"/>
-      <w:numFmt w:val="bullet"/>
-      <w:lvlText w:val=""/>
-      <w:lvlJc w:val="left"/>
-      <w:pPr>
-        <w:tabs>
-          <w:tab w:val="num" w:pos="5040"/>
-        </w:tabs>
+        <w:rFonts w:ascii="Noto Sans Symbols" w:eastAsia="Noto Sans Symbols" w:hAnsi="Noto Sans Symbols" w:cs="Noto Sans Symbols"/>
+        <w:sz w:val="20"/>
+        <w:szCs w:val="20"/>
+      </w:rPr>
+    </w:lvl>
+    <w:lvl w:ilvl="6">
+      <w:start w:val="1"/>
+      <w:numFmt w:val="bullet"/>
+      <w:lvlText w:val="▪"/>
+      <w:lvlJc w:val="left"/>
+      <w:pPr>
         <w:ind w:left="5040" w:hanging="360"/>
       </w:pPr>
       <w:rPr>
-        <w:rFonts w:ascii="Wingdings" w:hAnsi="Wingdings" w:hint="default"/>
-        <w:sz w:val="20"/>
-      </w:rPr>
-    </w:lvl>
-    <w:lvl w:ilvl="7" w:tentative="1">
-      <w:start w:val="1"/>
-      <w:numFmt w:val="bullet"/>
-      <w:lvlText w:val=""/>
-      <w:lvlJc w:val="left"/>
-      <w:pPr>
-        <w:tabs>
-          <w:tab w:val="num" w:pos="5760"/>
-        </w:tabs>
+        <w:rFonts w:ascii="Noto Sans Symbols" w:eastAsia="Noto Sans Symbols" w:hAnsi="Noto Sans Symbols" w:cs="Noto Sans Symbols"/>
+        <w:sz w:val="20"/>
+        <w:szCs w:val="20"/>
+      </w:rPr>
+    </w:lvl>
+    <w:lvl w:ilvl="7">
+      <w:start w:val="1"/>
+      <w:numFmt w:val="bullet"/>
+      <w:lvlText w:val="▪"/>
+      <w:lvlJc w:val="left"/>
+      <w:pPr>
         <w:ind w:left="5760" w:hanging="360"/>
       </w:pPr>
       <w:rPr>
-        <w:rFonts w:ascii="Wingdings" w:hAnsi="Wingdings" w:hint="default"/>
-        <w:sz w:val="20"/>
-      </w:rPr>
-    </w:lvl>
-    <w:lvl w:ilvl="8" w:tentative="1">
-      <w:start w:val="1"/>
-      <w:numFmt w:val="bullet"/>
-      <w:lvlText w:val=""/>
-      <w:lvlJc w:val="left"/>
-      <w:pPr>
-        <w:tabs>
-          <w:tab w:val="num" w:pos="6480"/>
-        </w:tabs>
+        <w:rFonts w:ascii="Noto Sans Symbols" w:eastAsia="Noto Sans Symbols" w:hAnsi="Noto Sans Symbols" w:cs="Noto Sans Symbols"/>
+        <w:sz w:val="20"/>
+        <w:szCs w:val="20"/>
+      </w:rPr>
+    </w:lvl>
+    <w:lvl w:ilvl="8">
+      <w:start w:val="1"/>
+      <w:numFmt w:val="bullet"/>
+      <w:lvlText w:val="▪"/>
+      <w:lvlJc w:val="left"/>
+      <w:pPr>
         <w:ind w:left="6480" w:hanging="360"/>
       </w:pPr>
       <w:rPr>
-        <w:rFonts w:ascii="Wingdings" w:hAnsi="Wingdings" w:hint="default"/>
-        <w:sz w:val="20"/>
+        <w:rFonts w:ascii="Noto Sans Symbols" w:eastAsia="Noto Sans Symbols" w:hAnsi="Noto Sans Symbols" w:cs="Noto Sans Symbols"/>
+        <w:sz w:val="20"/>
+        <w:szCs w:val="20"/>
       </w:rPr>
     </w:lvl>
   </w:abstractNum>
   <w:abstractNum w:abstractNumId="2" w15:restartNumberingAfterBreak="0">
-    <w:nsid w:val="0B166C39"/>
+    <w:nsid w:val="200A5ADE"/>
     <w:multiLevelType w:val="multilevel"/>
-    <w:tmpl w:val="3A6A83DE"/>
+    <w:tmpl w:val="93546324"/>
     <w:lvl w:ilvl="0">
       <w:start w:val="1"/>
       <w:numFmt w:val="bullet"/>
-      <w:lvlText w:val=""/>
-      <w:lvlJc w:val="left"/>
-      <w:pPr>
-        <w:tabs>
-          <w:tab w:val="num" w:pos="720"/>
-        </w:tabs>
+      <w:lvlText w:val="●"/>
+      <w:lvlJc w:val="left"/>
+      <w:pPr>
         <w:ind w:left="720" w:hanging="360"/>
       </w:pPr>
       <w:rPr>
-        <w:rFonts w:ascii="Symbol" w:hAnsi="Symbol" w:hint="default"/>
-        <w:sz w:val="20"/>
-      </w:rPr>
-    </w:lvl>
-    <w:lvl w:ilvl="1" w:tentative="1">
+        <w:rFonts w:ascii="Noto Sans Symbols" w:eastAsia="Noto Sans Symbols" w:hAnsi="Noto Sans Symbols" w:cs="Noto Sans Symbols"/>
+        <w:sz w:val="20"/>
+        <w:szCs w:val="20"/>
+      </w:rPr>
+    </w:lvl>
+    <w:lvl w:ilvl="1">
       <w:start w:val="1"/>
       <w:numFmt w:val="bullet"/>
       <w:lvlText w:val="o"/>
       <w:lvlJc w:val="left"/>
       <w:pPr>
-        <w:tabs>
-          <w:tab w:val="num" w:pos="1440"/>
-        </w:tabs>
         <w:ind w:left="1440" w:hanging="360"/>
       </w:pPr>
       <w:rPr>
-        <w:rFonts w:ascii="Courier New" w:hAnsi="Courier New" w:hint="default"/>
-        <w:sz w:val="20"/>
-      </w:rPr>
-    </w:lvl>
-    <w:lvl w:ilvl="2" w:tentative="1">
-      <w:start w:val="1"/>
-      <w:numFmt w:val="bullet"/>
-      <w:lvlText w:val=""/>
-      <w:lvlJc w:val="left"/>
-      <w:pPr>
-        <w:tabs>
-          <w:tab w:val="num" w:pos="2160"/>
-        </w:tabs>
+        <w:rFonts w:ascii="Courier New" w:eastAsia="Courier New" w:hAnsi="Courier New" w:cs="Courier New"/>
+        <w:sz w:val="20"/>
+        <w:szCs w:val="20"/>
+      </w:rPr>
+    </w:lvl>
+    <w:lvl w:ilvl="2">
+      <w:start w:val="1"/>
+      <w:numFmt w:val="bullet"/>
+      <w:lvlText w:val="▪"/>
+      <w:lvlJc w:val="left"/>
+      <w:pPr>
         <w:ind w:left="2160" w:hanging="360"/>
       </w:pPr>
       <w:rPr>
-        <w:rFonts w:ascii="Wingdings" w:hAnsi="Wingdings" w:hint="default"/>
-        <w:sz w:val="20"/>
-      </w:rPr>
-    </w:lvl>
-    <w:lvl w:ilvl="3" w:tentative="1">
-      <w:start w:val="1"/>
-      <w:numFmt w:val="bullet"/>
-      <w:lvlText w:val=""/>
-      <w:lvlJc w:val="left"/>
-      <w:pPr>
-        <w:tabs>
-          <w:tab w:val="num" w:pos="2880"/>
-        </w:tabs>
+        <w:rFonts w:ascii="Noto Sans Symbols" w:eastAsia="Noto Sans Symbols" w:hAnsi="Noto Sans Symbols" w:cs="Noto Sans Symbols"/>
+        <w:sz w:val="20"/>
+        <w:szCs w:val="20"/>
+      </w:rPr>
+    </w:lvl>
+    <w:lvl w:ilvl="3">
+      <w:start w:val="1"/>
+      <w:numFmt w:val="bullet"/>
+      <w:lvlText w:val="▪"/>
+      <w:lvlJc w:val="left"/>
+      <w:pPr>
         <w:ind w:left="2880" w:hanging="360"/>
       </w:pPr>
       <w:rPr>
-        <w:rFonts w:ascii="Wingdings" w:hAnsi="Wingdings" w:hint="default"/>
-        <w:sz w:val="20"/>
-      </w:rPr>
-    </w:lvl>
-    <w:lvl w:ilvl="4" w:tentative="1">
-      <w:start w:val="1"/>
-      <w:numFmt w:val="bullet"/>
-      <w:lvlText w:val=""/>
-      <w:lvlJc w:val="left"/>
-      <w:pPr>
-        <w:tabs>
-          <w:tab w:val="num" w:pos="3600"/>
-        </w:tabs>
+        <w:rFonts w:ascii="Noto Sans Symbols" w:eastAsia="Noto Sans Symbols" w:hAnsi="Noto Sans Symbols" w:cs="Noto Sans Symbols"/>
+        <w:sz w:val="20"/>
+        <w:szCs w:val="20"/>
+      </w:rPr>
+    </w:lvl>
+    <w:lvl w:ilvl="4">
+      <w:start w:val="1"/>
+      <w:numFmt w:val="bullet"/>
+      <w:lvlText w:val="▪"/>
+      <w:lvlJc w:val="left"/>
+      <w:pPr>
         <w:ind w:left="3600" w:hanging="360"/>
       </w:pPr>
       <w:rPr>
-        <w:rFonts w:ascii="Wingdings" w:hAnsi="Wingdings" w:hint="default"/>
-        <w:sz w:val="20"/>
-      </w:rPr>
-    </w:lvl>
-    <w:lvl w:ilvl="5" w:tentative="1">
-      <w:start w:val="1"/>
-      <w:numFmt w:val="bullet"/>
-      <w:lvlText w:val=""/>
-      <w:lvlJc w:val="left"/>
-      <w:pPr>
-        <w:tabs>
-          <w:tab w:val="num" w:pos="4320"/>
-        </w:tabs>
+        <w:rFonts w:ascii="Noto Sans Symbols" w:eastAsia="Noto Sans Symbols" w:hAnsi="Noto Sans Symbols" w:cs="Noto Sans Symbols"/>
+        <w:sz w:val="20"/>
+        <w:szCs w:val="20"/>
+      </w:rPr>
+    </w:lvl>
+    <w:lvl w:ilvl="5">
+      <w:start w:val="1"/>
+      <w:numFmt w:val="bullet"/>
+      <w:lvlText w:val="▪"/>
+      <w:lvlJc w:val="left"/>
+      <w:pPr>
         <w:ind w:left="4320" w:hanging="360"/>
       </w:pPr>
       <w:rPr>
-        <w:rFonts w:ascii="Wingdings" w:hAnsi="Wingdings" w:hint="default"/>
-        <w:sz w:val="20"/>
-      </w:rPr>
-    </w:lvl>
-    <w:lvl w:ilvl="6" w:tentative="1">
-      <w:start w:val="1"/>
-      <w:numFmt w:val="bullet"/>
-      <w:lvlText w:val=""/>
-      <w:lvlJc w:val="left"/>
-      <w:pPr>
-        <w:tabs>
-          <w:tab w:val="num" w:pos="5040"/>
-        </w:tabs>
+        <w:rFonts w:ascii="Noto Sans Symbols" w:eastAsia="Noto Sans Symbols" w:hAnsi="Noto Sans Symbols" w:cs="Noto Sans Symbols"/>
+        <w:sz w:val="20"/>
+        <w:szCs w:val="20"/>
+      </w:rPr>
+    </w:lvl>
+    <w:lvl w:ilvl="6">
+      <w:start w:val="1"/>
+      <w:numFmt w:val="bullet"/>
+      <w:lvlText w:val="▪"/>
+      <w:lvlJc w:val="left"/>
+      <w:pPr>
         <w:ind w:left="5040" w:hanging="360"/>
       </w:pPr>
       <w:rPr>
-        <w:rFonts w:ascii="Wingdings" w:hAnsi="Wingdings" w:hint="default"/>
-        <w:sz w:val="20"/>
-      </w:rPr>
-    </w:lvl>
-    <w:lvl w:ilvl="7" w:tentative="1">
-      <w:start w:val="1"/>
-      <w:numFmt w:val="bullet"/>
-      <w:lvlText w:val=""/>
-      <w:lvlJc w:val="left"/>
-      <w:pPr>
-        <w:tabs>
-          <w:tab w:val="num" w:pos="5760"/>
-        </w:tabs>
+        <w:rFonts w:ascii="Noto Sans Symbols" w:eastAsia="Noto Sans Symbols" w:hAnsi="Noto Sans Symbols" w:cs="Noto Sans Symbols"/>
+        <w:sz w:val="20"/>
+        <w:szCs w:val="20"/>
+      </w:rPr>
+    </w:lvl>
+    <w:lvl w:ilvl="7">
+      <w:start w:val="1"/>
+      <w:numFmt w:val="bullet"/>
+      <w:lvlText w:val="▪"/>
+      <w:lvlJc w:val="left"/>
+      <w:pPr>
         <w:ind w:left="5760" w:hanging="360"/>
       </w:pPr>
       <w:rPr>
-        <w:rFonts w:ascii="Wingdings" w:hAnsi="Wingdings" w:hint="default"/>
-        <w:sz w:val="20"/>
-      </w:rPr>
-    </w:lvl>
-    <w:lvl w:ilvl="8" w:tentative="1">
-      <w:start w:val="1"/>
-      <w:numFmt w:val="bullet"/>
-      <w:lvlText w:val=""/>
-      <w:lvlJc w:val="left"/>
-      <w:pPr>
-        <w:tabs>
-          <w:tab w:val="num" w:pos="6480"/>
-        </w:tabs>
+        <w:rFonts w:ascii="Noto Sans Symbols" w:eastAsia="Noto Sans Symbols" w:hAnsi="Noto Sans Symbols" w:cs="Noto Sans Symbols"/>
+        <w:sz w:val="20"/>
+        <w:szCs w:val="20"/>
+      </w:rPr>
+    </w:lvl>
+    <w:lvl w:ilvl="8">
+      <w:start w:val="1"/>
+      <w:numFmt w:val="bullet"/>
+      <w:lvlText w:val="▪"/>
+      <w:lvlJc w:val="left"/>
+      <w:pPr>
         <w:ind w:left="6480" w:hanging="360"/>
       </w:pPr>
       <w:rPr>
-        <w:rFonts w:ascii="Wingdings" w:hAnsi="Wingdings" w:hint="default"/>
-        <w:sz w:val="20"/>
+        <w:rFonts w:ascii="Noto Sans Symbols" w:eastAsia="Noto Sans Symbols" w:hAnsi="Noto Sans Symbols" w:cs="Noto Sans Symbols"/>
+        <w:sz w:val="20"/>
+        <w:szCs w:val="20"/>
       </w:rPr>
     </w:lvl>
   </w:abstractNum>
   <w:abstractNum w:abstractNumId="3" w15:restartNumberingAfterBreak="0">
-    <w:nsid w:val="0B7C423C"/>
+    <w:nsid w:val="29956EA6"/>
     <w:multiLevelType w:val="multilevel"/>
-    <w:tmpl w:val="6B4CAA44"/>
+    <w:tmpl w:val="3CD2A018"/>
     <w:lvl w:ilvl="0">
       <w:start w:val="1"/>
       <w:numFmt w:val="bullet"/>
-      <w:lvlText w:val=""/>
-      <w:lvlJc w:val="left"/>
-      <w:pPr>
-        <w:tabs>
-          <w:tab w:val="num" w:pos="720"/>
-        </w:tabs>
+      <w:lvlText w:val="●"/>
+      <w:lvlJc w:val="left"/>
+      <w:pPr>
         <w:ind w:left="720" w:hanging="360"/>
       </w:pPr>
       <w:rPr>
-        <w:rFonts w:ascii="Symbol" w:hAnsi="Symbol" w:hint="default"/>
-        <w:sz w:val="20"/>
-      </w:rPr>
-    </w:lvl>
-    <w:lvl w:ilvl="1" w:tentative="1">
+        <w:rFonts w:ascii="Noto Sans Symbols" w:eastAsia="Noto Sans Symbols" w:hAnsi="Noto Sans Symbols" w:cs="Noto Sans Symbols"/>
+        <w:sz w:val="20"/>
+        <w:szCs w:val="20"/>
+      </w:rPr>
+    </w:lvl>
+    <w:lvl w:ilvl="1">
       <w:start w:val="1"/>
       <w:numFmt w:val="bullet"/>
       <w:lvlText w:val="o"/>
       <w:lvlJc w:val="left"/>
       <w:pPr>
-        <w:tabs>
-          <w:tab w:val="num" w:pos="1440"/>
-        </w:tabs>
         <w:ind w:left="1440" w:hanging="360"/>
       </w:pPr>
       <w:rPr>
-        <w:rFonts w:ascii="Courier New" w:hAnsi="Courier New" w:hint="default"/>
-        <w:sz w:val="20"/>
-      </w:rPr>
-    </w:lvl>
-    <w:lvl w:ilvl="2" w:tentative="1">
-      <w:start w:val="1"/>
-      <w:numFmt w:val="bullet"/>
-      <w:lvlText w:val=""/>
-      <w:lvlJc w:val="left"/>
-      <w:pPr>
-        <w:tabs>
-          <w:tab w:val="num" w:pos="2160"/>
-        </w:tabs>
+        <w:rFonts w:ascii="Courier New" w:eastAsia="Courier New" w:hAnsi="Courier New" w:cs="Courier New"/>
+        <w:sz w:val="20"/>
+        <w:szCs w:val="20"/>
+      </w:rPr>
+    </w:lvl>
+    <w:lvl w:ilvl="2">
+      <w:start w:val="1"/>
+      <w:numFmt w:val="bullet"/>
+      <w:lvlText w:val="▪"/>
+      <w:lvlJc w:val="left"/>
+      <w:pPr>
         <w:ind w:left="2160" w:hanging="360"/>
       </w:pPr>
       <w:rPr>
-        <w:rFonts w:ascii="Wingdings" w:hAnsi="Wingdings" w:hint="default"/>
-        <w:sz w:val="20"/>
-      </w:rPr>
-    </w:lvl>
-    <w:lvl w:ilvl="3" w:tentative="1">
-      <w:start w:val="1"/>
-      <w:numFmt w:val="bullet"/>
-      <w:lvlText w:val=""/>
-      <w:lvlJc w:val="left"/>
-      <w:pPr>
-        <w:tabs>
-          <w:tab w:val="num" w:pos="2880"/>
-        </w:tabs>
+        <w:rFonts w:ascii="Noto Sans Symbols" w:eastAsia="Noto Sans Symbols" w:hAnsi="Noto Sans Symbols" w:cs="Noto Sans Symbols"/>
+        <w:sz w:val="20"/>
+        <w:szCs w:val="20"/>
+      </w:rPr>
+    </w:lvl>
+    <w:lvl w:ilvl="3">
+      <w:start w:val="1"/>
+      <w:numFmt w:val="bullet"/>
+      <w:lvlText w:val="▪"/>
+      <w:lvlJc w:val="left"/>
+      <w:pPr>
         <w:ind w:left="2880" w:hanging="360"/>
       </w:pPr>
       <w:rPr>
-        <w:rFonts w:ascii="Wingdings" w:hAnsi="Wingdings" w:hint="default"/>
-        <w:sz w:val="20"/>
-      </w:rPr>
-    </w:lvl>
-    <w:lvl w:ilvl="4" w:tentative="1">
-      <w:start w:val="1"/>
-      <w:numFmt w:val="bullet"/>
-      <w:lvlText w:val=""/>
-      <w:lvlJc w:val="left"/>
-      <w:pPr>
-        <w:tabs>
-          <w:tab w:val="num" w:pos="3600"/>
-        </w:tabs>
+        <w:rFonts w:ascii="Noto Sans Symbols" w:eastAsia="Noto Sans Symbols" w:hAnsi="Noto Sans Symbols" w:cs="Noto Sans Symbols"/>
+        <w:sz w:val="20"/>
+        <w:szCs w:val="20"/>
+      </w:rPr>
+    </w:lvl>
+    <w:lvl w:ilvl="4">
+      <w:start w:val="1"/>
+      <w:numFmt w:val="bullet"/>
+      <w:lvlText w:val="▪"/>
+      <w:lvlJc w:val="left"/>
+      <w:pPr>
         <w:ind w:left="3600" w:hanging="360"/>
       </w:pPr>
       <w:rPr>
-        <w:rFonts w:ascii="Wingdings" w:hAnsi="Wingdings" w:hint="default"/>
-        <w:sz w:val="20"/>
-      </w:rPr>
-    </w:lvl>
-    <w:lvl w:ilvl="5" w:tentative="1">
-      <w:start w:val="1"/>
-      <w:numFmt w:val="bullet"/>
-      <w:lvlText w:val=""/>
-      <w:lvlJc w:val="left"/>
-      <w:pPr>
-        <w:tabs>
-          <w:tab w:val="num" w:pos="4320"/>
-        </w:tabs>
+        <w:rFonts w:ascii="Noto Sans Symbols" w:eastAsia="Noto Sans Symbols" w:hAnsi="Noto Sans Symbols" w:cs="Noto Sans Symbols"/>
+        <w:sz w:val="20"/>
+        <w:szCs w:val="20"/>
+      </w:rPr>
+    </w:lvl>
+    <w:lvl w:ilvl="5">
+      <w:start w:val="1"/>
+      <w:numFmt w:val="bullet"/>
+      <w:lvlText w:val="▪"/>
+      <w:lvlJc w:val="left"/>
+      <w:pPr>
         <w:ind w:left="4320" w:hanging="360"/>
       </w:pPr>
       <w:rPr>
-        <w:rFonts w:ascii="Wingdings" w:hAnsi="Wingdings" w:hint="default"/>
-        <w:sz w:val="20"/>
-      </w:rPr>
-    </w:lvl>
-    <w:lvl w:ilvl="6" w:tentative="1">
-      <w:start w:val="1"/>
-      <w:numFmt w:val="bullet"/>
-      <w:lvlText w:val=""/>
-      <w:lvlJc w:val="left"/>
-      <w:pPr>
-        <w:tabs>
-          <w:tab w:val="num" w:pos="5040"/>
-        </w:tabs>
+        <w:rFonts w:ascii="Noto Sans Symbols" w:eastAsia="Noto Sans Symbols" w:hAnsi="Noto Sans Symbols" w:cs="Noto Sans Symbols"/>
+        <w:sz w:val="20"/>
+        <w:szCs w:val="20"/>
+      </w:rPr>
+    </w:lvl>
+    <w:lvl w:ilvl="6">
+      <w:start w:val="1"/>
+      <w:numFmt w:val="bullet"/>
+      <w:lvlText w:val="▪"/>
+      <w:lvlJc w:val="left"/>
+      <w:pPr>
         <w:ind w:left="5040" w:hanging="360"/>
       </w:pPr>
       <w:rPr>
-        <w:rFonts w:ascii="Wingdings" w:hAnsi="Wingdings" w:hint="default"/>
-        <w:sz w:val="20"/>
-      </w:rPr>
-    </w:lvl>
-    <w:lvl w:ilvl="7" w:tentative="1">
-      <w:start w:val="1"/>
-      <w:numFmt w:val="bullet"/>
-      <w:lvlText w:val=""/>
-      <w:lvlJc w:val="left"/>
-      <w:pPr>
-        <w:tabs>
-          <w:tab w:val="num" w:pos="5760"/>
-        </w:tabs>
+        <w:rFonts w:ascii="Noto Sans Symbols" w:eastAsia="Noto Sans Symbols" w:hAnsi="Noto Sans Symbols" w:cs="Noto Sans Symbols"/>
+        <w:sz w:val="20"/>
+        <w:szCs w:val="20"/>
+      </w:rPr>
+    </w:lvl>
+    <w:lvl w:ilvl="7">
+      <w:start w:val="1"/>
+      <w:numFmt w:val="bullet"/>
+      <w:lvlText w:val="▪"/>
+      <w:lvlJc w:val="left"/>
+      <w:pPr>
         <w:ind w:left="5760" w:hanging="360"/>
       </w:pPr>
       <w:rPr>
-        <w:rFonts w:ascii="Wingdings" w:hAnsi="Wingdings" w:hint="default"/>
-        <w:sz w:val="20"/>
-      </w:rPr>
-    </w:lvl>
-    <w:lvl w:ilvl="8" w:tentative="1">
-      <w:start w:val="1"/>
-      <w:numFmt w:val="bullet"/>
-      <w:lvlText w:val=""/>
-      <w:lvlJc w:val="left"/>
-      <w:pPr>
-        <w:tabs>
-          <w:tab w:val="num" w:pos="6480"/>
-        </w:tabs>
+        <w:rFonts w:ascii="Noto Sans Symbols" w:eastAsia="Noto Sans Symbols" w:hAnsi="Noto Sans Symbols" w:cs="Noto Sans Symbols"/>
+        <w:sz w:val="20"/>
+        <w:szCs w:val="20"/>
+      </w:rPr>
+    </w:lvl>
+    <w:lvl w:ilvl="8">
+      <w:start w:val="1"/>
+      <w:numFmt w:val="bullet"/>
+      <w:lvlText w:val="▪"/>
+      <w:lvlJc w:val="left"/>
+      <w:pPr>
         <w:ind w:left="6480" w:hanging="360"/>
       </w:pPr>
       <w:rPr>
-        <w:rFonts w:ascii="Wingdings" w:hAnsi="Wingdings" w:hint="default"/>
-        <w:sz w:val="20"/>
+        <w:rFonts w:ascii="Noto Sans Symbols" w:eastAsia="Noto Sans Symbols" w:hAnsi="Noto Sans Symbols" w:cs="Noto Sans Symbols"/>
+        <w:sz w:val="20"/>
+        <w:szCs w:val="20"/>
       </w:rPr>
     </w:lvl>
   </w:abstractNum>
   <w:abstractNum w:abstractNumId="4" w15:restartNumberingAfterBreak="0">
-    <w:nsid w:val="0C733761"/>
+    <w:nsid w:val="34D46E49"/>
     <w:multiLevelType w:val="multilevel"/>
-    <w:tmpl w:val="95264C7A"/>
+    <w:tmpl w:val="493A9A7E"/>
     <w:lvl w:ilvl="0">
       <w:start w:val="1"/>
       <w:numFmt w:val="bullet"/>
-      <w:lvlText w:val=""/>
-      <w:lvlJc w:val="left"/>
-      <w:pPr>
-        <w:tabs>
-          <w:tab w:val="num" w:pos="720"/>
-        </w:tabs>
+      <w:lvlText w:val="●"/>
+      <w:lvlJc w:val="left"/>
+      <w:pPr>
         <w:ind w:left="720" w:hanging="360"/>
       </w:pPr>
       <w:rPr>
-        <w:rFonts w:ascii="Symbol" w:hAnsi="Symbol" w:hint="default"/>
-        <w:sz w:val="20"/>
-      </w:rPr>
-    </w:lvl>
-    <w:lvl w:ilvl="1" w:tentative="1">
+        <w:rFonts w:ascii="Noto Sans Symbols" w:eastAsia="Noto Sans Symbols" w:hAnsi="Noto Sans Symbols" w:cs="Noto Sans Symbols"/>
+        <w:sz w:val="20"/>
+        <w:szCs w:val="20"/>
+      </w:rPr>
+    </w:lvl>
+    <w:lvl w:ilvl="1">
       <w:start w:val="1"/>
       <w:numFmt w:val="bullet"/>
       <w:lvlText w:val="o"/>
       <w:lvlJc w:val="left"/>
       <w:pPr>
-        <w:tabs>
-          <w:tab w:val="num" w:pos="1440"/>
-        </w:tabs>
         <w:ind w:left="1440" w:hanging="360"/>
       </w:pPr>
       <w:rPr>
-        <w:rFonts w:ascii="Courier New" w:hAnsi="Courier New" w:hint="default"/>
-        <w:sz w:val="20"/>
-      </w:rPr>
-    </w:lvl>
-    <w:lvl w:ilvl="2" w:tentative="1">
-      <w:start w:val="1"/>
-      <w:numFmt w:val="bullet"/>
-      <w:lvlText w:val=""/>
-      <w:lvlJc w:val="left"/>
-      <w:pPr>
-        <w:tabs>
-          <w:tab w:val="num" w:pos="2160"/>
-        </w:tabs>
+        <w:rFonts w:ascii="Courier New" w:eastAsia="Courier New" w:hAnsi="Courier New" w:cs="Courier New"/>
+        <w:sz w:val="20"/>
+        <w:szCs w:val="20"/>
+      </w:rPr>
+    </w:lvl>
+    <w:lvl w:ilvl="2">
+      <w:start w:val="1"/>
+      <w:numFmt w:val="bullet"/>
+      <w:lvlText w:val="▪"/>
+      <w:lvlJc w:val="left"/>
+      <w:pPr>
         <w:ind w:left="2160" w:hanging="360"/>
       </w:pPr>
       <w:rPr>
-        <w:rFonts w:ascii="Wingdings" w:hAnsi="Wingdings" w:hint="default"/>
-        <w:sz w:val="20"/>
-      </w:rPr>
-    </w:lvl>
-    <w:lvl w:ilvl="3" w:tentative="1">
-      <w:start w:val="1"/>
-      <w:numFmt w:val="bullet"/>
-      <w:lvlText w:val=""/>
-      <w:lvlJc w:val="left"/>
-      <w:pPr>
-        <w:tabs>
-          <w:tab w:val="num" w:pos="2880"/>
-        </w:tabs>
+        <w:rFonts w:ascii="Noto Sans Symbols" w:eastAsia="Noto Sans Symbols" w:hAnsi="Noto Sans Symbols" w:cs="Noto Sans Symbols"/>
+        <w:sz w:val="20"/>
+        <w:szCs w:val="20"/>
+      </w:rPr>
+    </w:lvl>
+    <w:lvl w:ilvl="3">
+      <w:start w:val="1"/>
+      <w:numFmt w:val="bullet"/>
+      <w:lvlText w:val="▪"/>
+      <w:lvlJc w:val="left"/>
+      <w:pPr>
         <w:ind w:left="2880" w:hanging="360"/>
       </w:pPr>
       <w:rPr>
-        <w:rFonts w:ascii="Wingdings" w:hAnsi="Wingdings" w:hint="default"/>
-        <w:sz w:val="20"/>
-      </w:rPr>
-    </w:lvl>
-    <w:lvl w:ilvl="4" w:tentative="1">
-      <w:start w:val="1"/>
-      <w:numFmt w:val="bullet"/>
-      <w:lvlText w:val=""/>
-      <w:lvlJc w:val="left"/>
-      <w:pPr>
-        <w:tabs>
-          <w:tab w:val="num" w:pos="3600"/>
-        </w:tabs>
+        <w:rFonts w:ascii="Noto Sans Symbols" w:eastAsia="Noto Sans Symbols" w:hAnsi="Noto Sans Symbols" w:cs="Noto Sans Symbols"/>
+        <w:sz w:val="20"/>
+        <w:szCs w:val="20"/>
+      </w:rPr>
+    </w:lvl>
+    <w:lvl w:ilvl="4">
+      <w:start w:val="1"/>
+      <w:numFmt w:val="bullet"/>
+      <w:lvlText w:val="▪"/>
+      <w:lvlJc w:val="left"/>
+      <w:pPr>
         <w:ind w:left="3600" w:hanging="360"/>
       </w:pPr>
       <w:rPr>
-        <w:rFonts w:ascii="Wingdings" w:hAnsi="Wingdings" w:hint="default"/>
-        <w:sz w:val="20"/>
-      </w:rPr>
-    </w:lvl>
-    <w:lvl w:ilvl="5" w:tentative="1">
-      <w:start w:val="1"/>
-      <w:numFmt w:val="bullet"/>
-      <w:lvlText w:val=""/>
-      <w:lvlJc w:val="left"/>
-      <w:pPr>
-        <w:tabs>
-          <w:tab w:val="num" w:pos="4320"/>
-        </w:tabs>
+        <w:rFonts w:ascii="Noto Sans Symbols" w:eastAsia="Noto Sans Symbols" w:hAnsi="Noto Sans Symbols" w:cs="Noto Sans Symbols"/>
+        <w:sz w:val="20"/>
+        <w:szCs w:val="20"/>
+      </w:rPr>
+    </w:lvl>
+    <w:lvl w:ilvl="5">
+      <w:start w:val="1"/>
+      <w:numFmt w:val="bullet"/>
+      <w:lvlText w:val="▪"/>
+      <w:lvlJc w:val="left"/>
+      <w:pPr>
         <w:ind w:left="4320" w:hanging="360"/>
       </w:pPr>
       <w:rPr>
-        <w:rFonts w:ascii="Wingdings" w:hAnsi="Wingdings" w:hint="default"/>
-        <w:sz w:val="20"/>
-      </w:rPr>
-    </w:lvl>
-    <w:lvl w:ilvl="6" w:tentative="1">
-      <w:start w:val="1"/>
-      <w:numFmt w:val="bullet"/>
-      <w:lvlText w:val=""/>
-      <w:lvlJc w:val="left"/>
-      <w:pPr>
-        <w:tabs>
-          <w:tab w:val="num" w:pos="5040"/>
-        </w:tabs>
+        <w:rFonts w:ascii="Noto Sans Symbols" w:eastAsia="Noto Sans Symbols" w:hAnsi="Noto Sans Symbols" w:cs="Noto Sans Symbols"/>
+        <w:sz w:val="20"/>
+        <w:szCs w:val="20"/>
+      </w:rPr>
+    </w:lvl>
+    <w:lvl w:ilvl="6">
+      <w:start w:val="1"/>
+      <w:numFmt w:val="bullet"/>
+      <w:lvlText w:val="▪"/>
+      <w:lvlJc w:val="left"/>
+      <w:pPr>
         <w:ind w:left="5040" w:hanging="360"/>
       </w:pPr>
       <w:rPr>
-        <w:rFonts w:ascii="Wingdings" w:hAnsi="Wingdings" w:hint="default"/>
-        <w:sz w:val="20"/>
-      </w:rPr>
-    </w:lvl>
-    <w:lvl w:ilvl="7" w:tentative="1">
-      <w:start w:val="1"/>
-      <w:numFmt w:val="bullet"/>
-      <w:lvlText w:val=""/>
-      <w:lvlJc w:val="left"/>
-      <w:pPr>
-        <w:tabs>
-          <w:tab w:val="num" w:pos="5760"/>
-        </w:tabs>
+        <w:rFonts w:ascii="Noto Sans Symbols" w:eastAsia="Noto Sans Symbols" w:hAnsi="Noto Sans Symbols" w:cs="Noto Sans Symbols"/>
+        <w:sz w:val="20"/>
+        <w:szCs w:val="20"/>
+      </w:rPr>
+    </w:lvl>
+    <w:lvl w:ilvl="7">
+      <w:start w:val="1"/>
+      <w:numFmt w:val="bullet"/>
+      <w:lvlText w:val="▪"/>
+      <w:lvlJc w:val="left"/>
+      <w:pPr>
         <w:ind w:left="5760" w:hanging="360"/>
       </w:pPr>
       <w:rPr>
-        <w:rFonts w:ascii="Wingdings" w:hAnsi="Wingdings" w:hint="default"/>
-        <w:sz w:val="20"/>
-      </w:rPr>
-    </w:lvl>
-    <w:lvl w:ilvl="8" w:tentative="1">
-      <w:start w:val="1"/>
-      <w:numFmt w:val="bullet"/>
-      <w:lvlText w:val=""/>
-      <w:lvlJc w:val="left"/>
-      <w:pPr>
-        <w:tabs>
-          <w:tab w:val="num" w:pos="6480"/>
-        </w:tabs>
+        <w:rFonts w:ascii="Noto Sans Symbols" w:eastAsia="Noto Sans Symbols" w:hAnsi="Noto Sans Symbols" w:cs="Noto Sans Symbols"/>
+        <w:sz w:val="20"/>
+        <w:szCs w:val="20"/>
+      </w:rPr>
+    </w:lvl>
+    <w:lvl w:ilvl="8">
+      <w:start w:val="1"/>
+      <w:numFmt w:val="bullet"/>
+      <w:lvlText w:val="▪"/>
+      <w:lvlJc w:val="left"/>
+      <w:pPr>
         <w:ind w:left="6480" w:hanging="360"/>
       </w:pPr>
       <w:rPr>
-        <w:rFonts w:ascii="Wingdings" w:hAnsi="Wingdings" w:hint="default"/>
-        <w:sz w:val="20"/>
+        <w:rFonts w:ascii="Noto Sans Symbols" w:eastAsia="Noto Sans Symbols" w:hAnsi="Noto Sans Symbols" w:cs="Noto Sans Symbols"/>
+        <w:sz w:val="20"/>
+        <w:szCs w:val="20"/>
       </w:rPr>
     </w:lvl>
   </w:abstractNum>
   <w:abstractNum w:abstractNumId="5" w15:restartNumberingAfterBreak="0">
-    <w:nsid w:val="13D75235"/>
+    <w:nsid w:val="3E545FCA"/>
     <w:multiLevelType w:val="multilevel"/>
-    <w:tmpl w:val="E1AC2076"/>
+    <w:tmpl w:val="1A5A7446"/>
     <w:lvl w:ilvl="0">
       <w:start w:val="1"/>
       <w:numFmt w:val="bullet"/>
-      <w:lvlText w:val=""/>
-      <w:lvlJc w:val="left"/>
-      <w:pPr>
-        <w:tabs>
-          <w:tab w:val="num" w:pos="720"/>
-        </w:tabs>
+      <w:lvlText w:val="●"/>
+      <w:lvlJc w:val="left"/>
+      <w:pPr>
         <w:ind w:left="720" w:hanging="360"/>
       </w:pPr>
       <w:rPr>
-        <w:rFonts w:ascii="Symbol" w:hAnsi="Symbol" w:hint="default"/>
-        <w:sz w:val="20"/>
-      </w:rPr>
-    </w:lvl>
-    <w:lvl w:ilvl="1" w:tentative="1">
+        <w:rFonts w:ascii="Noto Sans Symbols" w:eastAsia="Noto Sans Symbols" w:hAnsi="Noto Sans Symbols" w:cs="Noto Sans Symbols"/>
+        <w:sz w:val="20"/>
+        <w:szCs w:val="20"/>
+      </w:rPr>
+    </w:lvl>
+    <w:lvl w:ilvl="1">
       <w:start w:val="1"/>
       <w:numFmt w:val="bullet"/>
       <w:lvlText w:val="o"/>
       <w:lvlJc w:val="left"/>
       <w:pPr>
-        <w:tabs>
-          <w:tab w:val="num" w:pos="1440"/>
-        </w:tabs>
         <w:ind w:left="1440" w:hanging="360"/>
       </w:pPr>
       <w:rPr>
-        <w:rFonts w:ascii="Courier New" w:hAnsi="Courier New" w:hint="default"/>
-        <w:sz w:val="20"/>
-      </w:rPr>
-    </w:lvl>
-    <w:lvl w:ilvl="2" w:tentative="1">
-      <w:start w:val="1"/>
-      <w:numFmt w:val="bullet"/>
-      <w:lvlText w:val=""/>
-      <w:lvlJc w:val="left"/>
-      <w:pPr>
-        <w:tabs>
-          <w:tab w:val="num" w:pos="2160"/>
-        </w:tabs>
+        <w:rFonts w:ascii="Courier New" w:eastAsia="Courier New" w:hAnsi="Courier New" w:cs="Courier New"/>
+        <w:sz w:val="20"/>
+        <w:szCs w:val="20"/>
+      </w:rPr>
+    </w:lvl>
+    <w:lvl w:ilvl="2">
+      <w:start w:val="1"/>
+      <w:numFmt w:val="bullet"/>
+      <w:lvlText w:val="▪"/>
+      <w:lvlJc w:val="left"/>
+      <w:pPr>
         <w:ind w:left="2160" w:hanging="360"/>
       </w:pPr>
       <w:rPr>
-        <w:rFonts w:ascii="Wingdings" w:hAnsi="Wingdings" w:hint="default"/>
-        <w:sz w:val="20"/>
-      </w:rPr>
-    </w:lvl>
-    <w:lvl w:ilvl="3" w:tentative="1">
-      <w:start w:val="1"/>
-      <w:numFmt w:val="bullet"/>
-      <w:lvlText w:val=""/>
-      <w:lvlJc w:val="left"/>
-      <w:pPr>
-        <w:tabs>
-          <w:tab w:val="num" w:pos="2880"/>
-        </w:tabs>
+        <w:rFonts w:ascii="Noto Sans Symbols" w:eastAsia="Noto Sans Symbols" w:hAnsi="Noto Sans Symbols" w:cs="Noto Sans Symbols"/>
+        <w:sz w:val="20"/>
+        <w:szCs w:val="20"/>
+      </w:rPr>
+    </w:lvl>
+    <w:lvl w:ilvl="3">
+      <w:start w:val="1"/>
+      <w:numFmt w:val="bullet"/>
+      <w:lvlText w:val="▪"/>
+      <w:lvlJc w:val="left"/>
+      <w:pPr>
         <w:ind w:left="2880" w:hanging="360"/>
       </w:pPr>
       <w:rPr>
-        <w:rFonts w:ascii="Wingdings" w:hAnsi="Wingdings" w:hint="default"/>
-        <w:sz w:val="20"/>
-      </w:rPr>
-    </w:lvl>
-    <w:lvl w:ilvl="4" w:tentative="1">
-      <w:start w:val="1"/>
-      <w:numFmt w:val="bullet"/>
-      <w:lvlText w:val=""/>
-      <w:lvlJc w:val="left"/>
-      <w:pPr>
-        <w:tabs>
-          <w:tab w:val="num" w:pos="3600"/>
-        </w:tabs>
+        <w:rFonts w:ascii="Noto Sans Symbols" w:eastAsia="Noto Sans Symbols" w:hAnsi="Noto Sans Symbols" w:cs="Noto Sans Symbols"/>
+        <w:sz w:val="20"/>
+        <w:szCs w:val="20"/>
+      </w:rPr>
+    </w:lvl>
+    <w:lvl w:ilvl="4">
+      <w:start w:val="1"/>
+      <w:numFmt w:val="bullet"/>
+      <w:lvlText w:val="▪"/>
+      <w:lvlJc w:val="left"/>
+      <w:pPr>
         <w:ind w:left="3600" w:hanging="360"/>
       </w:pPr>
       <w:rPr>
-        <w:rFonts w:ascii="Wingdings" w:hAnsi="Wingdings" w:hint="default"/>
-        <w:sz w:val="20"/>
-      </w:rPr>
-    </w:lvl>
-    <w:lvl w:ilvl="5" w:tentative="1">
-      <w:start w:val="1"/>
-      <w:numFmt w:val="bullet"/>
-      <w:lvlText w:val=""/>
-      <w:lvlJc w:val="left"/>
-      <w:pPr>
-        <w:tabs>
-          <w:tab w:val="num" w:pos="4320"/>
-        </w:tabs>
+        <w:rFonts w:ascii="Noto Sans Symbols" w:eastAsia="Noto Sans Symbols" w:hAnsi="Noto Sans Symbols" w:cs="Noto Sans Symbols"/>
+        <w:sz w:val="20"/>
+        <w:szCs w:val="20"/>
+      </w:rPr>
+    </w:lvl>
+    <w:lvl w:ilvl="5">
+      <w:start w:val="1"/>
+      <w:numFmt w:val="bullet"/>
+      <w:lvlText w:val="▪"/>
+      <w:lvlJc w:val="left"/>
+      <w:pPr>
         <w:ind w:left="4320" w:hanging="360"/>
       </w:pPr>
       <w:rPr>
-        <w:rFonts w:ascii="Wingdings" w:hAnsi="Wingdings" w:hint="default"/>
-        <w:sz w:val="20"/>
-      </w:rPr>
-    </w:lvl>
-    <w:lvl w:ilvl="6" w:tentative="1">
-      <w:start w:val="1"/>
-      <w:numFmt w:val="bullet"/>
-      <w:lvlText w:val=""/>
-      <w:lvlJc w:val="left"/>
-      <w:pPr>
-        <w:tabs>
-          <w:tab w:val="num" w:pos="5040"/>
-        </w:tabs>
+        <w:rFonts w:ascii="Noto Sans Symbols" w:eastAsia="Noto Sans Symbols" w:hAnsi="Noto Sans Symbols" w:cs="Noto Sans Symbols"/>
+        <w:sz w:val="20"/>
+        <w:szCs w:val="20"/>
+      </w:rPr>
+    </w:lvl>
+    <w:lvl w:ilvl="6">
+      <w:start w:val="1"/>
+      <w:numFmt w:val="bullet"/>
+      <w:lvlText w:val="▪"/>
+      <w:lvlJc w:val="left"/>
+      <w:pPr>
         <w:ind w:left="5040" w:hanging="360"/>
       </w:pPr>
       <w:rPr>
-        <w:rFonts w:ascii="Wingdings" w:hAnsi="Wingdings" w:hint="default"/>
-        <w:sz w:val="20"/>
-      </w:rPr>
-    </w:lvl>
-    <w:lvl w:ilvl="7" w:tentative="1">
-      <w:start w:val="1"/>
-      <w:numFmt w:val="bullet"/>
-      <w:lvlText w:val=""/>
-      <w:lvlJc w:val="left"/>
-      <w:pPr>
-        <w:tabs>
-          <w:tab w:val="num" w:pos="5760"/>
-        </w:tabs>
+        <w:rFonts w:ascii="Noto Sans Symbols" w:eastAsia="Noto Sans Symbols" w:hAnsi="Noto Sans Symbols" w:cs="Noto Sans Symbols"/>
+        <w:sz w:val="20"/>
+        <w:szCs w:val="20"/>
+      </w:rPr>
+    </w:lvl>
+    <w:lvl w:ilvl="7">
+      <w:start w:val="1"/>
+      <w:numFmt w:val="bullet"/>
+      <w:lvlText w:val="▪"/>
+      <w:lvlJc w:val="left"/>
+      <w:pPr>
         <w:ind w:left="5760" w:hanging="360"/>
       </w:pPr>
       <w:rPr>
-        <w:rFonts w:ascii="Wingdings" w:hAnsi="Wingdings" w:hint="default"/>
-        <w:sz w:val="20"/>
-      </w:rPr>
-    </w:lvl>
-    <w:lvl w:ilvl="8" w:tentative="1">
-      <w:start w:val="1"/>
-      <w:numFmt w:val="bullet"/>
-      <w:lvlText w:val=""/>
-      <w:lvlJc w:val="left"/>
-      <w:pPr>
-        <w:tabs>
-          <w:tab w:val="num" w:pos="6480"/>
-        </w:tabs>
+        <w:rFonts w:ascii="Noto Sans Symbols" w:eastAsia="Noto Sans Symbols" w:hAnsi="Noto Sans Symbols" w:cs="Noto Sans Symbols"/>
+        <w:sz w:val="20"/>
+        <w:szCs w:val="20"/>
+      </w:rPr>
+    </w:lvl>
+    <w:lvl w:ilvl="8">
+      <w:start w:val="1"/>
+      <w:numFmt w:val="bullet"/>
+      <w:lvlText w:val="▪"/>
+      <w:lvlJc w:val="left"/>
+      <w:pPr>
         <w:ind w:left="6480" w:hanging="360"/>
       </w:pPr>
       <w:rPr>
-        <w:rFonts w:ascii="Wingdings" w:hAnsi="Wingdings" w:hint="default"/>
-        <w:sz w:val="20"/>
+        <w:rFonts w:ascii="Noto Sans Symbols" w:eastAsia="Noto Sans Symbols" w:hAnsi="Noto Sans Symbols" w:cs="Noto Sans Symbols"/>
+        <w:sz w:val="20"/>
+        <w:szCs w:val="20"/>
       </w:rPr>
     </w:lvl>
   </w:abstractNum>
   <w:abstractNum w:abstractNumId="6" w15:restartNumberingAfterBreak="0">
-    <w:nsid w:val="20C26675"/>
+    <w:nsid w:val="41BF08B0"/>
     <w:multiLevelType w:val="multilevel"/>
-    <w:tmpl w:val="E89C5642"/>
+    <w:tmpl w:val="D0EA385E"/>
     <w:lvl w:ilvl="0">
       <w:start w:val="1"/>
       <w:numFmt w:val="bullet"/>
-      <w:lvlText w:val=""/>
-      <w:lvlJc w:val="left"/>
-      <w:pPr>
-        <w:tabs>
-          <w:tab w:val="num" w:pos="720"/>
-        </w:tabs>
+      <w:lvlText w:val="●"/>
+      <w:lvlJc w:val="left"/>
+      <w:pPr>
         <w:ind w:left="720" w:hanging="360"/>
       </w:pPr>
       <w:rPr>
-        <w:rFonts w:ascii="Symbol" w:hAnsi="Symbol" w:hint="default"/>
-        <w:sz w:val="20"/>
-      </w:rPr>
-    </w:lvl>
-    <w:lvl w:ilvl="1" w:tentative="1">
+        <w:rFonts w:ascii="Noto Sans Symbols" w:eastAsia="Noto Sans Symbols" w:hAnsi="Noto Sans Symbols" w:cs="Noto Sans Symbols"/>
+        <w:sz w:val="20"/>
+        <w:szCs w:val="20"/>
+      </w:rPr>
+    </w:lvl>
+    <w:lvl w:ilvl="1">
       <w:start w:val="1"/>
       <w:numFmt w:val="bullet"/>
       <w:lvlText w:val="o"/>
       <w:lvlJc w:val="left"/>
       <w:pPr>
-        <w:tabs>
-          <w:tab w:val="num" w:pos="1440"/>
-        </w:tabs>
         <w:ind w:left="1440" w:hanging="360"/>
       </w:pPr>
       <w:rPr>
-        <w:rFonts w:ascii="Courier New" w:hAnsi="Courier New" w:hint="default"/>
-        <w:sz w:val="20"/>
-      </w:rPr>
-    </w:lvl>
-    <w:lvl w:ilvl="2" w:tentative="1">
-      <w:start w:val="1"/>
-      <w:numFmt w:val="bullet"/>
-      <w:lvlText w:val=""/>
-      <w:lvlJc w:val="left"/>
-      <w:pPr>
-        <w:tabs>
-          <w:tab w:val="num" w:pos="2160"/>
-        </w:tabs>
+        <w:rFonts w:ascii="Courier New" w:eastAsia="Courier New" w:hAnsi="Courier New" w:cs="Courier New"/>
+        <w:sz w:val="20"/>
+        <w:szCs w:val="20"/>
+      </w:rPr>
+    </w:lvl>
+    <w:lvl w:ilvl="2">
+      <w:start w:val="1"/>
+      <w:numFmt w:val="bullet"/>
+      <w:lvlText w:val="▪"/>
+      <w:lvlJc w:val="left"/>
+      <w:pPr>
         <w:ind w:left="2160" w:hanging="360"/>
       </w:pPr>
       <w:rPr>
-        <w:rFonts w:ascii="Wingdings" w:hAnsi="Wingdings" w:hint="default"/>
-        <w:sz w:val="20"/>
-      </w:rPr>
-    </w:lvl>
-    <w:lvl w:ilvl="3" w:tentative="1">
-      <w:start w:val="1"/>
-      <w:numFmt w:val="bullet"/>
-      <w:lvlText w:val=""/>
-      <w:lvlJc w:val="left"/>
-      <w:pPr>
-        <w:tabs>
-          <w:tab w:val="num" w:pos="2880"/>
-        </w:tabs>
+        <w:rFonts w:ascii="Noto Sans Symbols" w:eastAsia="Noto Sans Symbols" w:hAnsi="Noto Sans Symbols" w:cs="Noto Sans Symbols"/>
+        <w:sz w:val="20"/>
+        <w:szCs w:val="20"/>
+      </w:rPr>
+    </w:lvl>
+    <w:lvl w:ilvl="3">
+      <w:start w:val="1"/>
+      <w:numFmt w:val="bullet"/>
+      <w:lvlText w:val="▪"/>
+      <w:lvlJc w:val="left"/>
+      <w:pPr>
         <w:ind w:left="2880" w:hanging="360"/>
       </w:pPr>
       <w:rPr>
-        <w:rFonts w:ascii="Wingdings" w:hAnsi="Wingdings" w:hint="default"/>
-        <w:sz w:val="20"/>
-      </w:rPr>
-    </w:lvl>
-    <w:lvl w:ilvl="4" w:tentative="1">
-      <w:start w:val="1"/>
-      <w:numFmt w:val="bullet"/>
-      <w:lvlText w:val=""/>
-      <w:lvlJc w:val="left"/>
-      <w:pPr>
-        <w:tabs>
-          <w:tab w:val="num" w:pos="3600"/>
-        </w:tabs>
+        <w:rFonts w:ascii="Noto Sans Symbols" w:eastAsia="Noto Sans Symbols" w:hAnsi="Noto Sans Symbols" w:cs="Noto Sans Symbols"/>
+        <w:sz w:val="20"/>
+        <w:szCs w:val="20"/>
+      </w:rPr>
+    </w:lvl>
+    <w:lvl w:ilvl="4">
+      <w:start w:val="1"/>
+      <w:numFmt w:val="bullet"/>
+      <w:lvlText w:val="▪"/>
+      <w:lvlJc w:val="left"/>
+      <w:pPr>
         <w:ind w:left="3600" w:hanging="360"/>
       </w:pPr>
       <w:rPr>
-        <w:rFonts w:ascii="Wingdings" w:hAnsi="Wingdings" w:hint="default"/>
-        <w:sz w:val="20"/>
-      </w:rPr>
-    </w:lvl>
-    <w:lvl w:ilvl="5" w:tentative="1">
-      <w:start w:val="1"/>
-      <w:numFmt w:val="bullet"/>
-      <w:lvlText w:val=""/>
-      <w:lvlJc w:val="left"/>
-      <w:pPr>
-        <w:tabs>
-          <w:tab w:val="num" w:pos="4320"/>
-        </w:tabs>
+        <w:rFonts w:ascii="Noto Sans Symbols" w:eastAsia="Noto Sans Symbols" w:hAnsi="Noto Sans Symbols" w:cs="Noto Sans Symbols"/>
+        <w:sz w:val="20"/>
+        <w:szCs w:val="20"/>
+      </w:rPr>
+    </w:lvl>
+    <w:lvl w:ilvl="5">
+      <w:start w:val="1"/>
+      <w:numFmt w:val="bullet"/>
+      <w:lvlText w:val="▪"/>
+      <w:lvlJc w:val="left"/>
+      <w:pPr>
         <w:ind w:left="4320" w:hanging="360"/>
       </w:pPr>
       <w:rPr>
-        <w:rFonts w:ascii="Wingdings" w:hAnsi="Wingdings" w:hint="default"/>
-        <w:sz w:val="20"/>
-      </w:rPr>
-    </w:lvl>
-    <w:lvl w:ilvl="6" w:tentative="1">
-      <w:start w:val="1"/>
-      <w:numFmt w:val="bullet"/>
-      <w:lvlText w:val=""/>
-      <w:lvlJc w:val="left"/>
-      <w:pPr>
-        <w:tabs>
-          <w:tab w:val="num" w:pos="5040"/>
-        </w:tabs>
+        <w:rFonts w:ascii="Noto Sans Symbols" w:eastAsia="Noto Sans Symbols" w:hAnsi="Noto Sans Symbols" w:cs="Noto Sans Symbols"/>
+        <w:sz w:val="20"/>
+        <w:szCs w:val="20"/>
+      </w:rPr>
+    </w:lvl>
+    <w:lvl w:ilvl="6">
+      <w:start w:val="1"/>
+      <w:numFmt w:val="bullet"/>
+      <w:lvlText w:val="▪"/>
+      <w:lvlJc w:val="left"/>
+      <w:pPr>
         <w:ind w:left="5040" w:hanging="360"/>
       </w:pPr>
       <w:rPr>
-        <w:rFonts w:ascii="Wingdings" w:hAnsi="Wingdings" w:hint="default"/>
-        <w:sz w:val="20"/>
-      </w:rPr>
-    </w:lvl>
-    <w:lvl w:ilvl="7" w:tentative="1">
-      <w:start w:val="1"/>
-      <w:numFmt w:val="bullet"/>
-      <w:lvlText w:val=""/>
-      <w:lvlJc w:val="left"/>
-      <w:pPr>
-        <w:tabs>
-          <w:tab w:val="num" w:pos="5760"/>
-        </w:tabs>
+        <w:rFonts w:ascii="Noto Sans Symbols" w:eastAsia="Noto Sans Symbols" w:hAnsi="Noto Sans Symbols" w:cs="Noto Sans Symbols"/>
+        <w:sz w:val="20"/>
+        <w:szCs w:val="20"/>
+      </w:rPr>
+    </w:lvl>
+    <w:lvl w:ilvl="7">
+      <w:start w:val="1"/>
+      <w:numFmt w:val="bullet"/>
+      <w:lvlText w:val="▪"/>
+      <w:lvlJc w:val="left"/>
+      <w:pPr>
         <w:ind w:left="5760" w:hanging="360"/>
       </w:pPr>
       <w:rPr>
-        <w:rFonts w:ascii="Wingdings" w:hAnsi="Wingdings" w:hint="default"/>
-        <w:sz w:val="20"/>
-      </w:rPr>
-    </w:lvl>
-    <w:lvl w:ilvl="8" w:tentative="1">
-      <w:start w:val="1"/>
-      <w:numFmt w:val="bullet"/>
-      <w:lvlText w:val=""/>
-      <w:lvlJc w:val="left"/>
-      <w:pPr>
-        <w:tabs>
-          <w:tab w:val="num" w:pos="6480"/>
-        </w:tabs>
+        <w:rFonts w:ascii="Noto Sans Symbols" w:eastAsia="Noto Sans Symbols" w:hAnsi="Noto Sans Symbols" w:cs="Noto Sans Symbols"/>
+        <w:sz w:val="20"/>
+        <w:szCs w:val="20"/>
+      </w:rPr>
+    </w:lvl>
+    <w:lvl w:ilvl="8">
+      <w:start w:val="1"/>
+      <w:numFmt w:val="bullet"/>
+      <w:lvlText w:val="▪"/>
+      <w:lvlJc w:val="left"/>
+      <w:pPr>
         <w:ind w:left="6480" w:hanging="360"/>
       </w:pPr>
       <w:rPr>
-        <w:rFonts w:ascii="Wingdings" w:hAnsi="Wingdings" w:hint="default"/>
-        <w:sz w:val="20"/>
+        <w:rFonts w:ascii="Noto Sans Symbols" w:eastAsia="Noto Sans Symbols" w:hAnsi="Noto Sans Symbols" w:cs="Noto Sans Symbols"/>
+        <w:sz w:val="20"/>
+        <w:szCs w:val="20"/>
       </w:rPr>
     </w:lvl>
   </w:abstractNum>
   <w:abstractNum w:abstractNumId="7" w15:restartNumberingAfterBreak="0">
-    <w:nsid w:val="309D291F"/>
+    <w:nsid w:val="45285775"/>
     <w:multiLevelType w:val="multilevel"/>
-    <w:tmpl w:val="6BA4DC84"/>
+    <w:tmpl w:val="C04A62B4"/>
     <w:lvl w:ilvl="0">
       <w:start w:val="1"/>
       <w:numFmt w:val="bullet"/>
-      <w:lvlText w:val=""/>
-      <w:lvlJc w:val="left"/>
-      <w:pPr>
-        <w:tabs>
-          <w:tab w:val="num" w:pos="720"/>
-        </w:tabs>
+      <w:lvlText w:val="●"/>
+      <w:lvlJc w:val="left"/>
+      <w:pPr>
         <w:ind w:left="720" w:hanging="360"/>
       </w:pPr>
       <w:rPr>
-        <w:rFonts w:ascii="Symbol" w:hAnsi="Symbol" w:hint="default"/>
-        <w:sz w:val="20"/>
-      </w:rPr>
-    </w:lvl>
-    <w:lvl w:ilvl="1" w:tentative="1">
+        <w:rFonts w:ascii="Noto Sans Symbols" w:eastAsia="Noto Sans Symbols" w:hAnsi="Noto Sans Symbols" w:cs="Noto Sans Symbols"/>
+        <w:sz w:val="20"/>
+        <w:szCs w:val="20"/>
+      </w:rPr>
+    </w:lvl>
+    <w:lvl w:ilvl="1">
       <w:start w:val="1"/>
       <w:numFmt w:val="bullet"/>
       <w:lvlText w:val="o"/>
       <w:lvlJc w:val="left"/>
       <w:pPr>
-        <w:tabs>
-          <w:tab w:val="num" w:pos="1440"/>
-        </w:tabs>
         <w:ind w:left="1440" w:hanging="360"/>
       </w:pPr>
       <w:rPr>
-        <w:rFonts w:ascii="Courier New" w:hAnsi="Courier New" w:hint="default"/>
-        <w:sz w:val="20"/>
-      </w:rPr>
-    </w:lvl>
-    <w:lvl w:ilvl="2" w:tentative="1">
-      <w:start w:val="1"/>
-      <w:numFmt w:val="bullet"/>
-      <w:lvlText w:val=""/>
-      <w:lvlJc w:val="left"/>
-      <w:pPr>
-        <w:tabs>
-          <w:tab w:val="num" w:pos="2160"/>
-        </w:tabs>
+        <w:rFonts w:ascii="Courier New" w:eastAsia="Courier New" w:hAnsi="Courier New" w:cs="Courier New"/>
+        <w:sz w:val="20"/>
+        <w:szCs w:val="20"/>
+      </w:rPr>
+    </w:lvl>
+    <w:lvl w:ilvl="2">
+      <w:start w:val="1"/>
+      <w:numFmt w:val="bullet"/>
+      <w:lvlText w:val="▪"/>
+      <w:lvlJc w:val="left"/>
+      <w:pPr>
         <w:ind w:left="2160" w:hanging="360"/>
       </w:pPr>
       <w:rPr>
-        <w:rFonts w:ascii="Wingdings" w:hAnsi="Wingdings" w:hint="default"/>
-        <w:sz w:val="20"/>
-      </w:rPr>
-    </w:lvl>
-    <w:lvl w:ilvl="3" w:tentative="1">
-      <w:start w:val="1"/>
-      <w:numFmt w:val="bullet"/>
-      <w:lvlText w:val=""/>
-      <w:lvlJc w:val="left"/>
-      <w:pPr>
-        <w:tabs>
-          <w:tab w:val="num" w:pos="2880"/>
-        </w:tabs>
+        <w:rFonts w:ascii="Noto Sans Symbols" w:eastAsia="Noto Sans Symbols" w:hAnsi="Noto Sans Symbols" w:cs="Noto Sans Symbols"/>
+        <w:sz w:val="20"/>
+        <w:szCs w:val="20"/>
+      </w:rPr>
+    </w:lvl>
+    <w:lvl w:ilvl="3">
+      <w:start w:val="1"/>
+      <w:numFmt w:val="bullet"/>
+      <w:lvlText w:val="▪"/>
+      <w:lvlJc w:val="left"/>
+      <w:pPr>
         <w:ind w:left="2880" w:hanging="360"/>
       </w:pPr>
       <w:rPr>
-        <w:rFonts w:ascii="Wingdings" w:hAnsi="Wingdings" w:hint="default"/>
-        <w:sz w:val="20"/>
-      </w:rPr>
-    </w:lvl>
-    <w:lvl w:ilvl="4" w:tentative="1">
-      <w:start w:val="1"/>
-      <w:numFmt w:val="bullet"/>
-      <w:lvlText w:val=""/>
-      <w:lvlJc w:val="left"/>
-      <w:pPr>
-        <w:tabs>
-          <w:tab w:val="num" w:pos="3600"/>
-        </w:tabs>
+        <w:rFonts w:ascii="Noto Sans Symbols" w:eastAsia="Noto Sans Symbols" w:hAnsi="Noto Sans Symbols" w:cs="Noto Sans Symbols"/>
+        <w:sz w:val="20"/>
+        <w:szCs w:val="20"/>
+      </w:rPr>
+    </w:lvl>
+    <w:lvl w:ilvl="4">
+      <w:start w:val="1"/>
+      <w:numFmt w:val="bullet"/>
+      <w:lvlText w:val="▪"/>
+      <w:lvlJc w:val="left"/>
+      <w:pPr>
         <w:ind w:left="3600" w:hanging="360"/>
       </w:pPr>
       <w:rPr>
-        <w:rFonts w:ascii="Wingdings" w:hAnsi="Wingdings" w:hint="default"/>
-        <w:sz w:val="20"/>
-      </w:rPr>
-    </w:lvl>
-    <w:lvl w:ilvl="5" w:tentative="1">
-      <w:start w:val="1"/>
-      <w:numFmt w:val="bullet"/>
-      <w:lvlText w:val=""/>
-      <w:lvlJc w:val="left"/>
-      <w:pPr>
-        <w:tabs>
-          <w:tab w:val="num" w:pos="4320"/>
-        </w:tabs>
+        <w:rFonts w:ascii="Noto Sans Symbols" w:eastAsia="Noto Sans Symbols" w:hAnsi="Noto Sans Symbols" w:cs="Noto Sans Symbols"/>
+        <w:sz w:val="20"/>
+        <w:szCs w:val="20"/>
+      </w:rPr>
+    </w:lvl>
+    <w:lvl w:ilvl="5">
+      <w:start w:val="1"/>
+      <w:numFmt w:val="bullet"/>
+      <w:lvlText w:val="▪"/>
+      <w:lvlJc w:val="left"/>
+      <w:pPr>
         <w:ind w:left="4320" w:hanging="360"/>
       </w:pPr>
       <w:rPr>
-        <w:rFonts w:ascii="Wingdings" w:hAnsi="Wingdings" w:hint="default"/>
-        <w:sz w:val="20"/>
-      </w:rPr>
-    </w:lvl>
-    <w:lvl w:ilvl="6" w:tentative="1">
-      <w:start w:val="1"/>
-      <w:numFmt w:val="bullet"/>
-      <w:lvlText w:val=""/>
-      <w:lvlJc w:val="left"/>
-      <w:pPr>
-        <w:tabs>
-          <w:tab w:val="num" w:pos="5040"/>
-        </w:tabs>
+        <w:rFonts w:ascii="Noto Sans Symbols" w:eastAsia="Noto Sans Symbols" w:hAnsi="Noto Sans Symbols" w:cs="Noto Sans Symbols"/>
+        <w:sz w:val="20"/>
+        <w:szCs w:val="20"/>
+      </w:rPr>
+    </w:lvl>
+    <w:lvl w:ilvl="6">
+      <w:start w:val="1"/>
+      <w:numFmt w:val="bullet"/>
+      <w:lvlText w:val="▪"/>
+      <w:lvlJc w:val="left"/>
+      <w:pPr>
         <w:ind w:left="5040" w:hanging="360"/>
       </w:pPr>
       <w:rPr>
-        <w:rFonts w:ascii="Wingdings" w:hAnsi="Wingdings" w:hint="default"/>
-        <w:sz w:val="20"/>
-      </w:rPr>
-    </w:lvl>
-    <w:lvl w:ilvl="7" w:tentative="1">
-      <w:start w:val="1"/>
-      <w:numFmt w:val="bullet"/>
-      <w:lvlText w:val=""/>
-      <w:lvlJc w:val="left"/>
-      <w:pPr>
-        <w:tabs>
-          <w:tab w:val="num" w:pos="5760"/>
-        </w:tabs>
+        <w:rFonts w:ascii="Noto Sans Symbols" w:eastAsia="Noto Sans Symbols" w:hAnsi="Noto Sans Symbols" w:cs="Noto Sans Symbols"/>
+        <w:sz w:val="20"/>
+        <w:szCs w:val="20"/>
+      </w:rPr>
+    </w:lvl>
+    <w:lvl w:ilvl="7">
+      <w:start w:val="1"/>
+      <w:numFmt w:val="bullet"/>
+      <w:lvlText w:val="▪"/>
+      <w:lvlJc w:val="left"/>
+      <w:pPr>
         <w:ind w:left="5760" w:hanging="360"/>
       </w:pPr>
       <w:rPr>
-        <w:rFonts w:ascii="Wingdings" w:hAnsi="Wingdings" w:hint="default"/>
-        <w:sz w:val="20"/>
-      </w:rPr>
-    </w:lvl>
-    <w:lvl w:ilvl="8" w:tentative="1">
-      <w:start w:val="1"/>
-      <w:numFmt w:val="bullet"/>
-      <w:lvlText w:val=""/>
-      <w:lvlJc w:val="left"/>
-      <w:pPr>
-        <w:tabs>
-          <w:tab w:val="num" w:pos="6480"/>
-        </w:tabs>
+        <w:rFonts w:ascii="Noto Sans Symbols" w:eastAsia="Noto Sans Symbols" w:hAnsi="Noto Sans Symbols" w:cs="Noto Sans Symbols"/>
+        <w:sz w:val="20"/>
+        <w:szCs w:val="20"/>
+      </w:rPr>
+    </w:lvl>
+    <w:lvl w:ilvl="8">
+      <w:start w:val="1"/>
+      <w:numFmt w:val="bullet"/>
+      <w:lvlText w:val="▪"/>
+      <w:lvlJc w:val="left"/>
+      <w:pPr>
         <w:ind w:left="6480" w:hanging="360"/>
       </w:pPr>
       <w:rPr>
-        <w:rFonts w:ascii="Wingdings" w:hAnsi="Wingdings" w:hint="default"/>
-        <w:sz w:val="20"/>
+        <w:rFonts w:ascii="Noto Sans Symbols" w:eastAsia="Noto Sans Symbols" w:hAnsi="Noto Sans Symbols" w:cs="Noto Sans Symbols"/>
+        <w:sz w:val="20"/>
+        <w:szCs w:val="20"/>
       </w:rPr>
     </w:lvl>
   </w:abstractNum>
   <w:abstractNum w:abstractNumId="8" w15:restartNumberingAfterBreak="0">
-    <w:nsid w:val="4A015088"/>
+    <w:nsid w:val="49D76F44"/>
     <w:multiLevelType w:val="multilevel"/>
-    <w:tmpl w:val="8FECC556"/>
+    <w:tmpl w:val="91F60B3E"/>
     <w:lvl w:ilvl="0">
       <w:start w:val="1"/>
       <w:numFmt w:val="bullet"/>
-      <w:lvlText w:val=""/>
-      <w:lvlJc w:val="left"/>
-      <w:pPr>
-        <w:tabs>
-          <w:tab w:val="num" w:pos="720"/>
-        </w:tabs>
+      <w:lvlText w:val="●"/>
+      <w:lvlJc w:val="left"/>
+      <w:pPr>
         <w:ind w:left="720" w:hanging="360"/>
       </w:pPr>
       <w:rPr>
-        <w:rFonts w:ascii="Symbol" w:hAnsi="Symbol" w:hint="default"/>
-        <w:sz w:val="20"/>
-      </w:rPr>
-    </w:lvl>
-    <w:lvl w:ilvl="1" w:tentative="1">
+        <w:rFonts w:ascii="Noto Sans Symbols" w:eastAsia="Noto Sans Symbols" w:hAnsi="Noto Sans Symbols" w:cs="Noto Sans Symbols"/>
+        <w:sz w:val="20"/>
+        <w:szCs w:val="20"/>
+      </w:rPr>
+    </w:lvl>
+    <w:lvl w:ilvl="1">
       <w:start w:val="1"/>
       <w:numFmt w:val="bullet"/>
       <w:lvlText w:val="o"/>
       <w:lvlJc w:val="left"/>
       <w:pPr>
-        <w:tabs>
-          <w:tab w:val="num" w:pos="1440"/>
-        </w:tabs>
         <w:ind w:left="1440" w:hanging="360"/>
       </w:pPr>
       <w:rPr>
-        <w:rFonts w:ascii="Courier New" w:hAnsi="Courier New" w:hint="default"/>
-        <w:sz w:val="20"/>
-      </w:rPr>
-    </w:lvl>
-    <w:lvl w:ilvl="2" w:tentative="1">
-      <w:start w:val="1"/>
-      <w:numFmt w:val="bullet"/>
-      <w:lvlText w:val=""/>
-      <w:lvlJc w:val="left"/>
-      <w:pPr>
-        <w:tabs>
-          <w:tab w:val="num" w:pos="2160"/>
-        </w:tabs>
+        <w:rFonts w:ascii="Courier New" w:eastAsia="Courier New" w:hAnsi="Courier New" w:cs="Courier New"/>
+        <w:sz w:val="20"/>
+        <w:szCs w:val="20"/>
+      </w:rPr>
+    </w:lvl>
+    <w:lvl w:ilvl="2">
+      <w:start w:val="1"/>
+      <w:numFmt w:val="bullet"/>
+      <w:lvlText w:val="▪"/>
+      <w:lvlJc w:val="left"/>
+      <w:pPr>
         <w:ind w:left="2160" w:hanging="360"/>
       </w:pPr>
       <w:rPr>
-        <w:rFonts w:ascii="Wingdings" w:hAnsi="Wingdings" w:hint="default"/>
-        <w:sz w:val="20"/>
-      </w:rPr>
-    </w:lvl>
-    <w:lvl w:ilvl="3" w:tentative="1">
-      <w:start w:val="1"/>
-      <w:numFmt w:val="bullet"/>
-      <w:lvlText w:val=""/>
-      <w:lvlJc w:val="left"/>
-      <w:pPr>
-        <w:tabs>
-          <w:tab w:val="num" w:pos="2880"/>
-        </w:tabs>
+        <w:rFonts w:ascii="Noto Sans Symbols" w:eastAsia="Noto Sans Symbols" w:hAnsi="Noto Sans Symbols" w:cs="Noto Sans Symbols"/>
+        <w:sz w:val="20"/>
+        <w:szCs w:val="20"/>
+      </w:rPr>
+    </w:lvl>
+    <w:lvl w:ilvl="3">
+      <w:start w:val="1"/>
+      <w:numFmt w:val="bullet"/>
+      <w:lvlText w:val="▪"/>
+      <w:lvlJc w:val="left"/>
+      <w:pPr>
         <w:ind w:left="2880" w:hanging="360"/>
       </w:pPr>
       <w:rPr>
-        <w:rFonts w:ascii="Wingdings" w:hAnsi="Wingdings" w:hint="default"/>
-        <w:sz w:val="20"/>
-      </w:rPr>
-    </w:lvl>
-    <w:lvl w:ilvl="4" w:tentative="1">
-      <w:start w:val="1"/>
-      <w:numFmt w:val="bullet"/>
-      <w:lvlText w:val=""/>
-      <w:lvlJc w:val="left"/>
-      <w:pPr>
-        <w:tabs>
-          <w:tab w:val="num" w:pos="3600"/>
-        </w:tabs>
+        <w:rFonts w:ascii="Noto Sans Symbols" w:eastAsia="Noto Sans Symbols" w:hAnsi="Noto Sans Symbols" w:cs="Noto Sans Symbols"/>
+        <w:sz w:val="20"/>
+        <w:szCs w:val="20"/>
+      </w:rPr>
+    </w:lvl>
+    <w:lvl w:ilvl="4">
+      <w:start w:val="1"/>
+      <w:numFmt w:val="bullet"/>
+      <w:lvlText w:val="▪"/>
+      <w:lvlJc w:val="left"/>
+      <w:pPr>
         <w:ind w:left="3600" w:hanging="360"/>
       </w:pPr>
       <w:rPr>
-        <w:rFonts w:ascii="Wingdings" w:hAnsi="Wingdings" w:hint="default"/>
-        <w:sz w:val="20"/>
-      </w:rPr>
-    </w:lvl>
-    <w:lvl w:ilvl="5" w:tentative="1">
-      <w:start w:val="1"/>
-      <w:numFmt w:val="bullet"/>
-      <w:lvlText w:val=""/>
-      <w:lvlJc w:val="left"/>
-      <w:pPr>
-        <w:tabs>
-          <w:tab w:val="num" w:pos="4320"/>
-        </w:tabs>
+        <w:rFonts w:ascii="Noto Sans Symbols" w:eastAsia="Noto Sans Symbols" w:hAnsi="Noto Sans Symbols" w:cs="Noto Sans Symbols"/>
+        <w:sz w:val="20"/>
+        <w:szCs w:val="20"/>
+      </w:rPr>
+    </w:lvl>
+    <w:lvl w:ilvl="5">
+      <w:start w:val="1"/>
+      <w:numFmt w:val="bullet"/>
+      <w:lvlText w:val="▪"/>
+      <w:lvlJc w:val="left"/>
+      <w:pPr>
         <w:ind w:left="4320" w:hanging="360"/>
       </w:pPr>
       <w:rPr>
-        <w:rFonts w:ascii="Wingdings" w:hAnsi="Wingdings" w:hint="default"/>
-        <w:sz w:val="20"/>
-      </w:rPr>
-    </w:lvl>
-    <w:lvl w:ilvl="6" w:tentative="1">
-      <w:start w:val="1"/>
-      <w:numFmt w:val="bullet"/>
-      <w:lvlText w:val=""/>
-      <w:lvlJc w:val="left"/>
-      <w:pPr>
-        <w:tabs>
-          <w:tab w:val="num" w:pos="5040"/>
-        </w:tabs>
+        <w:rFonts w:ascii="Noto Sans Symbols" w:eastAsia="Noto Sans Symbols" w:hAnsi="Noto Sans Symbols" w:cs="Noto Sans Symbols"/>
+        <w:sz w:val="20"/>
+        <w:szCs w:val="20"/>
+      </w:rPr>
+    </w:lvl>
+    <w:lvl w:ilvl="6">
+      <w:start w:val="1"/>
+      <w:numFmt w:val="bullet"/>
+      <w:lvlText w:val="▪"/>
+      <w:lvlJc w:val="left"/>
+      <w:pPr>
         <w:ind w:left="5040" w:hanging="360"/>
       </w:pPr>
       <w:rPr>
-        <w:rFonts w:ascii="Wingdings" w:hAnsi="Wingdings" w:hint="default"/>
-        <w:sz w:val="20"/>
-      </w:rPr>
-    </w:lvl>
-    <w:lvl w:ilvl="7" w:tentative="1">
-      <w:start w:val="1"/>
-      <w:numFmt w:val="bullet"/>
-      <w:lvlText w:val=""/>
-      <w:lvlJc w:val="left"/>
-      <w:pPr>
-        <w:tabs>
-          <w:tab w:val="num" w:pos="5760"/>
-        </w:tabs>
+        <w:rFonts w:ascii="Noto Sans Symbols" w:eastAsia="Noto Sans Symbols" w:hAnsi="Noto Sans Symbols" w:cs="Noto Sans Symbols"/>
+        <w:sz w:val="20"/>
+        <w:szCs w:val="20"/>
+      </w:rPr>
+    </w:lvl>
+    <w:lvl w:ilvl="7">
+      <w:start w:val="1"/>
+      <w:numFmt w:val="bullet"/>
+      <w:lvlText w:val="▪"/>
+      <w:lvlJc w:val="left"/>
+      <w:pPr>
         <w:ind w:left="5760" w:hanging="360"/>
       </w:pPr>
       <w:rPr>
-        <w:rFonts w:ascii="Wingdings" w:hAnsi="Wingdings" w:hint="default"/>
-        <w:sz w:val="20"/>
-      </w:rPr>
-    </w:lvl>
-    <w:lvl w:ilvl="8" w:tentative="1">
-      <w:start w:val="1"/>
-      <w:numFmt w:val="bullet"/>
-      <w:lvlText w:val=""/>
-      <w:lvlJc w:val="left"/>
-      <w:pPr>
-        <w:tabs>
-          <w:tab w:val="num" w:pos="6480"/>
-        </w:tabs>
+        <w:rFonts w:ascii="Noto Sans Symbols" w:eastAsia="Noto Sans Symbols" w:hAnsi="Noto Sans Symbols" w:cs="Noto Sans Symbols"/>
+        <w:sz w:val="20"/>
+        <w:szCs w:val="20"/>
+      </w:rPr>
+    </w:lvl>
+    <w:lvl w:ilvl="8">
+      <w:start w:val="1"/>
+      <w:numFmt w:val="bullet"/>
+      <w:lvlText w:val="▪"/>
+      <w:lvlJc w:val="left"/>
+      <w:pPr>
         <w:ind w:left="6480" w:hanging="360"/>
       </w:pPr>
       <w:rPr>
-        <w:rFonts w:ascii="Wingdings" w:hAnsi="Wingdings" w:hint="default"/>
-        <w:sz w:val="20"/>
+        <w:rFonts w:ascii="Noto Sans Symbols" w:eastAsia="Noto Sans Symbols" w:hAnsi="Noto Sans Symbols" w:cs="Noto Sans Symbols"/>
+        <w:sz w:val="20"/>
+        <w:szCs w:val="20"/>
       </w:rPr>
     </w:lvl>
   </w:abstractNum>
   <w:abstractNum w:abstractNumId="9" w15:restartNumberingAfterBreak="0">
-    <w:nsid w:val="4AA86281"/>
+    <w:nsid w:val="4AC8302C"/>
     <w:multiLevelType w:val="multilevel"/>
-    <w:tmpl w:val="74521082"/>
+    <w:tmpl w:val="670E2582"/>
     <w:lvl w:ilvl="0">
       <w:start w:val="1"/>
       <w:numFmt w:val="bullet"/>
-      <w:lvlText w:val=""/>
-      <w:lvlJc w:val="left"/>
-      <w:pPr>
-        <w:tabs>
-          <w:tab w:val="num" w:pos="720"/>
-        </w:tabs>
+      <w:lvlText w:val="●"/>
+      <w:lvlJc w:val="left"/>
+      <w:pPr>
         <w:ind w:left="720" w:hanging="360"/>
       </w:pPr>
       <w:rPr>
-        <w:rFonts w:ascii="Symbol" w:hAnsi="Symbol" w:hint="default"/>
-        <w:sz w:val="20"/>
-      </w:rPr>
-    </w:lvl>
-    <w:lvl w:ilvl="1" w:tentative="1">
+        <w:rFonts w:ascii="Noto Sans Symbols" w:eastAsia="Noto Sans Symbols" w:hAnsi="Noto Sans Symbols" w:cs="Noto Sans Symbols"/>
+        <w:sz w:val="20"/>
+        <w:szCs w:val="20"/>
+      </w:rPr>
+    </w:lvl>
+    <w:lvl w:ilvl="1">
       <w:start w:val="1"/>
       <w:numFmt w:val="bullet"/>
       <w:lvlText w:val="o"/>
       <w:lvlJc w:val="left"/>
       <w:pPr>
-        <w:tabs>
-          <w:tab w:val="num" w:pos="1440"/>
-        </w:tabs>
         <w:ind w:left="1440" w:hanging="360"/>
       </w:pPr>
       <w:rPr>
-        <w:rFonts w:ascii="Courier New" w:hAnsi="Courier New" w:hint="default"/>
-        <w:sz w:val="20"/>
-      </w:rPr>
-    </w:lvl>
-    <w:lvl w:ilvl="2" w:tentative="1">
-      <w:start w:val="1"/>
-      <w:numFmt w:val="bullet"/>
-      <w:lvlText w:val=""/>
-      <w:lvlJc w:val="left"/>
-      <w:pPr>
-        <w:tabs>
-          <w:tab w:val="num" w:pos="2160"/>
-        </w:tabs>
+        <w:rFonts w:ascii="Courier New" w:eastAsia="Courier New" w:hAnsi="Courier New" w:cs="Courier New"/>
+        <w:sz w:val="20"/>
+        <w:szCs w:val="20"/>
+      </w:rPr>
+    </w:lvl>
+    <w:lvl w:ilvl="2">
+      <w:start w:val="1"/>
+      <w:numFmt w:val="bullet"/>
+      <w:lvlText w:val="▪"/>
+      <w:lvlJc w:val="left"/>
+      <w:pPr>
         <w:ind w:left="2160" w:hanging="360"/>
       </w:pPr>
       <w:rPr>
-        <w:rFonts w:ascii="Wingdings" w:hAnsi="Wingdings" w:hint="default"/>
-        <w:sz w:val="20"/>
-      </w:rPr>
-    </w:lvl>
-    <w:lvl w:ilvl="3" w:tentative="1">
-      <w:start w:val="1"/>
-      <w:numFmt w:val="bullet"/>
-      <w:lvlText w:val=""/>
-      <w:lvlJc w:val="left"/>
-      <w:pPr>
-        <w:tabs>
-          <w:tab w:val="num" w:pos="2880"/>
-        </w:tabs>
+        <w:rFonts w:ascii="Noto Sans Symbols" w:eastAsia="Noto Sans Symbols" w:hAnsi="Noto Sans Symbols" w:cs="Noto Sans Symbols"/>
+        <w:sz w:val="20"/>
+        <w:szCs w:val="20"/>
+      </w:rPr>
+    </w:lvl>
+    <w:lvl w:ilvl="3">
+      <w:start w:val="1"/>
+      <w:numFmt w:val="bullet"/>
+      <w:lvlText w:val="▪"/>
+      <w:lvlJc w:val="left"/>
+      <w:pPr>
         <w:ind w:left="2880" w:hanging="360"/>
       </w:pPr>
       <w:rPr>
-        <w:rFonts w:ascii="Wingdings" w:hAnsi="Wingdings" w:hint="default"/>
-        <w:sz w:val="20"/>
-      </w:rPr>
-    </w:lvl>
-    <w:lvl w:ilvl="4" w:tentative="1">
-      <w:start w:val="1"/>
-      <w:numFmt w:val="bullet"/>
-      <w:lvlText w:val=""/>
-      <w:lvlJc w:val="left"/>
-      <w:pPr>
-        <w:tabs>
-          <w:tab w:val="num" w:pos="3600"/>
-        </w:tabs>
+        <w:rFonts w:ascii="Noto Sans Symbols" w:eastAsia="Noto Sans Symbols" w:hAnsi="Noto Sans Symbols" w:cs="Noto Sans Symbols"/>
+        <w:sz w:val="20"/>
+        <w:szCs w:val="20"/>
+      </w:rPr>
+    </w:lvl>
+    <w:lvl w:ilvl="4">
+      <w:start w:val="1"/>
+      <w:numFmt w:val="bullet"/>
+      <w:lvlText w:val="▪"/>
+      <w:lvlJc w:val="left"/>
+      <w:pPr>
         <w:ind w:left="3600" w:hanging="360"/>
       </w:pPr>
       <w:rPr>
-        <w:rFonts w:ascii="Wingdings" w:hAnsi="Wingdings" w:hint="default"/>
-        <w:sz w:val="20"/>
-      </w:rPr>
-    </w:lvl>
-    <w:lvl w:ilvl="5" w:tentative="1">
-      <w:start w:val="1"/>
-      <w:numFmt w:val="bullet"/>
-      <w:lvlText w:val=""/>
-      <w:lvlJc w:val="left"/>
-      <w:pPr>
-        <w:tabs>
-          <w:tab w:val="num" w:pos="4320"/>
-        </w:tabs>
+        <w:rFonts w:ascii="Noto Sans Symbols" w:eastAsia="Noto Sans Symbols" w:hAnsi="Noto Sans Symbols" w:cs="Noto Sans Symbols"/>
+        <w:sz w:val="20"/>
+        <w:szCs w:val="20"/>
+      </w:rPr>
+    </w:lvl>
+    <w:lvl w:ilvl="5">
+      <w:start w:val="1"/>
+      <w:numFmt w:val="bullet"/>
+      <w:lvlText w:val="▪"/>
+      <w:lvlJc w:val="left"/>
+      <w:pPr>
         <w:ind w:left="4320" w:hanging="360"/>
       </w:pPr>
       <w:rPr>
-        <w:rFonts w:ascii="Wingdings" w:hAnsi="Wingdings" w:hint="default"/>
-        <w:sz w:val="20"/>
-      </w:rPr>
-    </w:lvl>
-    <w:lvl w:ilvl="6" w:tentative="1">
-      <w:start w:val="1"/>
-      <w:numFmt w:val="bullet"/>
-      <w:lvlText w:val=""/>
-      <w:lvlJc w:val="left"/>
-      <w:pPr>
-        <w:tabs>
-          <w:tab w:val="num" w:pos="5040"/>
-        </w:tabs>
+        <w:rFonts w:ascii="Noto Sans Symbols" w:eastAsia="Noto Sans Symbols" w:hAnsi="Noto Sans Symbols" w:cs="Noto Sans Symbols"/>
+        <w:sz w:val="20"/>
+        <w:szCs w:val="20"/>
+      </w:rPr>
+    </w:lvl>
+    <w:lvl w:ilvl="6">
+      <w:start w:val="1"/>
+      <w:numFmt w:val="bullet"/>
+      <w:lvlText w:val="▪"/>
+      <w:lvlJc w:val="left"/>
+      <w:pPr>
         <w:ind w:left="5040" w:hanging="360"/>
       </w:pPr>
       <w:rPr>
-        <w:rFonts w:ascii="Wingdings" w:hAnsi="Wingdings" w:hint="default"/>
-        <w:sz w:val="20"/>
-      </w:rPr>
-    </w:lvl>
-    <w:lvl w:ilvl="7" w:tentative="1">
-      <w:start w:val="1"/>
-      <w:numFmt w:val="bullet"/>
-      <w:lvlText w:val=""/>
-      <w:lvlJc w:val="left"/>
-      <w:pPr>
-        <w:tabs>
-          <w:tab w:val="num" w:pos="5760"/>
-        </w:tabs>
+        <w:rFonts w:ascii="Noto Sans Symbols" w:eastAsia="Noto Sans Symbols" w:hAnsi="Noto Sans Symbols" w:cs="Noto Sans Symbols"/>
+        <w:sz w:val="20"/>
+        <w:szCs w:val="20"/>
+      </w:rPr>
+    </w:lvl>
+    <w:lvl w:ilvl="7">
+      <w:start w:val="1"/>
+      <w:numFmt w:val="bullet"/>
+      <w:lvlText w:val="▪"/>
+      <w:lvlJc w:val="left"/>
+      <w:pPr>
         <w:ind w:left="5760" w:hanging="360"/>
       </w:pPr>
       <w:rPr>
-        <w:rFonts w:ascii="Wingdings" w:hAnsi="Wingdings" w:hint="default"/>
-        <w:sz w:val="20"/>
-      </w:rPr>
-    </w:lvl>
-    <w:lvl w:ilvl="8" w:tentative="1">
-      <w:start w:val="1"/>
-      <w:numFmt w:val="bullet"/>
-      <w:lvlText w:val=""/>
-      <w:lvlJc w:val="left"/>
-      <w:pPr>
-        <w:tabs>
-          <w:tab w:val="num" w:pos="6480"/>
-        </w:tabs>
+        <w:rFonts w:ascii="Noto Sans Symbols" w:eastAsia="Noto Sans Symbols" w:hAnsi="Noto Sans Symbols" w:cs="Noto Sans Symbols"/>
+        <w:sz w:val="20"/>
+        <w:szCs w:val="20"/>
+      </w:rPr>
+    </w:lvl>
+    <w:lvl w:ilvl="8">
+      <w:start w:val="1"/>
+      <w:numFmt w:val="bullet"/>
+      <w:lvlText w:val="▪"/>
+      <w:lvlJc w:val="left"/>
+      <w:pPr>
         <w:ind w:left="6480" w:hanging="360"/>
       </w:pPr>
       <w:rPr>
-        <w:rFonts w:ascii="Wingdings" w:hAnsi="Wingdings" w:hint="default"/>
-        <w:sz w:val="20"/>
+        <w:rFonts w:ascii="Noto Sans Symbols" w:eastAsia="Noto Sans Symbols" w:hAnsi="Noto Sans Symbols" w:cs="Noto Sans Symbols"/>
+        <w:sz w:val="20"/>
+        <w:szCs w:val="20"/>
       </w:rPr>
     </w:lvl>
   </w:abstractNum>
   <w:abstractNum w:abstractNumId="10" w15:restartNumberingAfterBreak="0">
-    <w:nsid w:val="521F3088"/>
+    <w:nsid w:val="53EC4437"/>
     <w:multiLevelType w:val="multilevel"/>
-    <w:tmpl w:val="31A281DE"/>
+    <w:tmpl w:val="0E4E0AF6"/>
     <w:lvl w:ilvl="0">
       <w:start w:val="1"/>
       <w:numFmt w:val="bullet"/>
-      <w:lvlText w:val=""/>
-      <w:lvlJc w:val="left"/>
-      <w:pPr>
-        <w:tabs>
-          <w:tab w:val="num" w:pos="720"/>
-        </w:tabs>
+      <w:lvlText w:val="●"/>
+      <w:lvlJc w:val="left"/>
+      <w:pPr>
         <w:ind w:left="720" w:hanging="360"/>
       </w:pPr>
       <w:rPr>
-        <w:rFonts w:ascii="Symbol" w:hAnsi="Symbol" w:hint="default"/>
-        <w:sz w:val="20"/>
-      </w:rPr>
-    </w:lvl>
-    <w:lvl w:ilvl="1" w:tentative="1">
+        <w:rFonts w:ascii="Noto Sans Symbols" w:eastAsia="Noto Sans Symbols" w:hAnsi="Noto Sans Symbols" w:cs="Noto Sans Symbols"/>
+        <w:sz w:val="20"/>
+        <w:szCs w:val="20"/>
+      </w:rPr>
+    </w:lvl>
+    <w:lvl w:ilvl="1">
       <w:start w:val="1"/>
       <w:numFmt w:val="bullet"/>
       <w:lvlText w:val="o"/>
       <w:lvlJc w:val="left"/>
       <w:pPr>
-        <w:tabs>
-          <w:tab w:val="num" w:pos="1440"/>
-        </w:tabs>
         <w:ind w:left="1440" w:hanging="360"/>
       </w:pPr>
       <w:rPr>
-        <w:rFonts w:ascii="Courier New" w:hAnsi="Courier New" w:hint="default"/>
-        <w:sz w:val="20"/>
-      </w:rPr>
-    </w:lvl>
-    <w:lvl w:ilvl="2" w:tentative="1">
-      <w:start w:val="1"/>
-      <w:numFmt w:val="bullet"/>
-      <w:lvlText w:val=""/>
-      <w:lvlJc w:val="left"/>
-      <w:pPr>
-        <w:tabs>
-          <w:tab w:val="num" w:pos="2160"/>
-        </w:tabs>
+        <w:rFonts w:ascii="Courier New" w:eastAsia="Courier New" w:hAnsi="Courier New" w:cs="Courier New"/>
+        <w:sz w:val="20"/>
+        <w:szCs w:val="20"/>
+      </w:rPr>
+    </w:lvl>
+    <w:lvl w:ilvl="2">
+      <w:start w:val="1"/>
+      <w:numFmt w:val="bullet"/>
+      <w:lvlText w:val="▪"/>
+      <w:lvlJc w:val="left"/>
+      <w:pPr>
         <w:ind w:left="2160" w:hanging="360"/>
       </w:pPr>
       <w:rPr>
-        <w:rFonts w:ascii="Wingdings" w:hAnsi="Wingdings" w:hint="default"/>
-        <w:sz w:val="20"/>
-      </w:rPr>
-    </w:lvl>
-    <w:lvl w:ilvl="3" w:tentative="1">
-      <w:start w:val="1"/>
-      <w:numFmt w:val="bullet"/>
-      <w:lvlText w:val=""/>
-      <w:lvlJc w:val="left"/>
-      <w:pPr>
-        <w:tabs>
-          <w:tab w:val="num" w:pos="2880"/>
-        </w:tabs>
+        <w:rFonts w:ascii="Noto Sans Symbols" w:eastAsia="Noto Sans Symbols" w:hAnsi="Noto Sans Symbols" w:cs="Noto Sans Symbols"/>
+        <w:sz w:val="20"/>
+        <w:szCs w:val="20"/>
+      </w:rPr>
+    </w:lvl>
+    <w:lvl w:ilvl="3">
+      <w:start w:val="1"/>
+      <w:numFmt w:val="bullet"/>
+      <w:lvlText w:val="▪"/>
+      <w:lvlJc w:val="left"/>
+      <w:pPr>
         <w:ind w:left="2880" w:hanging="360"/>
       </w:pPr>
       <w:rPr>
-        <w:rFonts w:ascii="Wingdings" w:hAnsi="Wingdings" w:hint="default"/>
-        <w:sz w:val="20"/>
-      </w:rPr>
-    </w:lvl>
-    <w:lvl w:ilvl="4" w:tentative="1">
-      <w:start w:val="1"/>
-      <w:numFmt w:val="bullet"/>
-      <w:lvlText w:val=""/>
-      <w:lvlJc w:val="left"/>
-      <w:pPr>
-        <w:tabs>
-          <w:tab w:val="num" w:pos="3600"/>
-        </w:tabs>
+        <w:rFonts w:ascii="Noto Sans Symbols" w:eastAsia="Noto Sans Symbols" w:hAnsi="Noto Sans Symbols" w:cs="Noto Sans Symbols"/>
+        <w:sz w:val="20"/>
+        <w:szCs w:val="20"/>
+      </w:rPr>
+    </w:lvl>
+    <w:lvl w:ilvl="4">
+      <w:start w:val="1"/>
+      <w:numFmt w:val="bullet"/>
+      <w:lvlText w:val="▪"/>
+      <w:lvlJc w:val="left"/>
+      <w:pPr>
         <w:ind w:left="3600" w:hanging="360"/>
       </w:pPr>
       <w:rPr>
-        <w:rFonts w:ascii="Wingdings" w:hAnsi="Wingdings" w:hint="default"/>
-        <w:sz w:val="20"/>
-      </w:rPr>
-    </w:lvl>
-    <w:lvl w:ilvl="5" w:tentative="1">
-      <w:start w:val="1"/>
-      <w:numFmt w:val="bullet"/>
-      <w:lvlText w:val=""/>
-      <w:lvlJc w:val="left"/>
-      <w:pPr>
-        <w:tabs>
-          <w:tab w:val="num" w:pos="4320"/>
-        </w:tabs>
+        <w:rFonts w:ascii="Noto Sans Symbols" w:eastAsia="Noto Sans Symbols" w:hAnsi="Noto Sans Symbols" w:cs="Noto Sans Symbols"/>
+        <w:sz w:val="20"/>
+        <w:szCs w:val="20"/>
+      </w:rPr>
+    </w:lvl>
+    <w:lvl w:ilvl="5">
+      <w:start w:val="1"/>
+      <w:numFmt w:val="bullet"/>
+      <w:lvlText w:val="▪"/>
+      <w:lvlJc w:val="left"/>
+      <w:pPr>
         <w:ind w:left="4320" w:hanging="360"/>
       </w:pPr>
       <w:rPr>
-        <w:rFonts w:ascii="Wingdings" w:hAnsi="Wingdings" w:hint="default"/>
-        <w:sz w:val="20"/>
-      </w:rPr>
-    </w:lvl>
-    <w:lvl w:ilvl="6" w:tentative="1">
-      <w:start w:val="1"/>
-      <w:numFmt w:val="bullet"/>
-      <w:lvlText w:val=""/>
-      <w:lvlJc w:val="left"/>
-      <w:pPr>
-        <w:tabs>
-          <w:tab w:val="num" w:pos="5040"/>
-        </w:tabs>
+        <w:rFonts w:ascii="Noto Sans Symbols" w:eastAsia="Noto Sans Symbols" w:hAnsi="Noto Sans Symbols" w:cs="Noto Sans Symbols"/>
+        <w:sz w:val="20"/>
+        <w:szCs w:val="20"/>
+      </w:rPr>
+    </w:lvl>
+    <w:lvl w:ilvl="6">
+      <w:start w:val="1"/>
+      <w:numFmt w:val="bullet"/>
+      <w:lvlText w:val="▪"/>
+      <w:lvlJc w:val="left"/>
+      <w:pPr>
         <w:ind w:left="5040" w:hanging="360"/>
       </w:pPr>
       <w:rPr>
-        <w:rFonts w:ascii="Wingdings" w:hAnsi="Wingdings" w:hint="default"/>
-        <w:sz w:val="20"/>
-      </w:rPr>
-    </w:lvl>
-    <w:lvl w:ilvl="7" w:tentative="1">
-      <w:start w:val="1"/>
-      <w:numFmt w:val="bullet"/>
-      <w:lvlText w:val=""/>
-      <w:lvlJc w:val="left"/>
-      <w:pPr>
-        <w:tabs>
-          <w:tab w:val="num" w:pos="5760"/>
-        </w:tabs>
+        <w:rFonts w:ascii="Noto Sans Symbols" w:eastAsia="Noto Sans Symbols" w:hAnsi="Noto Sans Symbols" w:cs="Noto Sans Symbols"/>
+        <w:sz w:val="20"/>
+        <w:szCs w:val="20"/>
+      </w:rPr>
+    </w:lvl>
+    <w:lvl w:ilvl="7">
+      <w:start w:val="1"/>
+      <w:numFmt w:val="bullet"/>
+      <w:lvlText w:val="▪"/>
+      <w:lvlJc w:val="left"/>
+      <w:pPr>
         <w:ind w:left="5760" w:hanging="360"/>
       </w:pPr>
       <w:rPr>
-        <w:rFonts w:ascii="Wingdings" w:hAnsi="Wingdings" w:hint="default"/>
-        <w:sz w:val="20"/>
-      </w:rPr>
-    </w:lvl>
-    <w:lvl w:ilvl="8" w:tentative="1">
-      <w:start w:val="1"/>
-      <w:numFmt w:val="bullet"/>
-      <w:lvlText w:val=""/>
-      <w:lvlJc w:val="left"/>
-      <w:pPr>
-        <w:tabs>
-          <w:tab w:val="num" w:pos="6480"/>
-        </w:tabs>
+        <w:rFonts w:ascii="Noto Sans Symbols" w:eastAsia="Noto Sans Symbols" w:hAnsi="Noto Sans Symbols" w:cs="Noto Sans Symbols"/>
+        <w:sz w:val="20"/>
+        <w:szCs w:val="20"/>
+      </w:rPr>
+    </w:lvl>
+    <w:lvl w:ilvl="8">
+      <w:start w:val="1"/>
+      <w:numFmt w:val="bullet"/>
+      <w:lvlText w:val="▪"/>
+      <w:lvlJc w:val="left"/>
+      <w:pPr>
         <w:ind w:left="6480" w:hanging="360"/>
       </w:pPr>
       <w:rPr>
-        <w:rFonts w:ascii="Wingdings" w:hAnsi="Wingdings" w:hint="default"/>
-        <w:sz w:val="20"/>
+        <w:rFonts w:ascii="Noto Sans Symbols" w:eastAsia="Noto Sans Symbols" w:hAnsi="Noto Sans Symbols" w:cs="Noto Sans Symbols"/>
+        <w:sz w:val="20"/>
+        <w:szCs w:val="20"/>
       </w:rPr>
     </w:lvl>
   </w:abstractNum>
   <w:abstractNum w:abstractNumId="11" w15:restartNumberingAfterBreak="0">
-    <w:nsid w:val="63E64729"/>
+    <w:nsid w:val="5C322653"/>
     <w:multiLevelType w:val="multilevel"/>
-    <w:tmpl w:val="5ABEC722"/>
+    <w:tmpl w:val="FB28E546"/>
     <w:lvl w:ilvl="0">
       <w:start w:val="1"/>
       <w:numFmt w:val="bullet"/>
-      <w:lvlText w:val=""/>
-      <w:lvlJc w:val="left"/>
-      <w:pPr>
-        <w:tabs>
-          <w:tab w:val="num" w:pos="720"/>
-        </w:tabs>
+      <w:lvlText w:val="●"/>
+      <w:lvlJc w:val="left"/>
+      <w:pPr>
         <w:ind w:left="720" w:hanging="360"/>
       </w:pPr>
       <w:rPr>
-        <w:rFonts w:ascii="Symbol" w:hAnsi="Symbol" w:hint="default"/>
-        <w:sz w:val="20"/>
-      </w:rPr>
-    </w:lvl>
-    <w:lvl w:ilvl="1" w:tentative="1">
+        <w:rFonts w:ascii="Noto Sans Symbols" w:eastAsia="Noto Sans Symbols" w:hAnsi="Noto Sans Symbols" w:cs="Noto Sans Symbols"/>
+        <w:sz w:val="20"/>
+        <w:szCs w:val="20"/>
+      </w:rPr>
+    </w:lvl>
+    <w:lvl w:ilvl="1">
       <w:start w:val="1"/>
       <w:numFmt w:val="bullet"/>
       <w:lvlText w:val="o"/>
       <w:lvlJc w:val="left"/>
       <w:pPr>
-        <w:tabs>
-          <w:tab w:val="num" w:pos="1440"/>
-        </w:tabs>
         <w:ind w:left="1440" w:hanging="360"/>
       </w:pPr>
       <w:rPr>
-        <w:rFonts w:ascii="Courier New" w:hAnsi="Courier New" w:hint="default"/>
-        <w:sz w:val="20"/>
-      </w:rPr>
-    </w:lvl>
-    <w:lvl w:ilvl="2" w:tentative="1">
-      <w:start w:val="1"/>
-      <w:numFmt w:val="bullet"/>
-      <w:lvlText w:val=""/>
-      <w:lvlJc w:val="left"/>
-      <w:pPr>
-        <w:tabs>
-          <w:tab w:val="num" w:pos="2160"/>
-        </w:tabs>
+        <w:rFonts w:ascii="Courier New" w:eastAsia="Courier New" w:hAnsi="Courier New" w:cs="Courier New"/>
+        <w:sz w:val="20"/>
+        <w:szCs w:val="20"/>
+      </w:rPr>
+    </w:lvl>
+    <w:lvl w:ilvl="2">
+      <w:start w:val="1"/>
+      <w:numFmt w:val="bullet"/>
+      <w:lvlText w:val="▪"/>
+      <w:lvlJc w:val="left"/>
+      <w:pPr>
         <w:ind w:left="2160" w:hanging="360"/>
       </w:pPr>
       <w:rPr>
-        <w:rFonts w:ascii="Wingdings" w:hAnsi="Wingdings" w:hint="default"/>
-        <w:sz w:val="20"/>
-      </w:rPr>
-    </w:lvl>
-    <w:lvl w:ilvl="3" w:tentative="1">
-      <w:start w:val="1"/>
-      <w:numFmt w:val="bullet"/>
-      <w:lvlText w:val=""/>
-      <w:lvlJc w:val="left"/>
-      <w:pPr>
-        <w:tabs>
-          <w:tab w:val="num" w:pos="2880"/>
-        </w:tabs>
+        <w:rFonts w:ascii="Noto Sans Symbols" w:eastAsia="Noto Sans Symbols" w:hAnsi="Noto Sans Symbols" w:cs="Noto Sans Symbols"/>
+        <w:sz w:val="20"/>
+        <w:szCs w:val="20"/>
+      </w:rPr>
+    </w:lvl>
+    <w:lvl w:ilvl="3">
+      <w:start w:val="1"/>
+      <w:numFmt w:val="bullet"/>
+      <w:lvlText w:val="▪"/>
+      <w:lvlJc w:val="left"/>
+      <w:pPr>
         <w:ind w:left="2880" w:hanging="360"/>
       </w:pPr>
       <w:rPr>
-        <w:rFonts w:ascii="Wingdings" w:hAnsi="Wingdings" w:hint="default"/>
-        <w:sz w:val="20"/>
-      </w:rPr>
-    </w:lvl>
-    <w:lvl w:ilvl="4" w:tentative="1">
-      <w:start w:val="1"/>
-      <w:numFmt w:val="bullet"/>
-      <w:lvlText w:val=""/>
-      <w:lvlJc w:val="left"/>
-      <w:pPr>
-        <w:tabs>
-          <w:tab w:val="num" w:pos="3600"/>
-        </w:tabs>
+        <w:rFonts w:ascii="Noto Sans Symbols" w:eastAsia="Noto Sans Symbols" w:hAnsi="Noto Sans Symbols" w:cs="Noto Sans Symbols"/>
+        <w:sz w:val="20"/>
+        <w:szCs w:val="20"/>
+      </w:rPr>
+    </w:lvl>
+    <w:lvl w:ilvl="4">
+      <w:start w:val="1"/>
+      <w:numFmt w:val="bullet"/>
+      <w:lvlText w:val="▪"/>
+      <w:lvlJc w:val="left"/>
+      <w:pPr>
         <w:ind w:left="3600" w:hanging="360"/>
       </w:pPr>
       <w:rPr>
-        <w:rFonts w:ascii="Wingdings" w:hAnsi="Wingdings" w:hint="default"/>
-        <w:sz w:val="20"/>
-      </w:rPr>
-    </w:lvl>
-    <w:lvl w:ilvl="5" w:tentative="1">
-      <w:start w:val="1"/>
-      <w:numFmt w:val="bullet"/>
-      <w:lvlText w:val=""/>
-      <w:lvlJc w:val="left"/>
-      <w:pPr>
-        <w:tabs>
-          <w:tab w:val="num" w:pos="4320"/>
-        </w:tabs>
+        <w:rFonts w:ascii="Noto Sans Symbols" w:eastAsia="Noto Sans Symbols" w:hAnsi="Noto Sans Symbols" w:cs="Noto Sans Symbols"/>
+        <w:sz w:val="20"/>
+        <w:szCs w:val="20"/>
+      </w:rPr>
+    </w:lvl>
+    <w:lvl w:ilvl="5">
+      <w:start w:val="1"/>
+      <w:numFmt w:val="bullet"/>
+      <w:lvlText w:val="▪"/>
+      <w:lvlJc w:val="left"/>
+      <w:pPr>
         <w:ind w:left="4320" w:hanging="360"/>
       </w:pPr>
       <w:rPr>
-        <w:rFonts w:ascii="Wingdings" w:hAnsi="Wingdings" w:hint="default"/>
-        <w:sz w:val="20"/>
-      </w:rPr>
-    </w:lvl>
-    <w:lvl w:ilvl="6" w:tentative="1">
-      <w:start w:val="1"/>
-      <w:numFmt w:val="bullet"/>
-      <w:lvlText w:val=""/>
-      <w:lvlJc w:val="left"/>
-      <w:pPr>
-        <w:tabs>
-          <w:tab w:val="num" w:pos="5040"/>
-        </w:tabs>
+        <w:rFonts w:ascii="Noto Sans Symbols" w:eastAsia="Noto Sans Symbols" w:hAnsi="Noto Sans Symbols" w:cs="Noto Sans Symbols"/>
+        <w:sz w:val="20"/>
+        <w:szCs w:val="20"/>
+      </w:rPr>
+    </w:lvl>
+    <w:lvl w:ilvl="6">
+      <w:start w:val="1"/>
+      <w:numFmt w:val="bullet"/>
+      <w:lvlText w:val="▪"/>
+      <w:lvlJc w:val="left"/>
+      <w:pPr>
         <w:ind w:left="5040" w:hanging="360"/>
       </w:pPr>
       <w:rPr>
-        <w:rFonts w:ascii="Wingdings" w:hAnsi="Wingdings" w:hint="default"/>
-        <w:sz w:val="20"/>
-      </w:rPr>
-    </w:lvl>
-    <w:lvl w:ilvl="7" w:tentative="1">
-      <w:start w:val="1"/>
-      <w:numFmt w:val="bullet"/>
-      <w:lvlText w:val=""/>
-      <w:lvlJc w:val="left"/>
-      <w:pPr>
-        <w:tabs>
-          <w:tab w:val="num" w:pos="5760"/>
-        </w:tabs>
+        <w:rFonts w:ascii="Noto Sans Symbols" w:eastAsia="Noto Sans Symbols" w:hAnsi="Noto Sans Symbols" w:cs="Noto Sans Symbols"/>
+        <w:sz w:val="20"/>
+        <w:szCs w:val="20"/>
+      </w:rPr>
+    </w:lvl>
+    <w:lvl w:ilvl="7">
+      <w:start w:val="1"/>
+      <w:numFmt w:val="bullet"/>
+      <w:lvlText w:val="▪"/>
+      <w:lvlJc w:val="left"/>
+      <w:pPr>
         <w:ind w:left="5760" w:hanging="360"/>
       </w:pPr>
       <w:rPr>
-        <w:rFonts w:ascii="Wingdings" w:hAnsi="Wingdings" w:hint="default"/>
-        <w:sz w:val="20"/>
-      </w:rPr>
-    </w:lvl>
-    <w:lvl w:ilvl="8" w:tentative="1">
-      <w:start w:val="1"/>
-      <w:numFmt w:val="bullet"/>
-      <w:lvlText w:val=""/>
-      <w:lvlJc w:val="left"/>
-      <w:pPr>
-        <w:tabs>
-          <w:tab w:val="num" w:pos="6480"/>
-        </w:tabs>
+        <w:rFonts w:ascii="Noto Sans Symbols" w:eastAsia="Noto Sans Symbols" w:hAnsi="Noto Sans Symbols" w:cs="Noto Sans Symbols"/>
+        <w:sz w:val="20"/>
+        <w:szCs w:val="20"/>
+      </w:rPr>
+    </w:lvl>
+    <w:lvl w:ilvl="8">
+      <w:start w:val="1"/>
+      <w:numFmt w:val="bullet"/>
+      <w:lvlText w:val="▪"/>
+      <w:lvlJc w:val="left"/>
+      <w:pPr>
         <w:ind w:left="6480" w:hanging="360"/>
       </w:pPr>
       <w:rPr>
-        <w:rFonts w:ascii="Wingdings" w:hAnsi="Wingdings" w:hint="default"/>
-        <w:sz w:val="20"/>
+        <w:rFonts w:ascii="Noto Sans Symbols" w:eastAsia="Noto Sans Symbols" w:hAnsi="Noto Sans Symbols" w:cs="Noto Sans Symbols"/>
+        <w:sz w:val="20"/>
+        <w:szCs w:val="20"/>
       </w:rPr>
     </w:lvl>
   </w:abstractNum>
   <w:abstractNum w:abstractNumId="12" w15:restartNumberingAfterBreak="0">
-    <w:nsid w:val="6B5B4049"/>
+    <w:nsid w:val="649B4CC3"/>
     <w:multiLevelType w:val="multilevel"/>
-    <w:tmpl w:val="C1126242"/>
+    <w:tmpl w:val="408E1CD6"/>
     <w:lvl w:ilvl="0">
       <w:start w:val="1"/>
       <w:numFmt w:val="bullet"/>
-      <w:lvlText w:val=""/>
-      <w:lvlJc w:val="left"/>
-      <w:pPr>
-        <w:tabs>
-          <w:tab w:val="num" w:pos="720"/>
-        </w:tabs>
+      <w:lvlText w:val="●"/>
+      <w:lvlJc w:val="left"/>
+      <w:pPr>
         <w:ind w:left="720" w:hanging="360"/>
       </w:pPr>
       <w:rPr>
-        <w:rFonts w:ascii="Symbol" w:hAnsi="Symbol" w:hint="default"/>
-        <w:sz w:val="20"/>
-      </w:rPr>
-    </w:lvl>
-    <w:lvl w:ilvl="1" w:tentative="1">
+        <w:rFonts w:ascii="Noto Sans Symbols" w:eastAsia="Noto Sans Symbols" w:hAnsi="Noto Sans Symbols" w:cs="Noto Sans Symbols"/>
+        <w:sz w:val="20"/>
+        <w:szCs w:val="20"/>
+      </w:rPr>
+    </w:lvl>
+    <w:lvl w:ilvl="1">
       <w:start w:val="1"/>
       <w:numFmt w:val="bullet"/>
       <w:lvlText w:val="o"/>
       <w:lvlJc w:val="left"/>
       <w:pPr>
-        <w:tabs>
-          <w:tab w:val="num" w:pos="1440"/>
-        </w:tabs>
         <w:ind w:left="1440" w:hanging="360"/>
       </w:pPr>
       <w:rPr>
-        <w:rFonts w:ascii="Courier New" w:hAnsi="Courier New" w:hint="default"/>
-        <w:sz w:val="20"/>
-      </w:rPr>
-    </w:lvl>
-    <w:lvl w:ilvl="2" w:tentative="1">
-      <w:start w:val="1"/>
-      <w:numFmt w:val="bullet"/>
-      <w:lvlText w:val=""/>
-      <w:lvlJc w:val="left"/>
-      <w:pPr>
-        <w:tabs>
-          <w:tab w:val="num" w:pos="2160"/>
-        </w:tabs>
+        <w:rFonts w:ascii="Courier New" w:eastAsia="Courier New" w:hAnsi="Courier New" w:cs="Courier New"/>
+        <w:sz w:val="20"/>
+        <w:szCs w:val="20"/>
+      </w:rPr>
+    </w:lvl>
+    <w:lvl w:ilvl="2">
+      <w:start w:val="1"/>
+      <w:numFmt w:val="bullet"/>
+      <w:lvlText w:val="▪"/>
+      <w:lvlJc w:val="left"/>
+      <w:pPr>
         <w:ind w:left="2160" w:hanging="360"/>
       </w:pPr>
       <w:rPr>
-        <w:rFonts w:ascii="Wingdings" w:hAnsi="Wingdings" w:hint="default"/>
-        <w:sz w:val="20"/>
-      </w:rPr>
-    </w:lvl>
-    <w:lvl w:ilvl="3" w:tentative="1">
-      <w:start w:val="1"/>
-      <w:numFmt w:val="bullet"/>
-      <w:lvlText w:val=""/>
-      <w:lvlJc w:val="left"/>
-      <w:pPr>
-        <w:tabs>
-          <w:tab w:val="num" w:pos="2880"/>
-        </w:tabs>
+        <w:rFonts w:ascii="Noto Sans Symbols" w:eastAsia="Noto Sans Symbols" w:hAnsi="Noto Sans Symbols" w:cs="Noto Sans Symbols"/>
+        <w:sz w:val="20"/>
+        <w:szCs w:val="20"/>
+      </w:rPr>
+    </w:lvl>
+    <w:lvl w:ilvl="3">
+      <w:start w:val="1"/>
+      <w:numFmt w:val="bullet"/>
+      <w:lvlText w:val="▪"/>
+      <w:lvlJc w:val="left"/>
+      <w:pPr>
         <w:ind w:left="2880" w:hanging="360"/>
       </w:pPr>
       <w:rPr>
-        <w:rFonts w:ascii="Wingdings" w:hAnsi="Wingdings" w:hint="default"/>
-        <w:sz w:val="20"/>
-      </w:rPr>
-    </w:lvl>
-    <w:lvl w:ilvl="4" w:tentative="1">
-      <w:start w:val="1"/>
-      <w:numFmt w:val="bullet"/>
-      <w:lvlText w:val=""/>
-      <w:lvlJc w:val="left"/>
-      <w:pPr>
-        <w:tabs>
-          <w:tab w:val="num" w:pos="3600"/>
-        </w:tabs>
+        <w:rFonts w:ascii="Noto Sans Symbols" w:eastAsia="Noto Sans Symbols" w:hAnsi="Noto Sans Symbols" w:cs="Noto Sans Symbols"/>
+        <w:sz w:val="20"/>
+        <w:szCs w:val="20"/>
+      </w:rPr>
+    </w:lvl>
+    <w:lvl w:ilvl="4">
+      <w:start w:val="1"/>
+      <w:numFmt w:val="bullet"/>
+      <w:lvlText w:val="▪"/>
+      <w:lvlJc w:val="left"/>
+      <w:pPr>
         <w:ind w:left="3600" w:hanging="360"/>
       </w:pPr>
       <w:rPr>
-        <w:rFonts w:ascii="Wingdings" w:hAnsi="Wingdings" w:hint="default"/>
-        <w:sz w:val="20"/>
-      </w:rPr>
-    </w:lvl>
-    <w:lvl w:ilvl="5" w:tentative="1">
-      <w:start w:val="1"/>
-      <w:numFmt w:val="bullet"/>
-      <w:lvlText w:val=""/>
-      <w:lvlJc w:val="left"/>
-      <w:pPr>
-        <w:tabs>
-          <w:tab w:val="num" w:pos="4320"/>
-        </w:tabs>
+        <w:rFonts w:ascii="Noto Sans Symbols" w:eastAsia="Noto Sans Symbols" w:hAnsi="Noto Sans Symbols" w:cs="Noto Sans Symbols"/>
+        <w:sz w:val="20"/>
+        <w:szCs w:val="20"/>
+      </w:rPr>
+    </w:lvl>
+    <w:lvl w:ilvl="5">
+      <w:start w:val="1"/>
+      <w:numFmt w:val="bullet"/>
+      <w:lvlText w:val="▪"/>
+      <w:lvlJc w:val="left"/>
+      <w:pPr>
         <w:ind w:left="4320" w:hanging="360"/>
       </w:pPr>
       <w:rPr>
-        <w:rFonts w:ascii="Wingdings" w:hAnsi="Wingdings" w:hint="default"/>
-        <w:sz w:val="20"/>
-      </w:rPr>
-    </w:lvl>
-    <w:lvl w:ilvl="6" w:tentative="1">
-      <w:start w:val="1"/>
-      <w:numFmt w:val="bullet"/>
-      <w:lvlText w:val=""/>
-      <w:lvlJc w:val="left"/>
-      <w:pPr>
-        <w:tabs>
-          <w:tab w:val="num" w:pos="5040"/>
-        </w:tabs>
+        <w:rFonts w:ascii="Noto Sans Symbols" w:eastAsia="Noto Sans Symbols" w:hAnsi="Noto Sans Symbols" w:cs="Noto Sans Symbols"/>
+        <w:sz w:val="20"/>
+        <w:szCs w:val="20"/>
+      </w:rPr>
+    </w:lvl>
+    <w:lvl w:ilvl="6">
+      <w:start w:val="1"/>
+      <w:numFmt w:val="bullet"/>
+      <w:lvlText w:val="▪"/>
+      <w:lvlJc w:val="left"/>
+      <w:pPr>
         <w:ind w:left="5040" w:hanging="360"/>
       </w:pPr>
       <w:rPr>
-        <w:rFonts w:ascii="Wingdings" w:hAnsi="Wingdings" w:hint="default"/>
-        <w:sz w:val="20"/>
-      </w:rPr>
-    </w:lvl>
-    <w:lvl w:ilvl="7" w:tentative="1">
-      <w:start w:val="1"/>
-      <w:numFmt w:val="bullet"/>
-      <w:lvlText w:val=""/>
-      <w:lvlJc w:val="left"/>
-      <w:pPr>
-        <w:tabs>
-          <w:tab w:val="num" w:pos="5760"/>
-        </w:tabs>
+        <w:rFonts w:ascii="Noto Sans Symbols" w:eastAsia="Noto Sans Symbols" w:hAnsi="Noto Sans Symbols" w:cs="Noto Sans Symbols"/>
+        <w:sz w:val="20"/>
+        <w:szCs w:val="20"/>
+      </w:rPr>
+    </w:lvl>
+    <w:lvl w:ilvl="7">
+      <w:start w:val="1"/>
+      <w:numFmt w:val="bullet"/>
+      <w:lvlText w:val="▪"/>
+      <w:lvlJc w:val="left"/>
+      <w:pPr>
         <w:ind w:left="5760" w:hanging="360"/>
       </w:pPr>
       <w:rPr>
-        <w:rFonts w:ascii="Wingdings" w:hAnsi="Wingdings" w:hint="default"/>
-        <w:sz w:val="20"/>
-      </w:rPr>
-    </w:lvl>
-    <w:lvl w:ilvl="8" w:tentative="1">
-      <w:start w:val="1"/>
-      <w:numFmt w:val="bullet"/>
-      <w:lvlText w:val=""/>
-      <w:lvlJc w:val="left"/>
-      <w:pPr>
-        <w:tabs>
-          <w:tab w:val="num" w:pos="6480"/>
-        </w:tabs>
+        <w:rFonts w:ascii="Noto Sans Symbols" w:eastAsia="Noto Sans Symbols" w:hAnsi="Noto Sans Symbols" w:cs="Noto Sans Symbols"/>
+        <w:sz w:val="20"/>
+        <w:szCs w:val="20"/>
+      </w:rPr>
+    </w:lvl>
+    <w:lvl w:ilvl="8">
+      <w:start w:val="1"/>
+      <w:numFmt w:val="bullet"/>
+      <w:lvlText w:val="▪"/>
+      <w:lvlJc w:val="left"/>
+      <w:pPr>
         <w:ind w:left="6480" w:hanging="360"/>
       </w:pPr>
       <w:rPr>
-        <w:rFonts w:ascii="Wingdings" w:hAnsi="Wingdings" w:hint="default"/>
-        <w:sz w:val="20"/>
+        <w:rFonts w:ascii="Noto Sans Symbols" w:eastAsia="Noto Sans Symbols" w:hAnsi="Noto Sans Symbols" w:cs="Noto Sans Symbols"/>
+        <w:sz w:val="20"/>
+        <w:szCs w:val="20"/>
       </w:rPr>
     </w:lvl>
   </w:abstractNum>
   <w:abstractNum w:abstractNumId="13" w15:restartNumberingAfterBreak="0">
-    <w:nsid w:val="71A22C20"/>
+    <w:nsid w:val="68FB4106"/>
     <w:multiLevelType w:val="multilevel"/>
-    <w:tmpl w:val="19A4ED70"/>
+    <w:tmpl w:val="A4D274C8"/>
     <w:lvl w:ilvl="0">
       <w:start w:val="1"/>
       <w:numFmt w:val="bullet"/>
-      <w:lvlText w:val=""/>
-      <w:lvlJc w:val="left"/>
-      <w:pPr>
-        <w:tabs>
-          <w:tab w:val="num" w:pos="720"/>
-        </w:tabs>
+      <w:lvlText w:val="●"/>
+      <w:lvlJc w:val="left"/>
+      <w:pPr>
         <w:ind w:left="720" w:hanging="360"/>
       </w:pPr>
       <w:rPr>
-        <w:rFonts w:ascii="Symbol" w:hAnsi="Symbol" w:hint="default"/>
-        <w:sz w:val="20"/>
-      </w:rPr>
-    </w:lvl>
-    <w:lvl w:ilvl="1" w:tentative="1">
+        <w:rFonts w:ascii="Noto Sans Symbols" w:eastAsia="Noto Sans Symbols" w:hAnsi="Noto Sans Symbols" w:cs="Noto Sans Symbols"/>
+        <w:sz w:val="20"/>
+        <w:szCs w:val="20"/>
+      </w:rPr>
+    </w:lvl>
+    <w:lvl w:ilvl="1">
       <w:start w:val="1"/>
       <w:numFmt w:val="bullet"/>
       <w:lvlText w:val="o"/>
       <w:lvlJc w:val="left"/>
       <w:pPr>
-        <w:tabs>
-          <w:tab w:val="num" w:pos="1440"/>
-        </w:tabs>
         <w:ind w:left="1440" w:hanging="360"/>
       </w:pPr>
       <w:rPr>
-        <w:rFonts w:ascii="Courier New" w:hAnsi="Courier New" w:hint="default"/>
-        <w:sz w:val="20"/>
-      </w:rPr>
-    </w:lvl>
-    <w:lvl w:ilvl="2" w:tentative="1">
-      <w:start w:val="1"/>
-      <w:numFmt w:val="bullet"/>
-      <w:lvlText w:val=""/>
-      <w:lvlJc w:val="left"/>
-      <w:pPr>
-        <w:tabs>
-          <w:tab w:val="num" w:pos="2160"/>
-        </w:tabs>
+        <w:rFonts w:ascii="Courier New" w:eastAsia="Courier New" w:hAnsi="Courier New" w:cs="Courier New"/>
+        <w:sz w:val="20"/>
+        <w:szCs w:val="20"/>
+      </w:rPr>
+    </w:lvl>
+    <w:lvl w:ilvl="2">
+      <w:start w:val="1"/>
+      <w:numFmt w:val="bullet"/>
+      <w:lvlText w:val="▪"/>
+      <w:lvlJc w:val="left"/>
+      <w:pPr>
         <w:ind w:left="2160" w:hanging="360"/>
       </w:pPr>
       <w:rPr>
-        <w:rFonts w:ascii="Wingdings" w:hAnsi="Wingdings" w:hint="default"/>
-        <w:sz w:val="20"/>
-      </w:rPr>
-    </w:lvl>
-    <w:lvl w:ilvl="3" w:tentative="1">
-      <w:start w:val="1"/>
-      <w:numFmt w:val="bullet"/>
-      <w:lvlText w:val=""/>
-      <w:lvlJc w:val="left"/>
-      <w:pPr>
-        <w:tabs>
-          <w:tab w:val="num" w:pos="2880"/>
-        </w:tabs>
+        <w:rFonts w:ascii="Noto Sans Symbols" w:eastAsia="Noto Sans Symbols" w:hAnsi="Noto Sans Symbols" w:cs="Noto Sans Symbols"/>
+        <w:sz w:val="20"/>
+        <w:szCs w:val="20"/>
+      </w:rPr>
+    </w:lvl>
+    <w:lvl w:ilvl="3">
+      <w:start w:val="1"/>
+      <w:numFmt w:val="bullet"/>
+      <w:lvlText w:val="▪"/>
+      <w:lvlJc w:val="left"/>
+      <w:pPr>
         <w:ind w:left="2880" w:hanging="360"/>
       </w:pPr>
       <w:rPr>
-        <w:rFonts w:ascii="Wingdings" w:hAnsi="Wingdings" w:hint="default"/>
-        <w:sz w:val="20"/>
-      </w:rPr>
-    </w:lvl>
-    <w:lvl w:ilvl="4" w:tentative="1">
-      <w:start w:val="1"/>
-      <w:numFmt w:val="bullet"/>
-      <w:lvlText w:val=""/>
-      <w:lvlJc w:val="left"/>
-      <w:pPr>
-        <w:tabs>
-          <w:tab w:val="num" w:pos="3600"/>
-        </w:tabs>
+        <w:rFonts w:ascii="Noto Sans Symbols" w:eastAsia="Noto Sans Symbols" w:hAnsi="Noto Sans Symbols" w:cs="Noto Sans Symbols"/>
+        <w:sz w:val="20"/>
+        <w:szCs w:val="20"/>
+      </w:rPr>
+    </w:lvl>
+    <w:lvl w:ilvl="4">
+      <w:start w:val="1"/>
+      <w:numFmt w:val="bullet"/>
+      <w:lvlText w:val="▪"/>
+      <w:lvlJc w:val="left"/>
+      <w:pPr>
         <w:ind w:left="3600" w:hanging="360"/>
       </w:pPr>
       <w:rPr>
-        <w:rFonts w:ascii="Wingdings" w:hAnsi="Wingdings" w:hint="default"/>
-        <w:sz w:val="20"/>
-      </w:rPr>
-    </w:lvl>
-    <w:lvl w:ilvl="5" w:tentative="1">
-      <w:start w:val="1"/>
-      <w:numFmt w:val="bullet"/>
-      <w:lvlText w:val=""/>
-      <w:lvlJc w:val="left"/>
-      <w:pPr>
-        <w:tabs>
-          <w:tab w:val="num" w:pos="4320"/>
-        </w:tabs>
+        <w:rFonts w:ascii="Noto Sans Symbols" w:eastAsia="Noto Sans Symbols" w:hAnsi="Noto Sans Symbols" w:cs="Noto Sans Symbols"/>
+        <w:sz w:val="20"/>
+        <w:szCs w:val="20"/>
+      </w:rPr>
+    </w:lvl>
+    <w:lvl w:ilvl="5">
+      <w:start w:val="1"/>
+      <w:numFmt w:val="bullet"/>
+      <w:lvlText w:val="▪"/>
+      <w:lvlJc w:val="left"/>
+      <w:pPr>
         <w:ind w:left="4320" w:hanging="360"/>
       </w:pPr>
       <w:rPr>
-        <w:rFonts w:ascii="Wingdings" w:hAnsi="Wingdings" w:hint="default"/>
-        <w:sz w:val="20"/>
-      </w:rPr>
-    </w:lvl>
-    <w:lvl w:ilvl="6" w:tentative="1">
-      <w:start w:val="1"/>
-      <w:numFmt w:val="bullet"/>
-      <w:lvlText w:val=""/>
-      <w:lvlJc w:val="left"/>
-      <w:pPr>
-        <w:tabs>
-          <w:tab w:val="num" w:pos="5040"/>
-        </w:tabs>
+        <w:rFonts w:ascii="Noto Sans Symbols" w:eastAsia="Noto Sans Symbols" w:hAnsi="Noto Sans Symbols" w:cs="Noto Sans Symbols"/>
+        <w:sz w:val="20"/>
+        <w:szCs w:val="20"/>
+      </w:rPr>
+    </w:lvl>
+    <w:lvl w:ilvl="6">
+      <w:start w:val="1"/>
+      <w:numFmt w:val="bullet"/>
+      <w:lvlText w:val="▪"/>
+      <w:lvlJc w:val="left"/>
+      <w:pPr>
         <w:ind w:left="5040" w:hanging="360"/>
       </w:pPr>
       <w:rPr>
-        <w:rFonts w:ascii="Wingdings" w:hAnsi="Wingdings" w:hint="default"/>
-        <w:sz w:val="20"/>
-      </w:rPr>
-    </w:lvl>
-    <w:lvl w:ilvl="7" w:tentative="1">
-      <w:start w:val="1"/>
-      <w:numFmt w:val="bullet"/>
-      <w:lvlText w:val=""/>
-      <w:lvlJc w:val="left"/>
-      <w:pPr>
-        <w:tabs>
-          <w:tab w:val="num" w:pos="5760"/>
-        </w:tabs>
+        <w:rFonts w:ascii="Noto Sans Symbols" w:eastAsia="Noto Sans Symbols" w:hAnsi="Noto Sans Symbols" w:cs="Noto Sans Symbols"/>
+        <w:sz w:val="20"/>
+        <w:szCs w:val="20"/>
+      </w:rPr>
+    </w:lvl>
+    <w:lvl w:ilvl="7">
+      <w:start w:val="1"/>
+      <w:numFmt w:val="bullet"/>
+      <w:lvlText w:val="▪"/>
+      <w:lvlJc w:val="left"/>
+      <w:pPr>
         <w:ind w:left="5760" w:hanging="360"/>
       </w:pPr>
       <w:rPr>
-        <w:rFonts w:ascii="Wingdings" w:hAnsi="Wingdings" w:hint="default"/>
-        <w:sz w:val="20"/>
-      </w:rPr>
-    </w:lvl>
-    <w:lvl w:ilvl="8" w:tentative="1">
-      <w:start w:val="1"/>
-      <w:numFmt w:val="bullet"/>
-      <w:lvlText w:val=""/>
-      <w:lvlJc w:val="left"/>
-      <w:pPr>
-        <w:tabs>
-          <w:tab w:val="num" w:pos="6480"/>
-        </w:tabs>
+        <w:rFonts w:ascii="Noto Sans Symbols" w:eastAsia="Noto Sans Symbols" w:hAnsi="Noto Sans Symbols" w:cs="Noto Sans Symbols"/>
+        <w:sz w:val="20"/>
+        <w:szCs w:val="20"/>
+      </w:rPr>
+    </w:lvl>
+    <w:lvl w:ilvl="8">
+      <w:start w:val="1"/>
+      <w:numFmt w:val="bullet"/>
+      <w:lvlText w:val="▪"/>
+      <w:lvlJc w:val="left"/>
+      <w:pPr>
         <w:ind w:left="6480" w:hanging="360"/>
       </w:pPr>
       <w:rPr>
-        <w:rFonts w:ascii="Wingdings" w:hAnsi="Wingdings" w:hint="default"/>
-        <w:sz w:val="20"/>
+        <w:rFonts w:ascii="Noto Sans Symbols" w:eastAsia="Noto Sans Symbols" w:hAnsi="Noto Sans Symbols" w:cs="Noto Sans Symbols"/>
+        <w:sz w:val="20"/>
+        <w:szCs w:val="20"/>
       </w:rPr>
     </w:lvl>
   </w:abstractNum>
   <w:abstractNum w:abstractNumId="14" w15:restartNumberingAfterBreak="0">
-    <w:nsid w:val="73501B73"/>
+    <w:nsid w:val="6E2C6EC9"/>
     <w:multiLevelType w:val="multilevel"/>
-    <w:tmpl w:val="75A26CD0"/>
+    <w:tmpl w:val="A53A4662"/>
     <w:lvl w:ilvl="0">
       <w:start w:val="1"/>
       <w:numFmt w:val="bullet"/>
-      <w:lvlText w:val=""/>
-      <w:lvlJc w:val="left"/>
-      <w:pPr>
-        <w:tabs>
-          <w:tab w:val="num" w:pos="720"/>
-        </w:tabs>
+      <w:lvlText w:val="●"/>
+      <w:lvlJc w:val="left"/>
+      <w:pPr>
         <w:ind w:left="720" w:hanging="360"/>
       </w:pPr>
       <w:rPr>
-        <w:rFonts w:ascii="Symbol" w:hAnsi="Symbol" w:hint="default"/>
-        <w:sz w:val="20"/>
-      </w:rPr>
-    </w:lvl>
-    <w:lvl w:ilvl="1" w:tentative="1">
+        <w:rFonts w:ascii="Noto Sans Symbols" w:eastAsia="Noto Sans Symbols" w:hAnsi="Noto Sans Symbols" w:cs="Noto Sans Symbols"/>
+        <w:sz w:val="20"/>
+        <w:szCs w:val="20"/>
+      </w:rPr>
+    </w:lvl>
+    <w:lvl w:ilvl="1">
       <w:start w:val="1"/>
       <w:numFmt w:val="bullet"/>
       <w:lvlText w:val="o"/>
       <w:lvlJc w:val="left"/>
       <w:pPr>
-        <w:tabs>
-          <w:tab w:val="num" w:pos="1440"/>
-        </w:tabs>
         <w:ind w:left="1440" w:hanging="360"/>
       </w:pPr>
       <w:rPr>
-        <w:rFonts w:ascii="Courier New" w:hAnsi="Courier New" w:hint="default"/>
-        <w:sz w:val="20"/>
-      </w:rPr>
-    </w:lvl>
-    <w:lvl w:ilvl="2" w:tentative="1">
-      <w:start w:val="1"/>
-      <w:numFmt w:val="bullet"/>
-      <w:lvlText w:val=""/>
-      <w:lvlJc w:val="left"/>
-      <w:pPr>
-        <w:tabs>
-          <w:tab w:val="num" w:pos="2160"/>
-        </w:tabs>
+        <w:rFonts w:ascii="Courier New" w:eastAsia="Courier New" w:hAnsi="Courier New" w:cs="Courier New"/>
+        <w:sz w:val="20"/>
+        <w:szCs w:val="20"/>
+      </w:rPr>
+    </w:lvl>
+    <w:lvl w:ilvl="2">
+      <w:start w:val="1"/>
+      <w:numFmt w:val="bullet"/>
+      <w:lvlText w:val="▪"/>
+      <w:lvlJc w:val="left"/>
+      <w:pPr>
         <w:ind w:left="2160" w:hanging="360"/>
       </w:pPr>
       <w:rPr>
-        <w:rFonts w:ascii="Wingdings" w:hAnsi="Wingdings" w:hint="default"/>
-        <w:sz w:val="20"/>
-      </w:rPr>
-    </w:lvl>
-    <w:lvl w:ilvl="3" w:tentative="1">
-      <w:start w:val="1"/>
-      <w:numFmt w:val="bullet"/>
-      <w:lvlText w:val=""/>
-      <w:lvlJc w:val="left"/>
-      <w:pPr>
-        <w:tabs>
-          <w:tab w:val="num" w:pos="2880"/>
-        </w:tabs>
+        <w:rFonts w:ascii="Noto Sans Symbols" w:eastAsia="Noto Sans Symbols" w:hAnsi="Noto Sans Symbols" w:cs="Noto Sans Symbols"/>
+        <w:sz w:val="20"/>
+        <w:szCs w:val="20"/>
+      </w:rPr>
+    </w:lvl>
+    <w:lvl w:ilvl="3">
+      <w:start w:val="1"/>
+      <w:numFmt w:val="bullet"/>
+      <w:lvlText w:val="▪"/>
+      <w:lvlJc w:val="left"/>
+      <w:pPr>
         <w:ind w:left="2880" w:hanging="360"/>
       </w:pPr>
       <w:rPr>
-        <w:rFonts w:ascii="Wingdings" w:hAnsi="Wingdings" w:hint="default"/>
-        <w:sz w:val="20"/>
-      </w:rPr>
-    </w:lvl>
-    <w:lvl w:ilvl="4" w:tentative="1">
-      <w:start w:val="1"/>
-      <w:numFmt w:val="bullet"/>
-      <w:lvlText w:val=""/>
-      <w:lvlJc w:val="left"/>
-      <w:pPr>
-        <w:tabs>
-          <w:tab w:val="num" w:pos="3600"/>
-        </w:tabs>
+        <w:rFonts w:ascii="Noto Sans Symbols" w:eastAsia="Noto Sans Symbols" w:hAnsi="Noto Sans Symbols" w:cs="Noto Sans Symbols"/>
+        <w:sz w:val="20"/>
+        <w:szCs w:val="20"/>
+      </w:rPr>
+    </w:lvl>
+    <w:lvl w:ilvl="4">
+      <w:start w:val="1"/>
+      <w:numFmt w:val="bullet"/>
+      <w:lvlText w:val="▪"/>
+      <w:lvlJc w:val="left"/>
+      <w:pPr>
         <w:ind w:left="3600" w:hanging="360"/>
       </w:pPr>
       <w:rPr>
-        <w:rFonts w:ascii="Wingdings" w:hAnsi="Wingdings" w:hint="default"/>
-        <w:sz w:val="20"/>
-      </w:rPr>
-    </w:lvl>
-    <w:lvl w:ilvl="5" w:tentative="1">
-      <w:start w:val="1"/>
-      <w:numFmt w:val="bullet"/>
-      <w:lvlText w:val=""/>
-      <w:lvlJc w:val="left"/>
-      <w:pPr>
-        <w:tabs>
-          <w:tab w:val="num" w:pos="4320"/>
-        </w:tabs>
+        <w:rFonts w:ascii="Noto Sans Symbols" w:eastAsia="Noto Sans Symbols" w:hAnsi="Noto Sans Symbols" w:cs="Noto Sans Symbols"/>
+        <w:sz w:val="20"/>
+        <w:szCs w:val="20"/>
+      </w:rPr>
+    </w:lvl>
+    <w:lvl w:ilvl="5">
+      <w:start w:val="1"/>
+      <w:numFmt w:val="bullet"/>
+      <w:lvlText w:val="▪"/>
+      <w:lvlJc w:val="left"/>
+      <w:pPr>
         <w:ind w:left="4320" w:hanging="360"/>
       </w:pPr>
       <w:rPr>
-        <w:rFonts w:ascii="Wingdings" w:hAnsi="Wingdings" w:hint="default"/>
-        <w:sz w:val="20"/>
-      </w:rPr>
-    </w:lvl>
-    <w:lvl w:ilvl="6" w:tentative="1">
-      <w:start w:val="1"/>
-      <w:numFmt w:val="bullet"/>
-      <w:lvlText w:val=""/>
-      <w:lvlJc w:val="left"/>
-      <w:pPr>
-        <w:tabs>
-          <w:tab w:val="num" w:pos="5040"/>
-        </w:tabs>
+        <w:rFonts w:ascii="Noto Sans Symbols" w:eastAsia="Noto Sans Symbols" w:hAnsi="Noto Sans Symbols" w:cs="Noto Sans Symbols"/>
+        <w:sz w:val="20"/>
+        <w:szCs w:val="20"/>
+      </w:rPr>
+    </w:lvl>
+    <w:lvl w:ilvl="6">
+      <w:start w:val="1"/>
+      <w:numFmt w:val="bullet"/>
+      <w:lvlText w:val="▪"/>
+      <w:lvlJc w:val="left"/>
+      <w:pPr>
         <w:ind w:left="5040" w:hanging="360"/>
       </w:pPr>
       <w:rPr>
-        <w:rFonts w:ascii="Wingdings" w:hAnsi="Wingdings" w:hint="default"/>
-        <w:sz w:val="20"/>
-      </w:rPr>
-    </w:lvl>
-    <w:lvl w:ilvl="7" w:tentative="1">
-      <w:start w:val="1"/>
-      <w:numFmt w:val="bullet"/>
-      <w:lvlText w:val=""/>
-      <w:lvlJc w:val="left"/>
-      <w:pPr>
-        <w:tabs>
-          <w:tab w:val="num" w:pos="5760"/>
-        </w:tabs>
+        <w:rFonts w:ascii="Noto Sans Symbols" w:eastAsia="Noto Sans Symbols" w:hAnsi="Noto Sans Symbols" w:cs="Noto Sans Symbols"/>
+        <w:sz w:val="20"/>
+        <w:szCs w:val="20"/>
+      </w:rPr>
+    </w:lvl>
+    <w:lvl w:ilvl="7">
+      <w:start w:val="1"/>
+      <w:numFmt w:val="bullet"/>
+      <w:lvlText w:val="▪"/>
+      <w:lvlJc w:val="left"/>
+      <w:pPr>
         <w:ind w:left="5760" w:hanging="360"/>
       </w:pPr>
       <w:rPr>
-        <w:rFonts w:ascii="Wingdings" w:hAnsi="Wingdings" w:hint="default"/>
-        <w:sz w:val="20"/>
-      </w:rPr>
-    </w:lvl>
-    <w:lvl w:ilvl="8" w:tentative="1">
-      <w:start w:val="1"/>
-      <w:numFmt w:val="bullet"/>
-      <w:lvlText w:val=""/>
-      <w:lvlJc w:val="left"/>
-      <w:pPr>
-        <w:tabs>
-          <w:tab w:val="num" w:pos="6480"/>
-        </w:tabs>
+        <w:rFonts w:ascii="Noto Sans Symbols" w:eastAsia="Noto Sans Symbols" w:hAnsi="Noto Sans Symbols" w:cs="Noto Sans Symbols"/>
+        <w:sz w:val="20"/>
+        <w:szCs w:val="20"/>
+      </w:rPr>
+    </w:lvl>
+    <w:lvl w:ilvl="8">
+      <w:start w:val="1"/>
+      <w:numFmt w:val="bullet"/>
+      <w:lvlText w:val="▪"/>
+      <w:lvlJc w:val="left"/>
+      <w:pPr>
         <w:ind w:left="6480" w:hanging="360"/>
       </w:pPr>
       <w:rPr>
-        <w:rFonts w:ascii="Wingdings" w:hAnsi="Wingdings" w:hint="default"/>
-        <w:sz w:val="20"/>
+        <w:rFonts w:ascii="Noto Sans Symbols" w:eastAsia="Noto Sans Symbols" w:hAnsi="Noto Sans Symbols" w:cs="Noto Sans Symbols"/>
+        <w:sz w:val="20"/>
+        <w:szCs w:val="20"/>
       </w:rPr>
     </w:lvl>
   </w:abstractNum>
   <w:abstractNum w:abstractNumId="15" w15:restartNumberingAfterBreak="0">
-    <w:nsid w:val="78790808"/>
+    <w:nsid w:val="6F5303C9"/>
     <w:multiLevelType w:val="multilevel"/>
-    <w:tmpl w:val="A8C8AD20"/>
+    <w:tmpl w:val="B9A43ACA"/>
     <w:lvl w:ilvl="0">
       <w:start w:val="1"/>
       <w:numFmt w:val="bullet"/>
-      <w:lvlText w:val=""/>
-      <w:lvlJc w:val="left"/>
-      <w:pPr>
-        <w:tabs>
-          <w:tab w:val="num" w:pos="720"/>
-        </w:tabs>
+      <w:lvlText w:val="●"/>
+      <w:lvlJc w:val="left"/>
+      <w:pPr>
         <w:ind w:left="720" w:hanging="360"/>
       </w:pPr>
       <w:rPr>
-        <w:rFonts w:ascii="Symbol" w:hAnsi="Symbol" w:hint="default"/>
-        <w:sz w:val="20"/>
-      </w:rPr>
-    </w:lvl>
-    <w:lvl w:ilvl="1" w:tentative="1">
+        <w:rFonts w:ascii="Noto Sans Symbols" w:eastAsia="Noto Sans Symbols" w:hAnsi="Noto Sans Symbols" w:cs="Noto Sans Symbols"/>
+        <w:sz w:val="20"/>
+        <w:szCs w:val="20"/>
+      </w:rPr>
+    </w:lvl>
+    <w:lvl w:ilvl="1">
       <w:start w:val="1"/>
       <w:numFmt w:val="bullet"/>
       <w:lvlText w:val="o"/>
       <w:lvlJc w:val="left"/>
       <w:pPr>
-        <w:tabs>
-          <w:tab w:val="num" w:pos="1440"/>
-        </w:tabs>
         <w:ind w:left="1440" w:hanging="360"/>
       </w:pPr>
       <w:rPr>
-        <w:rFonts w:ascii="Courier New" w:hAnsi="Courier New" w:hint="default"/>
-        <w:sz w:val="20"/>
-      </w:rPr>
-    </w:lvl>
-    <w:lvl w:ilvl="2" w:tentative="1">
-      <w:start w:val="1"/>
-      <w:numFmt w:val="bullet"/>
-      <w:lvlText w:val=""/>
-      <w:lvlJc w:val="left"/>
-      <w:pPr>
-        <w:tabs>
-          <w:tab w:val="num" w:pos="2160"/>
-        </w:tabs>
+        <w:rFonts w:ascii="Courier New" w:eastAsia="Courier New" w:hAnsi="Courier New" w:cs="Courier New"/>
+        <w:sz w:val="20"/>
+        <w:szCs w:val="20"/>
+      </w:rPr>
+    </w:lvl>
+    <w:lvl w:ilvl="2">
+      <w:start w:val="1"/>
+      <w:numFmt w:val="bullet"/>
+      <w:lvlText w:val="▪"/>
+      <w:lvlJc w:val="left"/>
+      <w:pPr>
         <w:ind w:left="2160" w:hanging="360"/>
       </w:pPr>
       <w:rPr>
-        <w:rFonts w:ascii="Wingdings" w:hAnsi="Wingdings" w:hint="default"/>
-        <w:sz w:val="20"/>
-      </w:rPr>
-    </w:lvl>
-    <w:lvl w:ilvl="3" w:tentative="1">
-      <w:start w:val="1"/>
-      <w:numFmt w:val="bullet"/>
-      <w:lvlText w:val=""/>
-      <w:lvlJc w:val="left"/>
-      <w:pPr>
-        <w:tabs>
-          <w:tab w:val="num" w:pos="2880"/>
-        </w:tabs>
+        <w:rFonts w:ascii="Noto Sans Symbols" w:eastAsia="Noto Sans Symbols" w:hAnsi="Noto Sans Symbols" w:cs="Noto Sans Symbols"/>
+        <w:sz w:val="20"/>
+        <w:szCs w:val="20"/>
+      </w:rPr>
+    </w:lvl>
+    <w:lvl w:ilvl="3">
+      <w:start w:val="1"/>
+      <w:numFmt w:val="bullet"/>
+      <w:lvlText w:val="▪"/>
+      <w:lvlJc w:val="left"/>
+      <w:pPr>
         <w:ind w:left="2880" w:hanging="360"/>
       </w:pPr>
       <w:rPr>
-        <w:rFonts w:ascii="Wingdings" w:hAnsi="Wingdings" w:hint="default"/>
-        <w:sz w:val="20"/>
-      </w:rPr>
-    </w:lvl>
-    <w:lvl w:ilvl="4" w:tentative="1">
-      <w:start w:val="1"/>
-      <w:numFmt w:val="bullet"/>
-      <w:lvlText w:val=""/>
-      <w:lvlJc w:val="left"/>
-      <w:pPr>
-        <w:tabs>
-          <w:tab w:val="num" w:pos="3600"/>
-        </w:tabs>
+        <w:rFonts w:ascii="Noto Sans Symbols" w:eastAsia="Noto Sans Symbols" w:hAnsi="Noto Sans Symbols" w:cs="Noto Sans Symbols"/>
+        <w:sz w:val="20"/>
+        <w:szCs w:val="20"/>
+      </w:rPr>
+    </w:lvl>
+    <w:lvl w:ilvl="4">
+      <w:start w:val="1"/>
+      <w:numFmt w:val="bullet"/>
+      <w:lvlText w:val="▪"/>
+      <w:lvlJc w:val="left"/>
+      <w:pPr>
         <w:ind w:left="3600" w:hanging="360"/>
       </w:pPr>
       <w:rPr>
-        <w:rFonts w:ascii="Wingdings" w:hAnsi="Wingdings" w:hint="default"/>
-        <w:sz w:val="20"/>
-      </w:rPr>
-    </w:lvl>
-    <w:lvl w:ilvl="5" w:tentative="1">
-      <w:start w:val="1"/>
-      <w:numFmt w:val="bullet"/>
-      <w:lvlText w:val=""/>
-      <w:lvlJc w:val="left"/>
-      <w:pPr>
-        <w:tabs>
-          <w:tab w:val="num" w:pos="4320"/>
-        </w:tabs>
+        <w:rFonts w:ascii="Noto Sans Symbols" w:eastAsia="Noto Sans Symbols" w:hAnsi="Noto Sans Symbols" w:cs="Noto Sans Symbols"/>
+        <w:sz w:val="20"/>
+        <w:szCs w:val="20"/>
+      </w:rPr>
+    </w:lvl>
+    <w:lvl w:ilvl="5">
+      <w:start w:val="1"/>
+      <w:numFmt w:val="bullet"/>
+      <w:lvlText w:val="▪"/>
+      <w:lvlJc w:val="left"/>
+      <w:pPr>
         <w:ind w:left="4320" w:hanging="360"/>
       </w:pPr>
       <w:rPr>
-        <w:rFonts w:ascii="Wingdings" w:hAnsi="Wingdings" w:hint="default"/>
-        <w:sz w:val="20"/>
-      </w:rPr>
-    </w:lvl>
-    <w:lvl w:ilvl="6" w:tentative="1">
-      <w:start w:val="1"/>
-      <w:numFmt w:val="bullet"/>
-      <w:lvlText w:val=""/>
-      <w:lvlJc w:val="left"/>
-      <w:pPr>
-        <w:tabs>
-          <w:tab w:val="num" w:pos="5040"/>
-        </w:tabs>
+        <w:rFonts w:ascii="Noto Sans Symbols" w:eastAsia="Noto Sans Symbols" w:hAnsi="Noto Sans Symbols" w:cs="Noto Sans Symbols"/>
+        <w:sz w:val="20"/>
+        <w:szCs w:val="20"/>
+      </w:rPr>
+    </w:lvl>
+    <w:lvl w:ilvl="6">
+      <w:start w:val="1"/>
+      <w:numFmt w:val="bullet"/>
+      <w:lvlText w:val="▪"/>
+      <w:lvlJc w:val="left"/>
+      <w:pPr>
         <w:ind w:left="5040" w:hanging="360"/>
       </w:pPr>
       <w:rPr>
-        <w:rFonts w:ascii="Wingdings" w:hAnsi="Wingdings" w:hint="default"/>
-        <w:sz w:val="20"/>
-      </w:rPr>
-    </w:lvl>
-    <w:lvl w:ilvl="7" w:tentative="1">
-      <w:start w:val="1"/>
-      <w:numFmt w:val="bullet"/>
-      <w:lvlText w:val=""/>
-      <w:lvlJc w:val="left"/>
-      <w:pPr>
-        <w:tabs>
-          <w:tab w:val="num" w:pos="5760"/>
-        </w:tabs>
+        <w:rFonts w:ascii="Noto Sans Symbols" w:eastAsia="Noto Sans Symbols" w:hAnsi="Noto Sans Symbols" w:cs="Noto Sans Symbols"/>
+        <w:sz w:val="20"/>
+        <w:szCs w:val="20"/>
+      </w:rPr>
+    </w:lvl>
+    <w:lvl w:ilvl="7">
+      <w:start w:val="1"/>
+      <w:numFmt w:val="bullet"/>
+      <w:lvlText w:val="▪"/>
+      <w:lvlJc w:val="left"/>
+      <w:pPr>
         <w:ind w:left="5760" w:hanging="360"/>
       </w:pPr>
       <w:rPr>
-        <w:rFonts w:ascii="Wingdings" w:hAnsi="Wingdings" w:hint="default"/>
-        <w:sz w:val="20"/>
-      </w:rPr>
-    </w:lvl>
-    <w:lvl w:ilvl="8" w:tentative="1">
-      <w:start w:val="1"/>
-      <w:numFmt w:val="bullet"/>
-      <w:lvlText w:val=""/>
-      <w:lvlJc w:val="left"/>
-      <w:pPr>
-        <w:tabs>
-          <w:tab w:val="num" w:pos="6480"/>
-        </w:tabs>
+        <w:rFonts w:ascii="Noto Sans Symbols" w:eastAsia="Noto Sans Symbols" w:hAnsi="Noto Sans Symbols" w:cs="Noto Sans Symbols"/>
+        <w:sz w:val="20"/>
+        <w:szCs w:val="20"/>
+      </w:rPr>
+    </w:lvl>
+    <w:lvl w:ilvl="8">
+      <w:start w:val="1"/>
+      <w:numFmt w:val="bullet"/>
+      <w:lvlText w:val="▪"/>
+      <w:lvlJc w:val="left"/>
+      <w:pPr>
         <w:ind w:left="6480" w:hanging="360"/>
       </w:pPr>
       <w:rPr>
-        <w:rFonts w:ascii="Wingdings" w:hAnsi="Wingdings" w:hint="default"/>
-        <w:sz w:val="20"/>
+        <w:rFonts w:ascii="Noto Sans Symbols" w:eastAsia="Noto Sans Symbols" w:hAnsi="Noto Sans Symbols" w:cs="Noto Sans Symbols"/>
+        <w:sz w:val="20"/>
+        <w:szCs w:val="20"/>
       </w:rPr>
     </w:lvl>
   </w:abstractNum>
   <w:abstractNum w:abstractNumId="16" w15:restartNumberingAfterBreak="0">
-    <w:nsid w:val="78E653AB"/>
+    <w:nsid w:val="7B664A70"/>
     <w:multiLevelType w:val="multilevel"/>
-    <w:tmpl w:val="238E4C5C"/>
+    <w:tmpl w:val="E36C5BC4"/>
     <w:lvl w:ilvl="0">
       <w:start w:val="1"/>
       <w:numFmt w:val="bullet"/>
-      <w:lvlText w:val=""/>
-      <w:lvlJc w:val="left"/>
-      <w:pPr>
-        <w:tabs>
-          <w:tab w:val="num" w:pos="720"/>
-        </w:tabs>
+      <w:lvlText w:val="●"/>
+      <w:lvlJc w:val="left"/>
+      <w:pPr>
         <w:ind w:left="720" w:hanging="360"/>
       </w:pPr>
       <w:rPr>
-        <w:rFonts w:ascii="Symbol" w:hAnsi="Symbol" w:hint="default"/>
-        <w:sz w:val="20"/>
-      </w:rPr>
-    </w:lvl>
-    <w:lvl w:ilvl="1" w:tentative="1">
+        <w:rFonts w:ascii="Noto Sans Symbols" w:eastAsia="Noto Sans Symbols" w:hAnsi="Noto Sans Symbols" w:cs="Noto Sans Symbols"/>
+        <w:sz w:val="20"/>
+        <w:szCs w:val="20"/>
+      </w:rPr>
+    </w:lvl>
+    <w:lvl w:ilvl="1">
       <w:start w:val="1"/>
       <w:numFmt w:val="bullet"/>
       <w:lvlText w:val="o"/>
       <w:lvlJc w:val="left"/>
       <w:pPr>
-        <w:tabs>
-          <w:tab w:val="num" w:pos="1440"/>
-        </w:tabs>
         <w:ind w:left="1440" w:hanging="360"/>
       </w:pPr>
       <w:rPr>
-        <w:rFonts w:ascii="Courier New" w:hAnsi="Courier New" w:hint="default"/>
-        <w:sz w:val="20"/>
-      </w:rPr>
-    </w:lvl>
-    <w:lvl w:ilvl="2" w:tentative="1">
-      <w:start w:val="1"/>
-      <w:numFmt w:val="bullet"/>
-      <w:lvlText w:val=""/>
-      <w:lvlJc w:val="left"/>
-      <w:pPr>
-        <w:tabs>
-          <w:tab w:val="num" w:pos="2160"/>
-        </w:tabs>
+        <w:rFonts w:ascii="Courier New" w:eastAsia="Courier New" w:hAnsi="Courier New" w:cs="Courier New"/>
+        <w:sz w:val="20"/>
+        <w:szCs w:val="20"/>
+      </w:rPr>
+    </w:lvl>
+    <w:lvl w:ilvl="2">
+      <w:start w:val="1"/>
+      <w:numFmt w:val="bullet"/>
+      <w:lvlText w:val="▪"/>
+      <w:lvlJc w:val="left"/>
+      <w:pPr>
         <w:ind w:left="2160" w:hanging="360"/>
       </w:pPr>
       <w:rPr>
-        <w:rFonts w:ascii="Wingdings" w:hAnsi="Wingdings" w:hint="default"/>
-        <w:sz w:val="20"/>
-      </w:rPr>
-    </w:lvl>
-    <w:lvl w:ilvl="3" w:tentative="1">
-      <w:start w:val="1"/>
-      <w:numFmt w:val="bullet"/>
-      <w:lvlText w:val=""/>
-      <w:lvlJc w:val="left"/>
-      <w:pPr>
-        <w:tabs>
-          <w:tab w:val="num" w:pos="2880"/>
-        </w:tabs>
+        <w:rFonts w:ascii="Noto Sans Symbols" w:eastAsia="Noto Sans Symbols" w:hAnsi="Noto Sans Symbols" w:cs="Noto Sans Symbols"/>
+        <w:sz w:val="20"/>
+        <w:szCs w:val="20"/>
+      </w:rPr>
+    </w:lvl>
+    <w:lvl w:ilvl="3">
+      <w:start w:val="1"/>
+      <w:numFmt w:val="bullet"/>
+      <w:lvlText w:val="▪"/>
+      <w:lvlJc w:val="left"/>
+      <w:pPr>
         <w:ind w:left="2880" w:hanging="360"/>
       </w:pPr>
       <w:rPr>
-        <w:rFonts w:ascii="Wingdings" w:hAnsi="Wingdings" w:hint="default"/>
-        <w:sz w:val="20"/>
-      </w:rPr>
-    </w:lvl>
-    <w:lvl w:ilvl="4" w:tentative="1">
-      <w:start w:val="1"/>
-      <w:numFmt w:val="bullet"/>
-      <w:lvlText w:val=""/>
-      <w:lvlJc w:val="left"/>
-      <w:pPr>
-        <w:tabs>
-          <w:tab w:val="num" w:pos="3600"/>
-        </w:tabs>
+        <w:rFonts w:ascii="Noto Sans Symbols" w:eastAsia="Noto Sans Symbols" w:hAnsi="Noto Sans Symbols" w:cs="Noto Sans Symbols"/>
+        <w:sz w:val="20"/>
+        <w:szCs w:val="20"/>
+      </w:rPr>
+    </w:lvl>
+    <w:lvl w:ilvl="4">
+      <w:start w:val="1"/>
+      <w:numFmt w:val="bullet"/>
+      <w:lvlText w:val="▪"/>
+      <w:lvlJc w:val="left"/>
+      <w:pPr>
         <w:ind w:left="3600" w:hanging="360"/>
       </w:pPr>
       <w:rPr>
-        <w:rFonts w:ascii="Wingdings" w:hAnsi="Wingdings" w:hint="default"/>
-        <w:sz w:val="20"/>
-      </w:rPr>
-    </w:lvl>
-    <w:lvl w:ilvl="5" w:tentative="1">
-      <w:start w:val="1"/>
-      <w:numFmt w:val="bullet"/>
-      <w:lvlText w:val=""/>
-      <w:lvlJc w:val="left"/>
-      <w:pPr>
-        <w:tabs>
-          <w:tab w:val="num" w:pos="4320"/>
-        </w:tabs>
+        <w:rFonts w:ascii="Noto Sans Symbols" w:eastAsia="Noto Sans Symbols" w:hAnsi="Noto Sans Symbols" w:cs="Noto Sans Symbols"/>
+        <w:sz w:val="20"/>
+        <w:szCs w:val="20"/>
+      </w:rPr>
+    </w:lvl>
+    <w:lvl w:ilvl="5">
+      <w:start w:val="1"/>
+      <w:numFmt w:val="bullet"/>
+      <w:lvlText w:val="▪"/>
+      <w:lvlJc w:val="left"/>
+      <w:pPr>
         <w:ind w:left="4320" w:hanging="360"/>
       </w:pPr>
       <w:rPr>
-        <w:rFonts w:ascii="Wingdings" w:hAnsi="Wingdings" w:hint="default"/>
-        <w:sz w:val="20"/>
-      </w:rPr>
-    </w:lvl>
-    <w:lvl w:ilvl="6" w:tentative="1">
-      <w:start w:val="1"/>
-      <w:numFmt w:val="bullet"/>
-      <w:lvlText w:val=""/>
-      <w:lvlJc w:val="left"/>
-      <w:pPr>
-        <w:tabs>
-          <w:tab w:val="num" w:pos="5040"/>
-        </w:tabs>
+        <w:rFonts w:ascii="Noto Sans Symbols" w:eastAsia="Noto Sans Symbols" w:hAnsi="Noto Sans Symbols" w:cs="Noto Sans Symbols"/>
+        <w:sz w:val="20"/>
+        <w:szCs w:val="20"/>
+      </w:rPr>
+    </w:lvl>
+    <w:lvl w:ilvl="6">
+      <w:start w:val="1"/>
+      <w:numFmt w:val="bullet"/>
+      <w:lvlText w:val="▪"/>
+      <w:lvlJc w:val="left"/>
+      <w:pPr>
         <w:ind w:left="5040" w:hanging="360"/>
       </w:pPr>
       <w:rPr>
-        <w:rFonts w:ascii="Wingdings" w:hAnsi="Wingdings" w:hint="default"/>
-        <w:sz w:val="20"/>
-      </w:rPr>
-    </w:lvl>
-    <w:lvl w:ilvl="7" w:tentative="1">
-      <w:start w:val="1"/>
-      <w:numFmt w:val="bullet"/>
-      <w:lvlText w:val=""/>
-      <w:lvlJc w:val="left"/>
-      <w:pPr>
-        <w:tabs>
-          <w:tab w:val="num" w:pos="5760"/>
-        </w:tabs>
+        <w:rFonts w:ascii="Noto Sans Symbols" w:eastAsia="Noto Sans Symbols" w:hAnsi="Noto Sans Symbols" w:cs="Noto Sans Symbols"/>
+        <w:sz w:val="20"/>
+        <w:szCs w:val="20"/>
+      </w:rPr>
+    </w:lvl>
+    <w:lvl w:ilvl="7">
+      <w:start w:val="1"/>
+      <w:numFmt w:val="bullet"/>
+      <w:lvlText w:val="▪"/>
+      <w:lvlJc w:val="left"/>
+      <w:pPr>
         <w:ind w:left="5760" w:hanging="360"/>
       </w:pPr>
       <w:rPr>
-        <w:rFonts w:ascii="Wingdings" w:hAnsi="Wingdings" w:hint="default"/>
-        <w:sz w:val="20"/>
-      </w:rPr>
-    </w:lvl>
-    <w:lvl w:ilvl="8" w:tentative="1">
-      <w:start w:val="1"/>
-      <w:numFmt w:val="bullet"/>
-      <w:lvlText w:val=""/>
-      <w:lvlJc w:val="left"/>
-      <w:pPr>
-        <w:tabs>
-          <w:tab w:val="num" w:pos="6480"/>
-        </w:tabs>
+        <w:rFonts w:ascii="Noto Sans Symbols" w:eastAsia="Noto Sans Symbols" w:hAnsi="Noto Sans Symbols" w:cs="Noto Sans Symbols"/>
+        <w:sz w:val="20"/>
+        <w:szCs w:val="20"/>
+      </w:rPr>
+    </w:lvl>
+    <w:lvl w:ilvl="8">
+      <w:start w:val="1"/>
+      <w:numFmt w:val="bullet"/>
+      <w:lvlText w:val="▪"/>
+      <w:lvlJc w:val="left"/>
+      <w:pPr>
         <w:ind w:left="6480" w:hanging="360"/>
       </w:pPr>
       <w:rPr>
-        <w:rFonts w:ascii="Wingdings" w:hAnsi="Wingdings" w:hint="default"/>
-        <w:sz w:val="20"/>
+        <w:rFonts w:ascii="Noto Sans Symbols" w:eastAsia="Noto Sans Symbols" w:hAnsi="Noto Sans Symbols" w:cs="Noto Sans Symbols"/>
+        <w:sz w:val="20"/>
+        <w:szCs w:val="20"/>
       </w:rPr>
     </w:lvl>
   </w:abstractNum>
   <w:abstractNum w:abstractNumId="17" w15:restartNumberingAfterBreak="0">
-    <w:nsid w:val="7D8E747C"/>
+    <w:nsid w:val="7E793A51"/>
     <w:multiLevelType w:val="multilevel"/>
-    <w:tmpl w:val="0060CA90"/>
+    <w:tmpl w:val="EB48D7F4"/>
     <w:lvl w:ilvl="0">
       <w:start w:val="1"/>
       <w:numFmt w:val="bullet"/>
-      <w:lvlText w:val=""/>
-      <w:lvlJc w:val="left"/>
-      <w:pPr>
-        <w:tabs>
-          <w:tab w:val="num" w:pos="720"/>
-        </w:tabs>
+      <w:lvlText w:val="●"/>
+      <w:lvlJc w:val="left"/>
+      <w:pPr>
         <w:ind w:left="720" w:hanging="360"/>
       </w:pPr>
       <w:rPr>
-        <w:rFonts w:ascii="Symbol" w:hAnsi="Symbol" w:hint="default"/>
-        <w:sz w:val="20"/>
-      </w:rPr>
-    </w:lvl>
-    <w:lvl w:ilvl="1" w:tentative="1">
+        <w:rFonts w:ascii="Noto Sans Symbols" w:eastAsia="Noto Sans Symbols" w:hAnsi="Noto Sans Symbols" w:cs="Noto Sans Symbols"/>
+        <w:sz w:val="20"/>
+        <w:szCs w:val="20"/>
+      </w:rPr>
+    </w:lvl>
+    <w:lvl w:ilvl="1">
       <w:start w:val="1"/>
       <w:numFmt w:val="bullet"/>
       <w:lvlText w:val="o"/>
       <w:lvlJc w:val="left"/>
       <w:pPr>
-        <w:tabs>
-          <w:tab w:val="num" w:pos="1440"/>
-        </w:tabs>
         <w:ind w:left="1440" w:hanging="360"/>
       </w:pPr>
       <w:rPr>
-        <w:rFonts w:ascii="Courier New" w:hAnsi="Courier New" w:hint="default"/>
-        <w:sz w:val="20"/>
-      </w:rPr>
-    </w:lvl>
-    <w:lvl w:ilvl="2" w:tentative="1">
-      <w:start w:val="1"/>
-      <w:numFmt w:val="bullet"/>
-      <w:lvlText w:val=""/>
-      <w:lvlJc w:val="left"/>
-      <w:pPr>
-        <w:tabs>
-          <w:tab w:val="num" w:pos="2160"/>
-        </w:tabs>
+        <w:rFonts w:ascii="Courier New" w:eastAsia="Courier New" w:hAnsi="Courier New" w:cs="Courier New"/>
+        <w:sz w:val="20"/>
+        <w:szCs w:val="20"/>
+      </w:rPr>
+    </w:lvl>
+    <w:lvl w:ilvl="2">
+      <w:start w:val="1"/>
+      <w:numFmt w:val="bullet"/>
+      <w:lvlText w:val="▪"/>
+      <w:lvlJc w:val="left"/>
+      <w:pPr>
         <w:ind w:left="2160" w:hanging="360"/>
       </w:pPr>
       <w:rPr>
-        <w:rFonts w:ascii="Wingdings" w:hAnsi="Wingdings" w:hint="default"/>
-        <w:sz w:val="20"/>
-      </w:rPr>
-    </w:lvl>
-    <w:lvl w:ilvl="3" w:tentative="1">
-      <w:start w:val="1"/>
-      <w:numFmt w:val="bullet"/>
-      <w:lvlText w:val=""/>
-      <w:lvlJc w:val="left"/>
-      <w:pPr>
-        <w:tabs>
-          <w:tab w:val="num" w:pos="2880"/>
-        </w:tabs>
+        <w:rFonts w:ascii="Noto Sans Symbols" w:eastAsia="Noto Sans Symbols" w:hAnsi="Noto Sans Symbols" w:cs="Noto Sans Symbols"/>
+        <w:sz w:val="20"/>
+        <w:szCs w:val="20"/>
+      </w:rPr>
+    </w:lvl>
+    <w:lvl w:ilvl="3">
+      <w:start w:val="1"/>
+      <w:numFmt w:val="bullet"/>
+      <w:lvlText w:val="▪"/>
+      <w:lvlJc w:val="left"/>
+      <w:pPr>
         <w:ind w:left="2880" w:hanging="360"/>
       </w:pPr>
       <w:rPr>
-        <w:rFonts w:ascii="Wingdings" w:hAnsi="Wingdings" w:hint="default"/>
-        <w:sz w:val="20"/>
-      </w:rPr>
-    </w:lvl>
-    <w:lvl w:ilvl="4" w:tentative="1">
-      <w:start w:val="1"/>
-      <w:numFmt w:val="bullet"/>
-      <w:lvlText w:val=""/>
-      <w:lvlJc w:val="left"/>
-      <w:pPr>
-        <w:tabs>
-          <w:tab w:val="num" w:pos="3600"/>
-        </w:tabs>
+        <w:rFonts w:ascii="Noto Sans Symbols" w:eastAsia="Noto Sans Symbols" w:hAnsi="Noto Sans Symbols" w:cs="Noto Sans Symbols"/>
+        <w:sz w:val="20"/>
+        <w:szCs w:val="20"/>
+      </w:rPr>
+    </w:lvl>
+    <w:lvl w:ilvl="4">
+      <w:start w:val="1"/>
+      <w:numFmt w:val="bullet"/>
+      <w:lvlText w:val="▪"/>
+      <w:lvlJc w:val="left"/>
+      <w:pPr>
         <w:ind w:left="3600" w:hanging="360"/>
       </w:pPr>
       <w:rPr>
-        <w:rFonts w:ascii="Wingdings" w:hAnsi="Wingdings" w:hint="default"/>
-        <w:sz w:val="20"/>
-      </w:rPr>
-    </w:lvl>
-    <w:lvl w:ilvl="5" w:tentative="1">
-      <w:start w:val="1"/>
-      <w:numFmt w:val="bullet"/>
-      <w:lvlText w:val=""/>
-      <w:lvlJc w:val="left"/>
-      <w:pPr>
-        <w:tabs>
-          <w:tab w:val="num" w:pos="4320"/>
-        </w:tabs>
+        <w:rFonts w:ascii="Noto Sans Symbols" w:eastAsia="Noto Sans Symbols" w:hAnsi="Noto Sans Symbols" w:cs="Noto Sans Symbols"/>
+        <w:sz w:val="20"/>
+        <w:szCs w:val="20"/>
+      </w:rPr>
+    </w:lvl>
+    <w:lvl w:ilvl="5">
+      <w:start w:val="1"/>
+      <w:numFmt w:val="bullet"/>
+      <w:lvlText w:val="▪"/>
+      <w:lvlJc w:val="left"/>
+      <w:pPr>
         <w:ind w:left="4320" w:hanging="360"/>
       </w:pPr>
       <w:rPr>
-        <w:rFonts w:ascii="Wingdings" w:hAnsi="Wingdings" w:hint="default"/>
-        <w:sz w:val="20"/>
-      </w:rPr>
-    </w:lvl>
-    <w:lvl w:ilvl="6" w:tentative="1">
-      <w:start w:val="1"/>
-      <w:numFmt w:val="bullet"/>
-      <w:lvlText w:val=""/>
-      <w:lvlJc w:val="left"/>
-      <w:pPr>
-        <w:tabs>
-          <w:tab w:val="num" w:pos="5040"/>
-        </w:tabs>
+        <w:rFonts w:ascii="Noto Sans Symbols" w:eastAsia="Noto Sans Symbols" w:hAnsi="Noto Sans Symbols" w:cs="Noto Sans Symbols"/>
+        <w:sz w:val="20"/>
+        <w:szCs w:val="20"/>
+      </w:rPr>
+    </w:lvl>
+    <w:lvl w:ilvl="6">
+      <w:start w:val="1"/>
+      <w:numFmt w:val="bullet"/>
+      <w:lvlText w:val="▪"/>
+      <w:lvlJc w:val="left"/>
+      <w:pPr>
         <w:ind w:left="5040" w:hanging="360"/>
       </w:pPr>
       <w:rPr>
-        <w:rFonts w:ascii="Wingdings" w:hAnsi="Wingdings" w:hint="default"/>
-        <w:sz w:val="20"/>
-      </w:rPr>
-    </w:lvl>
-    <w:lvl w:ilvl="7" w:tentative="1">
-      <w:start w:val="1"/>
-      <w:numFmt w:val="bullet"/>
-      <w:lvlText w:val=""/>
-      <w:lvlJc w:val="left"/>
-      <w:pPr>
-        <w:tabs>
-          <w:tab w:val="num" w:pos="5760"/>
-        </w:tabs>
+        <w:rFonts w:ascii="Noto Sans Symbols" w:eastAsia="Noto Sans Symbols" w:hAnsi="Noto Sans Symbols" w:cs="Noto Sans Symbols"/>
+        <w:sz w:val="20"/>
+        <w:szCs w:val="20"/>
+      </w:rPr>
+    </w:lvl>
+    <w:lvl w:ilvl="7">
+      <w:start w:val="1"/>
+      <w:numFmt w:val="bullet"/>
+      <w:lvlText w:val="▪"/>
+      <w:lvlJc w:val="left"/>
+      <w:pPr>
         <w:ind w:left="5760" w:hanging="360"/>
       </w:pPr>
       <w:rPr>
-        <w:rFonts w:ascii="Wingdings" w:hAnsi="Wingdings" w:hint="default"/>
-        <w:sz w:val="20"/>
-      </w:rPr>
-    </w:lvl>
-    <w:lvl w:ilvl="8" w:tentative="1">
-      <w:start w:val="1"/>
-      <w:numFmt w:val="bullet"/>
-      <w:lvlText w:val=""/>
-      <w:lvlJc w:val="left"/>
-      <w:pPr>
-        <w:tabs>
-          <w:tab w:val="num" w:pos="6480"/>
-        </w:tabs>
+        <w:rFonts w:ascii="Noto Sans Symbols" w:eastAsia="Noto Sans Symbols" w:hAnsi="Noto Sans Symbols" w:cs="Noto Sans Symbols"/>
+        <w:sz w:val="20"/>
+        <w:szCs w:val="20"/>
+      </w:rPr>
+    </w:lvl>
+    <w:lvl w:ilvl="8">
+      <w:start w:val="1"/>
+      <w:numFmt w:val="bullet"/>
+      <w:lvlText w:val="▪"/>
+      <w:lvlJc w:val="left"/>
+      <w:pPr>
         <w:ind w:left="6480" w:hanging="360"/>
       </w:pPr>
       <w:rPr>
-        <w:rFonts w:ascii="Wingdings" w:hAnsi="Wingdings" w:hint="default"/>
-        <w:sz w:val="20"/>
+        <w:rFonts w:ascii="Noto Sans Symbols" w:eastAsia="Noto Sans Symbols" w:hAnsi="Noto Sans Symbols" w:cs="Noto Sans Symbols"/>
+        <w:sz w:val="20"/>
+        <w:szCs w:val="20"/>
       </w:rPr>
     </w:lvl>
   </w:abstractNum>
-  <w:num w:numId="1" w16cid:durableId="633680882">
+  <w:num w:numId="1" w16cid:durableId="774904475">
+    <w:abstractNumId w:val="10"/>
+  </w:num>
+  <w:num w:numId="2" w16cid:durableId="1443110666">
+    <w:abstractNumId w:val="2"/>
+  </w:num>
+  <w:num w:numId="3" w16cid:durableId="292978169">
+    <w:abstractNumId w:val="3"/>
+  </w:num>
+  <w:num w:numId="4" w16cid:durableId="962420652">
+    <w:abstractNumId w:val="12"/>
+  </w:num>
+  <w:num w:numId="5" w16cid:durableId="1325694917">
+    <w:abstractNumId w:val="13"/>
+  </w:num>
+  <w:num w:numId="6" w16cid:durableId="125314628">
+    <w:abstractNumId w:val="17"/>
+  </w:num>
+  <w:num w:numId="7" w16cid:durableId="532696609">
+    <w:abstractNumId w:val="11"/>
+  </w:num>
+  <w:num w:numId="8" w16cid:durableId="2001151936">
+    <w:abstractNumId w:val="14"/>
+  </w:num>
+  <w:num w:numId="9" w16cid:durableId="1009527846">
+    <w:abstractNumId w:val="8"/>
+  </w:num>
+  <w:num w:numId="10" w16cid:durableId="1387334606">
     <w:abstractNumId w:val="15"/>
   </w:num>
-  <w:num w:numId="2" w16cid:durableId="1333215225">
-    <w:abstractNumId w:val="5"/>
+  <w:num w:numId="11" w16cid:durableId="514538583">
+    <w:abstractNumId w:val="4"/>
   </w:num>
-  <w:num w:numId="3" w16cid:durableId="1502312448">
+  <w:num w:numId="12" w16cid:durableId="1885175038">
+    <w:abstractNumId w:val="7"/>
+  </w:num>
+  <w:num w:numId="13" w16cid:durableId="2027559218">
+    <w:abstractNumId w:val="1"/>
+  </w:num>
+  <w:num w:numId="14" w16cid:durableId="1752893005">
     <w:abstractNumId w:val="0"/>
   </w:num>
-  <w:num w:numId="4" w16cid:durableId="2089303505">
-    <w:abstractNumId w:val="11"/>
-  </w:num>
-  <w:num w:numId="5" w16cid:durableId="163277861">
-    <w:abstractNumId w:val="8"/>
-  </w:num>
-  <w:num w:numId="6" w16cid:durableId="1295212950">
-    <w:abstractNumId w:val="3"/>
-  </w:num>
-  <w:num w:numId="7" w16cid:durableId="1922984921">
-    <w:abstractNumId w:val="1"/>
-  </w:num>
-  <w:num w:numId="8" w16cid:durableId="469442420">
-    <w:abstractNumId w:val="7"/>
-  </w:num>
-  <w:num w:numId="9" w16cid:durableId="1262713930">
+  <w:num w:numId="15" w16cid:durableId="914777724">
     <w:abstractNumId w:val="9"/>
   </w:num>
-  <w:num w:numId="10" w16cid:durableId="1546210191">
+  <w:num w:numId="16" w16cid:durableId="1373189605">
     <w:abstractNumId w:val="16"/>
   </w:num>
-  <w:num w:numId="11" w16cid:durableId="79064537">
-    <w:abstractNumId w:val="12"/>
-  </w:num>
-  <w:num w:numId="12" w16cid:durableId="854266510">
-    <w:abstractNumId w:val="13"/>
-  </w:num>
-  <w:num w:numId="13" w16cid:durableId="41439800">
-    <w:abstractNumId w:val="14"/>
-  </w:num>
-  <w:num w:numId="14" w16cid:durableId="1298295181">
-    <w:abstractNumId w:val="17"/>
-  </w:num>
-  <w:num w:numId="15" w16cid:durableId="1377201072">
+  <w:num w:numId="17" w16cid:durableId="1157965354">
     <w:abstractNumId w:val="6"/>
   </w:num>
-  <w:num w:numId="16" w16cid:durableId="829250566">
-    <w:abstractNumId w:val="2"/>
-  </w:num>
-  <w:num w:numId="17" w16cid:durableId="841816350">
-    <w:abstractNumId w:val="4"/>
-  </w:num>
-  <w:num w:numId="18" w16cid:durableId="1268391281">
-    <w:abstractNumId w:val="10"/>
+  <w:num w:numId="18" w16cid:durableId="1783764770">
+    <w:abstractNumId w:val="5"/>
   </w:num>
 </w:numbering>
 </file>
@@ -3740,12 +3395,10 @@
   <w:docDefaults>
     <w:rPrDefault>
       <w:rPr>
-        <w:rFonts w:asciiTheme="minorHAnsi" w:eastAsiaTheme="minorHAnsi" w:hAnsiTheme="minorHAnsi" w:cstheme="minorBidi"/>
-        <w:kern w:val="2"/>
+        <w:rFonts w:ascii="Aptos" w:eastAsia="Aptos" w:hAnsi="Aptos" w:cs="Aptos"/>
         <w:sz w:val="24"/>
         <w:szCs w:val="24"/>
-        <w:lang w:val="pt-BR" w:eastAsia="en-US" w:bidi="ar-SA"/>
-        <w14:ligatures w14:val="standardContextual"/>
+        <w:lang w:val="pt-BR" w:eastAsia="pt-BR" w:bidi="ar-SA"/>
       </w:rPr>
     </w:rPrDefault>
     <w:pPrDefault>
@@ -4140,10 +3793,8 @@
     <w:name w:val="heading 1"/>
     <w:basedOn w:val="Normal"/>
     <w:next w:val="Normal"/>
-    <w:link w:val="Ttulo1Char"/>
     <w:uiPriority w:val="9"/>
     <w:qFormat/>
-    <w:rsid w:val="007D2C94"/>
     <w:pPr>
       <w:keepNext/>
       <w:keepLines/>
@@ -4151,8 +3802,8 @@
       <w:outlineLvl w:val="0"/>
     </w:pPr>
     <w:rPr>
-      <w:rFonts w:asciiTheme="majorHAnsi" w:eastAsiaTheme="majorEastAsia" w:hAnsiTheme="majorHAnsi" w:cstheme="majorBidi"/>
-      <w:color w:val="0F4761" w:themeColor="accent1" w:themeShade="BF"/>
+      <w:rFonts w:ascii="Play" w:eastAsia="Play" w:hAnsi="Play" w:cs="Play"/>
+      <w:color w:val="0F4761"/>
       <w:sz w:val="40"/>
       <w:szCs w:val="40"/>
     </w:rPr>
@@ -4161,11 +3812,9 @@
     <w:name w:val="heading 2"/>
     <w:basedOn w:val="Normal"/>
     <w:next w:val="Normal"/>
-    <w:link w:val="Ttulo2Char"/>
     <w:uiPriority w:val="9"/>
     <w:unhideWhenUsed/>
     <w:qFormat/>
-    <w:rsid w:val="007D2C94"/>
     <w:pPr>
       <w:keepNext/>
       <w:keepLines/>
@@ -4173,8 +3822,8 @@
       <w:outlineLvl w:val="1"/>
     </w:pPr>
     <w:rPr>
-      <w:rFonts w:asciiTheme="majorHAnsi" w:eastAsiaTheme="majorEastAsia" w:hAnsiTheme="majorHAnsi" w:cstheme="majorBidi"/>
-      <w:color w:val="0F4761" w:themeColor="accent1" w:themeShade="BF"/>
+      <w:rFonts w:ascii="Play" w:eastAsia="Play" w:hAnsi="Play" w:cs="Play"/>
+      <w:color w:val="0F4761"/>
       <w:sz w:val="32"/>
       <w:szCs w:val="32"/>
     </w:rPr>
@@ -4183,12 +3832,10 @@
     <w:name w:val="heading 3"/>
     <w:basedOn w:val="Normal"/>
     <w:next w:val="Normal"/>
-    <w:link w:val="Ttulo3Char"/>
     <w:uiPriority w:val="9"/>
     <w:semiHidden/>
     <w:unhideWhenUsed/>
     <w:qFormat/>
-    <w:rsid w:val="007D2C94"/>
     <w:pPr>
       <w:keepNext/>
       <w:keepLines/>
@@ -4196,8 +3843,7 @@
       <w:outlineLvl w:val="2"/>
     </w:pPr>
     <w:rPr>
-      <w:rFonts w:eastAsiaTheme="majorEastAsia" w:cstheme="majorBidi"/>
-      <w:color w:val="0F4761" w:themeColor="accent1" w:themeShade="BF"/>
+      <w:color w:val="0F4761"/>
       <w:sz w:val="28"/>
       <w:szCs w:val="28"/>
     </w:rPr>
@@ -4206,12 +3852,10 @@
     <w:name w:val="heading 4"/>
     <w:basedOn w:val="Normal"/>
     <w:next w:val="Normal"/>
-    <w:link w:val="Ttulo4Char"/>
     <w:uiPriority w:val="9"/>
     <w:semiHidden/>
     <w:unhideWhenUsed/>
     <w:qFormat/>
-    <w:rsid w:val="007D2C94"/>
     <w:pPr>
       <w:keepNext/>
       <w:keepLines/>
@@ -4219,22 +3863,19 @@
       <w:outlineLvl w:val="3"/>
     </w:pPr>
     <w:rPr>
-      <w:rFonts w:eastAsiaTheme="majorEastAsia" w:cstheme="majorBidi"/>
       <w:i/>
       <w:iCs/>
-      <w:color w:val="0F4761" w:themeColor="accent1" w:themeShade="BF"/>
+      <w:color w:val="0F4761"/>
     </w:rPr>
   </w:style>
   <w:style w:type="paragraph" w:styleId="Ttulo5">
     <w:name w:val="heading 5"/>
     <w:basedOn w:val="Normal"/>
     <w:next w:val="Normal"/>
-    <w:link w:val="Ttulo5Char"/>
     <w:uiPriority w:val="9"/>
     <w:semiHidden/>
     <w:unhideWhenUsed/>
     <w:qFormat/>
-    <w:rsid w:val="007D2C94"/>
     <w:pPr>
       <w:keepNext/>
       <w:keepLines/>
@@ -4242,20 +3883,17 @@
       <w:outlineLvl w:val="4"/>
     </w:pPr>
     <w:rPr>
-      <w:rFonts w:eastAsiaTheme="majorEastAsia" w:cstheme="majorBidi"/>
-      <w:color w:val="0F4761" w:themeColor="accent1" w:themeShade="BF"/>
+      <w:color w:val="0F4761"/>
     </w:rPr>
   </w:style>
   <w:style w:type="paragraph" w:styleId="Ttulo6">
     <w:name w:val="heading 6"/>
     <w:basedOn w:val="Normal"/>
     <w:next w:val="Normal"/>
-    <w:link w:val="Ttulo6Char"/>
     <w:uiPriority w:val="9"/>
     <w:semiHidden/>
     <w:unhideWhenUsed/>
     <w:qFormat/>
-    <w:rsid w:val="007D2C94"/>
     <w:pPr>
       <w:keepNext/>
       <w:keepLines/>
@@ -4263,10 +3901,9 @@
       <w:outlineLvl w:val="5"/>
     </w:pPr>
     <w:rPr>
-      <w:rFonts w:eastAsiaTheme="majorEastAsia" w:cstheme="majorBidi"/>
       <w:i/>
       <w:iCs/>
-      <w:color w:val="595959" w:themeColor="text1" w:themeTint="A6"/>
+      <w:color w:val="595959"/>
     </w:rPr>
   </w:style>
   <w:style w:type="paragraph" w:styleId="Ttulo7">
@@ -4337,6 +3974,7 @@
   <w:style w:type="character" w:default="1" w:styleId="Fontepargpadro">
     <w:name w:val="Default Paragraph Font"/>
     <w:uiPriority w:val="1"/>
+    <w:semiHidden/>
     <w:unhideWhenUsed/>
   </w:style>
   <w:style w:type="table" w:default="1" w:styleId="Tabelanormal">
@@ -4360,10 +3998,35 @@
     <w:semiHidden/>
     <w:unhideWhenUsed/>
   </w:style>
+  <w:style w:type="table" w:customStyle="1" w:styleId="TableNormal">
+    <w:name w:val="TableNormal"/>
+    <w:tblPr>
+      <w:tblCellMar>
+        <w:top w:w="100" w:type="dxa"/>
+        <w:left w:w="100" w:type="dxa"/>
+        <w:bottom w:w="100" w:type="dxa"/>
+        <w:right w:w="100" w:type="dxa"/>
+      </w:tblCellMar>
+    </w:tblPr>
+  </w:style>
+  <w:style w:type="paragraph" w:styleId="Ttulo">
+    <w:name w:val="Title"/>
+    <w:basedOn w:val="Normal"/>
+    <w:next w:val="Normal"/>
+    <w:uiPriority w:val="10"/>
+    <w:qFormat/>
+    <w:pPr>
+      <w:spacing w:after="80" w:line="240" w:lineRule="auto"/>
+    </w:pPr>
+    <w:rPr>
+      <w:rFonts w:ascii="Play" w:eastAsia="Play" w:hAnsi="Play" w:cs="Play"/>
+      <w:sz w:val="56"/>
+      <w:szCs w:val="56"/>
+    </w:rPr>
+  </w:style>
   <w:style w:type="character" w:customStyle="1" w:styleId="Ttulo1Char">
     <w:name w:val="Título 1 Char"/>
     <w:basedOn w:val="Fontepargpadro"/>
-    <w:link w:val="Ttulo1"/>
     <w:uiPriority w:val="9"/>
     <w:rsid w:val="007D2C94"/>
     <w:rPr>
@@ -4376,7 +4039,6 @@
   <w:style w:type="character" w:customStyle="1" w:styleId="Ttulo2Char">
     <w:name w:val="Título 2 Char"/>
     <w:basedOn w:val="Fontepargpadro"/>
-    <w:link w:val="Ttulo2"/>
     <w:uiPriority w:val="9"/>
     <w:rsid w:val="007D2C94"/>
     <w:rPr>
@@ -4389,7 +4051,6 @@
   <w:style w:type="character" w:customStyle="1" w:styleId="Ttulo3Char">
     <w:name w:val="Título 3 Char"/>
     <w:basedOn w:val="Fontepargpadro"/>
-    <w:link w:val="Ttulo3"/>
     <w:uiPriority w:val="9"/>
     <w:semiHidden/>
     <w:rsid w:val="007D2C94"/>
@@ -4403,7 +4064,6 @@
   <w:style w:type="character" w:customStyle="1" w:styleId="Ttulo4Char">
     <w:name w:val="Título 4 Char"/>
     <w:basedOn w:val="Fontepargpadro"/>
-    <w:link w:val="Ttulo4"/>
     <w:uiPriority w:val="9"/>
     <w:semiHidden/>
     <w:rsid w:val="007D2C94"/>
@@ -4417,7 +4077,6 @@
   <w:style w:type="character" w:customStyle="1" w:styleId="Ttulo5Char">
     <w:name w:val="Título 5 Char"/>
     <w:basedOn w:val="Fontepargpadro"/>
-    <w:link w:val="Ttulo5"/>
     <w:uiPriority w:val="9"/>
     <w:semiHidden/>
     <w:rsid w:val="007D2C94"/>
@@ -4429,7 +4088,6 @@
   <w:style w:type="character" w:customStyle="1" w:styleId="Ttulo6Char">
     <w:name w:val="Título 6 Char"/>
     <w:basedOn w:val="Fontepargpadro"/>
-    <w:link w:val="Ttulo6"/>
     <w:uiPriority w:val="9"/>
     <w:semiHidden/>
     <w:rsid w:val="007D2C94"/>
@@ -4478,30 +4136,9 @@
       <w:color w:val="272727" w:themeColor="text1" w:themeTint="D8"/>
     </w:rPr>
   </w:style>
-  <w:style w:type="paragraph" w:styleId="Ttulo">
-    <w:name w:val="Title"/>
-    <w:basedOn w:val="Normal"/>
-    <w:next w:val="Normal"/>
-    <w:link w:val="TtuloChar"/>
-    <w:uiPriority w:val="10"/>
-    <w:qFormat/>
-    <w:rsid w:val="007D2C94"/>
-    <w:pPr>
-      <w:spacing w:after="80" w:line="240" w:lineRule="auto"/>
-      <w:contextualSpacing/>
-    </w:pPr>
-    <w:rPr>
-      <w:rFonts w:asciiTheme="majorHAnsi" w:eastAsiaTheme="majorEastAsia" w:hAnsiTheme="majorHAnsi" w:cstheme="majorBidi"/>
-      <w:spacing w:val="-10"/>
-      <w:kern w:val="28"/>
-      <w:sz w:val="56"/>
-      <w:szCs w:val="56"/>
-    </w:rPr>
-  </w:style>
   <w:style w:type="character" w:customStyle="1" w:styleId="TtuloChar">
     <w:name w:val="Título Char"/>
     <w:basedOn w:val="Fontepargpadro"/>
-    <w:link w:val="Ttulo"/>
     <w:uiPriority w:val="10"/>
     <w:rsid w:val="007D2C94"/>
     <w:rPr>
@@ -4512,31 +4149,9 @@
       <w:szCs w:val="56"/>
     </w:rPr>
   </w:style>
-  <w:style w:type="paragraph" w:styleId="Subttulo">
-    <w:name w:val="Subtitle"/>
-    <w:basedOn w:val="Normal"/>
-    <w:next w:val="Normal"/>
-    <w:link w:val="SubttuloChar"/>
-    <w:uiPriority w:val="11"/>
-    <w:qFormat/>
-    <w:rsid w:val="007D2C94"/>
-    <w:pPr>
-      <w:numPr>
-        <w:ilvl w:val="1"/>
-      </w:numPr>
-    </w:pPr>
-    <w:rPr>
-      <w:rFonts w:eastAsiaTheme="majorEastAsia" w:cstheme="majorBidi"/>
-      <w:color w:val="595959" w:themeColor="text1" w:themeTint="A6"/>
-      <w:spacing w:val="15"/>
-      <w:sz w:val="28"/>
-      <w:szCs w:val="28"/>
-    </w:rPr>
-  </w:style>
   <w:style w:type="character" w:customStyle="1" w:styleId="SubttuloChar">
     <w:name w:val="Subtítulo Char"/>
     <w:basedOn w:val="Fontepargpadro"/>
-    <w:link w:val="Subttulo"/>
     <w:uiPriority w:val="11"/>
     <w:rsid w:val="007D2C94"/>
     <w:rPr>
@@ -4647,6 +4262,18 @@
       <w:smallCaps/>
       <w:color w:val="0F4761" w:themeColor="accent1" w:themeShade="BF"/>
       <w:spacing w:val="5"/>
+    </w:rPr>
+  </w:style>
+  <w:style w:type="paragraph" w:styleId="Subttulo">
+    <w:name w:val="Subtitle"/>
+    <w:basedOn w:val="Normal"/>
+    <w:next w:val="Normal"/>
+    <w:uiPriority w:val="11"/>
+    <w:qFormat/>
+    <w:rPr>
+      <w:color w:val="595959"/>
+      <w:sz w:val="28"/>
+      <w:szCs w:val="28"/>
     </w:rPr>
   </w:style>
 </w:styles>
@@ -4945,4 +4572,19 @@
     </a:ext>
   </a:extLst>
 </a:theme>
+</file>
+
+<file path=customXml/item1.xml><?xml version="1.0" encoding="utf-8"?>
+<go:gDocsCustomXmlDataStorage xmlns:go="http://customooxmlschemas.google.com/" xmlns:r="http://schemas.openxmlformats.org/officeDocument/2006/relationships" uri="GoogleDocsCustomDataVersion2">
+  <go:docsCustomData xmlns:go="http://customooxmlschemas.google.com/" roundtripDataSignature="AMtx7miKIlP1u5OLBd7W9p0TjDqrkFPe/g==">CgMxLjA4AHIhMU9BZy1KYkVLbW5lQkxITzVwYnZ6UnljemhCRjdjOHBH</go:docsCustomData>
+</go:gDocsCustomXmlDataStorage>
+</file>
+
+<file path=customXml/itemProps1.xml><?xml version="1.0" encoding="utf-8"?>
+<ds:datastoreItem xmlns:ds="http://schemas.openxmlformats.org/officeDocument/2006/customXml" ds:itemID="{11111111-1234-1234-1234-123412341234}">
+  <ds:schemaRefs>
+    <ds:schemaRef ds:uri="http://customooxmlschemas.google.com/"/>
+    <ds:schemaRef ds:uri="http://schemas.openxmlformats.org/officeDocument/2006/relationships"/>
+  </ds:schemaRefs>
+</ds:datastoreItem>
 </file>
--- a/docs/Cronograma de Desenvolvimento.docx
+++ b/docs/Cronograma de Desenvolvimento.docx
@@ -549,21 +549,8 @@
         </w:numPr>
       </w:pPr>
       <w:r>
-        <w:t xml:space="preserve">Estrutura base do projeto em </w:t>
-      </w:r>
-      <w:proofErr w:type="spellStart"/>
-      <w:r>
-        <w:t>React</w:t>
-      </w:r>
-      <w:proofErr w:type="spellEnd"/>
-      <w:r>
-        <w:t xml:space="preserve"> com </w:t>
-      </w:r>
-      <w:proofErr w:type="spellStart"/>
-      <w:r>
-        <w:t>TypeScript</w:t>
-      </w:r>
-      <w:proofErr w:type="spellEnd"/>
+        <w:t>Estrutura base do projeto em React com TypeScript</w:t>
+      </w:r>
     </w:p>
     <w:p>
       <w:pPr>
@@ -600,6 +587,17 @@
     </w:p>
     <w:p>
       <w:pPr>
+        <w:numPr>
+          <w:ilvl w:val="0"/>
+          <w:numId w:val="2"/>
+        </w:numPr>
+      </w:pPr>
+      <w:r>
+        <w:t>Integração inicial entre frontend e backend</w:t>
+      </w:r>
+    </w:p>
+    <w:p>
+      <w:pPr>
         <w:pStyle w:val="Ttulo2"/>
       </w:pPr>
       <w:r>
@@ -610,7 +608,18 @@
       <w:pPr>
         <w:numPr>
           <w:ilvl w:val="0"/>
-          <w:numId w:val="3"/>
+          <w:numId w:val="2"/>
+        </w:numPr>
+      </w:pPr>
+      <w:r>
+        <w:t>Implementação do módulo de usuários</w:t>
+      </w:r>
+    </w:p>
+    <w:p>
+      <w:pPr>
+        <w:numPr>
+          <w:ilvl w:val="0"/>
+          <w:numId w:val="2"/>
         </w:numPr>
       </w:pPr>
       <w:r>
@@ -621,7 +630,7 @@
       <w:pPr>
         <w:numPr>
           <w:ilvl w:val="0"/>
-          <w:numId w:val="3"/>
+          <w:numId w:val="2"/>
         </w:numPr>
       </w:pPr>
       <w:r>
@@ -632,7 +641,7 @@
       <w:pPr>
         <w:numPr>
           <w:ilvl w:val="0"/>
-          <w:numId w:val="3"/>
+          <w:numId w:val="2"/>
         </w:numPr>
       </w:pPr>
       <w:r>
@@ -651,33 +660,44 @@
       <w:pPr>
         <w:numPr>
           <w:ilvl w:val="0"/>
-          <w:numId w:val="4"/>
-        </w:numPr>
-      </w:pPr>
-      <w:r>
-        <w:t>Integração com API externa para busca de livros</w:t>
-      </w:r>
-    </w:p>
-    <w:p>
-      <w:pPr>
-        <w:numPr>
-          <w:ilvl w:val="0"/>
-          <w:numId w:val="4"/>
-        </w:numPr>
-      </w:pPr>
-      <w:r>
-        <w:t>Implementação da funcionalidade “Livro do mês”</w:t>
-      </w:r>
-    </w:p>
-    <w:p>
-      <w:pPr>
-        <w:numPr>
-          <w:ilvl w:val="0"/>
-          <w:numId w:val="4"/>
-        </w:numPr>
-      </w:pPr>
-      <w:r>
-        <w:t>Estruturação do histórico de leituras</w:t>
+          <w:numId w:val="2"/>
+        </w:numPr>
+      </w:pPr>
+      <w:r>
+        <w:t>Implementação do módulo de Livros</w:t>
+      </w:r>
+    </w:p>
+    <w:p>
+      <w:pPr>
+        <w:numPr>
+          <w:ilvl w:val="0"/>
+          <w:numId w:val="2"/>
+        </w:numPr>
+      </w:pPr>
+      <w:r>
+        <w:t>Cadastro e listagem de livros por clube</w:t>
+      </w:r>
+    </w:p>
+    <w:p>
+      <w:pPr>
+        <w:numPr>
+          <w:ilvl w:val="0"/>
+          <w:numId w:val="2"/>
+        </w:numPr>
+      </w:pPr>
+      <w:r>
+        <w:t>Implementação da funcionalidade de histórico de leituras</w:t>
+      </w:r>
+    </w:p>
+    <w:p>
+      <w:pPr>
+        <w:numPr>
+          <w:ilvl w:val="0"/>
+          <w:numId w:val="2"/>
+        </w:numPr>
+      </w:pPr>
+      <w:r>
+        <w:t>Ajustes de navegação entre clubes e livros</w:t>
       </w:r>
     </w:p>
     <w:p>
@@ -692,33 +712,44 @@
       <w:pPr>
         <w:numPr>
           <w:ilvl w:val="0"/>
-          <w:numId w:val="5"/>
-        </w:numPr>
-      </w:pPr>
-      <w:r>
-        <w:t>Implementação de discussões por capítulo</w:t>
-      </w:r>
-    </w:p>
-    <w:p>
-      <w:pPr>
-        <w:numPr>
-          <w:ilvl w:val="0"/>
-          <w:numId w:val="5"/>
-        </w:numPr>
-      </w:pPr>
-      <w:r>
-        <w:t>Sistema de comentários</w:t>
-      </w:r>
-    </w:p>
-    <w:p>
-      <w:pPr>
-        <w:numPr>
-          <w:ilvl w:val="0"/>
-          <w:numId w:val="5"/>
-        </w:numPr>
-      </w:pPr>
-      <w:r>
-        <w:t>Estrutura do feed do clube</w:t>
+          <w:numId w:val="2"/>
+        </w:numPr>
+      </w:pPr>
+      <w:r>
+        <w:t>Implementação do módulo de Encontros</w:t>
+      </w:r>
+    </w:p>
+    <w:p>
+      <w:pPr>
+        <w:numPr>
+          <w:ilvl w:val="0"/>
+          <w:numId w:val="2"/>
+        </w:numPr>
+      </w:pPr>
+      <w:r>
+        <w:t>Criação e listagem de encontros por clube</w:t>
+      </w:r>
+    </w:p>
+    <w:p>
+      <w:pPr>
+        <w:numPr>
+          <w:ilvl w:val="0"/>
+          <w:numId w:val="2"/>
+        </w:numPr>
+      </w:pPr>
+      <w:r>
+        <w:t>Implementação do sistema de comentários simples</w:t>
+      </w:r>
+    </w:p>
+    <w:p>
+      <w:pPr>
+        <w:numPr>
+          <w:ilvl w:val="0"/>
+          <w:numId w:val="2"/>
+        </w:numPr>
+      </w:pPr>
+      <w:r>
+        <w:t>Integração entre livros, encontros e comentários</w:t>
       </w:r>
     </w:p>
     <w:p>
@@ -726,7 +757,6 @@
         <w:pStyle w:val="Ttulo2"/>
       </w:pPr>
       <w:r>
-        <w:lastRenderedPageBreak/>
         <w:t>Semana 14 (18/05 – 24/05)</w:t>
       </w:r>
     </w:p>
@@ -734,55 +764,57 @@
       <w:pPr>
         <w:numPr>
           <w:ilvl w:val="0"/>
-          <w:numId w:val="6"/>
-        </w:numPr>
-      </w:pPr>
-      <w:r>
-        <w:t>Implementação de enquetes internas</w:t>
-      </w:r>
-    </w:p>
-    <w:p>
-      <w:pPr>
-        <w:numPr>
-          <w:ilvl w:val="0"/>
-          <w:numId w:val="6"/>
-        </w:numPr>
-      </w:pPr>
-      <w:r>
-        <w:t>Implementação de eventos do clube</w:t>
-      </w:r>
-    </w:p>
-    <w:p>
-      <w:pPr>
-        <w:numPr>
-          <w:ilvl w:val="0"/>
-          <w:numId w:val="6"/>
+          <w:numId w:val="2"/>
+        </w:numPr>
+      </w:pPr>
+      <w:r>
+        <w:t>Ajustes gerais das funcionalidades implementadas</w:t>
+      </w:r>
+    </w:p>
+    <w:p>
+      <w:pPr>
+        <w:numPr>
+          <w:ilvl w:val="0"/>
+          <w:numId w:val="2"/>
+        </w:numPr>
+      </w:pPr>
+      <w:r>
+        <w:t>Validação dos fluxos principais do MVP</w:t>
+      </w:r>
+    </w:p>
+    <w:p>
+      <w:pPr>
+        <w:numPr>
+          <w:ilvl w:val="0"/>
+          <w:numId w:val="2"/>
         </w:numPr>
       </w:pPr>
       <w:r>
         <w:t>Ajustes de interface e experiência do usuário</w:t>
       </w:r>
     </w:p>
+    <w:p>
+      <w:pPr>
+        <w:numPr>
+          <w:ilvl w:val="0"/>
+          <w:numId w:val="2"/>
+        </w:numPr>
+      </w:pPr>
+      <w:r>
+        <w:t>Refinamentos de permissões, mensagens e estados de tela</w:t>
+      </w:r>
+    </w:p>
     <w:p/>
     <w:p>
       <w:pPr>
         <w:pStyle w:val="Ttulo1"/>
       </w:pPr>
       <w:r>
-        <w:t xml:space="preserve">Fase 5 – Testes, Ajustes e </w:t>
-      </w:r>
-      <w:proofErr w:type="spellStart"/>
-      <w:r>
-        <w:t>Deploy</w:t>
-      </w:r>
-      <w:proofErr w:type="spellEnd"/>
-    </w:p>
-    <w:p>
-      <w:r>
-        <w:rPr>
-          <w:b/>
-          <w:bCs/>
-        </w:rPr>
+        <w:t>Fase 5 – Testes, Ajustes e Deploy</w:t>
+      </w:r>
+    </w:p>
+    <w:p>
+      <w:r>
         <w:t>Período: 25/05/2026 a 07/06/2026</w:t>
       </w:r>
     </w:p>
@@ -798,7 +830,7 @@
       <w:pPr>
         <w:numPr>
           <w:ilvl w:val="0"/>
-          <w:numId w:val="7"/>
+          <w:numId w:val="2"/>
         </w:numPr>
       </w:pPr>
       <w:r>
@@ -809,7 +841,7 @@
       <w:pPr>
         <w:numPr>
           <w:ilvl w:val="0"/>
-          <w:numId w:val="7"/>
+          <w:numId w:val="2"/>
         </w:numPr>
       </w:pPr>
       <w:r>
@@ -820,7 +852,7 @@
       <w:pPr>
         <w:numPr>
           <w:ilvl w:val="0"/>
-          <w:numId w:val="7"/>
+          <w:numId w:val="2"/>
         </w:numPr>
       </w:pPr>
       <w:r>
@@ -829,6 +861,17 @@
     </w:p>
     <w:p>
       <w:pPr>
+        <w:numPr>
+          <w:ilvl w:val="0"/>
+          <w:numId w:val="2"/>
+        </w:numPr>
+      </w:pPr>
+      <w:r>
+        <w:t>Correções de bugs identificados</w:t>
+      </w:r>
+    </w:p>
+    <w:p>
+      <w:pPr>
         <w:pStyle w:val="Ttulo2"/>
       </w:pPr>
       <w:r>
@@ -839,23 +882,18 @@
       <w:pPr>
         <w:numPr>
           <w:ilvl w:val="0"/>
-          <w:numId w:val="8"/>
-        </w:numPr>
-      </w:pPr>
-      <w:r>
-        <w:t xml:space="preserve">Preparação para </w:t>
-      </w:r>
-      <w:proofErr w:type="spellStart"/>
-      <w:r>
-        <w:t>deploy</w:t>
-      </w:r>
-      <w:proofErr w:type="spellEnd"/>
-    </w:p>
-    <w:p>
-      <w:pPr>
-        <w:numPr>
-          <w:ilvl w:val="0"/>
-          <w:numId w:val="8"/>
+          <w:numId w:val="2"/>
+        </w:numPr>
+      </w:pPr>
+      <w:r>
+        <w:t>Preparação para deploy</w:t>
+      </w:r>
+    </w:p>
+    <w:p>
+      <w:pPr>
+        <w:numPr>
+          <w:ilvl w:val="0"/>
+          <w:numId w:val="2"/>
         </w:numPr>
       </w:pPr>
       <w:r>
@@ -866,11 +904,22 @@
       <w:pPr>
         <w:numPr>
           <w:ilvl w:val="0"/>
-          <w:numId w:val="8"/>
+          <w:numId w:val="2"/>
         </w:numPr>
       </w:pPr>
       <w:r>
         <w:t>Documentação técnica do projeto</w:t>
+      </w:r>
+    </w:p>
+    <w:p>
+      <w:pPr>
+        <w:numPr>
+          <w:ilvl w:val="0"/>
+          <w:numId w:val="2"/>
+        </w:numPr>
+      </w:pPr>
+      <w:r>
+        <w:t>Revisão final do MVP e organização da entrega</w:t>
       </w:r>
     </w:p>
     <w:p/>
